--- a/materials/第1讲整合试讲主版本/01_完整讲稿.docx
+++ b/materials/第1讲整合试讲主版本/01_完整讲稿.docx
@@ -24,7 +24,7 @@
         <w:spacing w:after="95" w:before="0" w:line="330"/>
       </w:pPr>
       <w:r>
-        <w:t xml:space="preserve">面向公安专业一年级。核心90分钟，两个45分钟；100分钟条件性扩展见附页。时间均为净教学时间，课间另计。课堂材料在开始前发到手中。以下“讲述”可以直接讲出；活动、教师备查和出处不朗读。页码对应同版PPT。没有真人试讲，时段是编排预算。</w:t>
+        <w:t xml:space="preserve">面向公安专业一年级。核心90分钟，两个45分钟；100分钟条件性扩展见附页。第一学时常规流程43分钟、机动2分钟；第二学时常规流程42分钟、机动3分钟。机动用于实际指读、追问与回看，可在各学时内穿插，不新增固定内容。时段为含机动的净教学预算，课间另计。课堂材料在开始前发到手中。以下“讲述”可以直接讲出；活动、教师备查和出处不朗读。页码对应同版PPT。没有真人试讲，时段是编排预算。</w:t>
       </w:r>
     </w:p>
     <w:p>
@@ -118,6 +118,7 @@
     <w:p>
       <w:pPr>
         <w:pStyle w:val="TeacherNote"/>
+        <w:keepNext/>
         <w:keepLines/>
         <w:spacing w:after="60" w:before="0" w:line="285"/>
       </w:pPr>
@@ -235,6 +236,7 @@
     <w:p>
       <w:pPr>
         <w:pStyle w:val="TeacherNote"/>
+        <w:keepNext/>
         <w:keepLines/>
         <w:spacing w:after="60" w:before="0" w:line="285"/>
       </w:pPr>
@@ -268,7 +270,7 @@
         <w:spacing w:after="60" w:before="0" w:line="285"/>
       </w:pPr>
       <w:r>
-        <w:t xml:space="preserve">一 国家生活的根本规则｜6—10分钟</w:t>
+        <w:t xml:space="preserve">一 国家生活的根本规则｜6—9.5分钟</w:t>
       </w:r>
     </w:p>
     <w:p>
@@ -325,20 +327,12 @@
     </w:p>
     <w:p>
       <w:pPr>
-        <w:keepLines/>
-        <w:spacing w:after="95" w:before="0" w:line="330"/>
-      </w:pPr>
-      <w:r>
-        <w:t xml:space="preserve">看目录时也可以沿着这个问题走。序言和总纲呈现根本任务、国家性质及基本制度；第二章规定公民的基本权利和义务；第三章配置国家机构；第四章规定国旗、国歌、国徽、首都。这张目录不是本课要求机械记住的清单，它把国家的方向、权力组织和公民地位放进同一个法律文本。</w:t>
-      </w:r>
-    </w:p>
-    <w:p>
-      <w:pPr>
-        <w:keepLines/>
-        <w:spacing w:after="95" w:before="0" w:line="330"/>
-      </w:pPr>
-      <w:r>
-        <w:t xml:space="preserve">对未来从事公安工作的同学而言，维护社会秩序是熟悉的任务。但宪法学习要多追问一步：完成任务的机关从何获得职权，又必须遵守什么？不能因为目标重要，就略去权力如何行使、权利怎样保障。下面看总纲的两个起点。</w:t>
+        <w:keepNext/>
+        <w:keepLines/>
+        <w:spacing w:after="95" w:before="0" w:line="330"/>
+      </w:pPr>
+      <w:r>
+        <w:t xml:space="preserve">材料A列有宪法目录。请留意，国家的根本方向、权力组织和公民地位被放进同一个法律文本。对未来从事公安工作的同学而言，维护秩序也要回答：机关从何获得职权，履职须遵守什么？下面看总纲的两个起点。</w:t>
       </w:r>
     </w:p>
     <w:p>
@@ -367,7 +361,7 @@
         <w:spacing w:after="60" w:before="0" w:line="285"/>
       </w:pPr>
       <w:r>
-        <w:t xml:space="preserve">一 国家生活的根本规则｜10—13分钟</w:t>
+        <w:t xml:space="preserve">一 国家生活的根本规则｜9.5—11.75分钟</w:t>
       </w:r>
     </w:p>
     <w:p>
@@ -402,16 +396,7 @@
         <w:spacing w:after="95" w:before="0" w:line="330"/>
       </w:pPr>
       <w:r>
-        <w:t xml:space="preserve">这不意味着普通法律处理的小事不重要。对一个人来说，劳动报酬、一次拘留、一笔赔偿都可能影响生活。根本与具体，说的是它们在国家制度和法律体系中承担什么工作，并不是给个人痛苦排大小。宪法也不是所有部门法细节的总和。它没有把每个合同条款、每种犯罪构成和每项赔偿标准全部写进来。</w:t>
-      </w:r>
-    </w:p>
-    <w:p>
-      <w:pPr>
-        <w:keepLines/>
-        <w:spacing w:after="95" w:before="0" w:line="330"/>
-      </w:pPr>
-      <w:r>
-        <w:t xml:space="preserve">所以，“根本”要从关系中理解：它确立其他国家活动须共同遵循的基本安排。带着这个认识，再看宪法的概念，定义中的每个部分就有了实际内容。</w:t>
+        <w:t xml:space="preserve">普通法律处理具体事务，同样关系到人的切身利益。这里区分的是规范承担的工作：宪法确立共同的基本安排，普通法律展开具体领域的规则。宪法没有把每项合同条款、犯罪构成和赔偿标准全部写进来。现在把已经看到的内容连成概念。</w:t>
       </w:r>
     </w:p>
     <w:p>
@@ -425,6 +410,7 @@
     <w:p>
       <w:pPr>
         <w:pStyle w:val="TeacherNote"/>
+        <w:keepNext/>
         <w:keepLines/>
         <w:spacing w:after="60" w:before="0" w:line="285"/>
       </w:pPr>
@@ -458,7 +444,7 @@
         <w:spacing w:after="60" w:before="0" w:line="285"/>
       </w:pPr>
       <w:r>
-        <w:t xml:space="preserve">一 国家生活的根本规则｜13—15分钟</w:t>
+        <w:t xml:space="preserve">一 国家生活的根本规则｜11.75—13.5分钟</w:t>
       </w:r>
     </w:p>
     <w:p>
@@ -493,7 +479,7 @@
         <w:spacing w:after="95" w:before="0" w:line="330"/>
       </w:pPr>
       <w:r>
-        <w:t xml:space="preserve">尤其不能从“这个问题很重要”一步跳到“这条规定效力最高”。很多普通法律保护的利益同样重要。我们还要说明宪法在国家权力和法律体系中的地位，并实际看它对其他规范提出的要求。这正是下一步要解释的最高法律效力。</w:t>
+        <w:t xml:space="preserve">下面就把第二个方面展开：宪法为什么能够约束制定法律的活动？请直接看第5条。</w:t>
       </w:r>
     </w:p>
     <w:p>
@@ -507,6 +493,7 @@
     <w:p>
       <w:pPr>
         <w:pStyle w:val="TeacherNote"/>
+        <w:keepNext/>
         <w:keepLines/>
         <w:spacing w:after="60" w:before="0" w:line="285"/>
       </w:pPr>
@@ -540,7 +527,7 @@
         <w:spacing w:after="60" w:before="0" w:line="285"/>
       </w:pPr>
       <w:r>
-        <w:t xml:space="preserve">一 国家生活的根本规则｜15—19分钟</w:t>
+        <w:t xml:space="preserve">一 国家生活的根本规则｜13.5—17分钟</w:t>
       </w:r>
     </w:p>
     <w:p>
@@ -610,16 +597,7 @@
         <w:spacing w:after="95" w:before="0" w:line="330"/>
       </w:pPr>
       <w:r>
-        <w:t xml:space="preserve">这也解释为什么学习宪法并非只关心最高国家机关。你将来读行政法律、适用具体职权规定，仍然是在这个规范关系之中。后半堂我们会用国家赔偿法观察：受约束的普通法律又怎样作出具体安排。</w:t>
-      </w:r>
-    </w:p>
-    <w:p>
-      <w:pPr>
-        <w:keepLines/>
-        <w:spacing w:after="95" w:before="0" w:line="330"/>
-      </w:pPr>
-      <w:r>
-        <w:t xml:space="preserve">先留下这一层认识：立法不是逃出宪法去写规则，而是在宪法规定的权力秩序中形成规则。接下来再往前追问，国家权力既然属于人民，它怎样被组织成日常能够运行的国家机构？</w:t>
+        <w:t xml:space="preserve">你将来适用具体职权规定，仍在这个规范关系之中。后半堂用国家赔偿法观察具体安排。现在先追问：权力既然属于人民，怎样被组织成能够运行的国家机构？</w:t>
       </w:r>
     </w:p>
     <w:p>
@@ -633,6 +611,7 @@
     <w:p>
       <w:pPr>
         <w:pStyle w:val="TeacherNote"/>
+        <w:keepNext/>
         <w:keepLines/>
         <w:spacing w:after="60" w:before="0" w:line="285"/>
       </w:pPr>
@@ -666,7 +645,7 @@
         <w:spacing w:after="60" w:before="0" w:line="285"/>
       </w:pPr>
       <w:r>
-        <w:t xml:space="preserve">一 国家生活的根本规则｜19—23分钟</w:t>
+        <w:t xml:space="preserve">一 国家生活的根本规则｜17—21分钟</w:t>
       </w:r>
     </w:p>
     <w:p>
@@ -718,7 +697,7 @@
         <w:spacing w:after="95" w:before="0" w:line="330"/>
       </w:pPr>
       <w:r>
-        <w:t xml:space="preserve">屏幕上的连线要连着这些动词读。产生关系说明机关怎样取得制度上的位置；负责和监督关系说明这个位置同时带来责任。只画“人民—人大—其他机关”的名单，还不能完整说明制度，因为名单没有告诉我们权力怎样受到持续约束。</w:t>
+        <w:t xml:space="preserve">图中的向下箭头只表示产生或组织关系：人大由民主选举产生，相应国家机关由人大产生。它没有展开直接选举与间接选举的层级，不能读成各级人大都由全体人民直接选举。负责和监督请看右侧文字：人大对人民负责、受人民监督；这些机关对产生它的人大负责、受该人大监督。产生说明制度位置，负责和监督说明持续的责任，不能用同一根向下箭头代替。</w:t>
       </w:r>
     </w:p>
     <w:p>
@@ -750,6 +729,7 @@
     <w:p>
       <w:pPr>
         <w:pStyle w:val="TeacherNote"/>
+        <w:keepNext/>
         <w:keepLines/>
         <w:spacing w:after="60" w:before="0" w:line="285"/>
       </w:pPr>
@@ -764,7 +744,7 @@
         <w:spacing w:after="60" w:before="0" w:line="285"/>
       </w:pPr>
       <w:r>
-        <w:t xml:space="preserve">依据：现行宪法第2条、第3条前三款（图为关系提要）。</w:t>
+        <w:t xml:space="preserve">依据：宪法第2、3条；选举层级未展开，非各级均全民直选。</w:t>
       </w:r>
     </w:p>
     <w:p>
@@ -783,7 +763,7 @@
         <w:spacing w:after="60" w:before="0" w:line="285"/>
       </w:pPr>
       <w:r>
-        <w:t xml:space="preserve">一 国家生活的根本规则｜23—25.75分钟</w:t>
+        <w:t xml:space="preserve">一 国家生活的根本规则｜21—23.75分钟</w:t>
       </w:r>
     </w:p>
     <w:p>
@@ -841,6 +821,7 @@
     <w:p>
       <w:pPr>
         <w:pStyle w:val="TeacherNote"/>
+        <w:keepNext/>
         <w:keepLines/>
         <w:spacing w:after="60" w:before="0" w:line="285"/>
       </w:pPr>
@@ -874,7 +855,7 @@
         <w:spacing w:after="60" w:before="0" w:line="285"/>
       </w:pPr>
       <w:r>
-        <w:t xml:space="preserve">一 国家生活的根本规则｜25.75—28.5分钟</w:t>
+        <w:t xml:space="preserve">一 国家生活的根本规则｜23.75—26.5分钟</w:t>
       </w:r>
     </w:p>
     <w:p>
@@ -932,6 +913,7 @@
     <w:p>
       <w:pPr>
         <w:pStyle w:val="TeacherNote"/>
+        <w:keepNext/>
         <w:keepLines/>
         <w:spacing w:after="60" w:before="0" w:line="285"/>
       </w:pPr>
@@ -965,7 +947,7 @@
         <w:spacing w:after="60" w:before="0" w:line="285"/>
       </w:pPr>
       <w:r>
-        <w:t xml:space="preserve">一 国家生活的根本规则｜28.5—31.5分钟</w:t>
+        <w:t xml:space="preserve">一 国家生活的根本规则｜26.5—29.5分钟</w:t>
       </w:r>
     </w:p>
     <w:p>
@@ -1049,6 +1031,7 @@
     <w:p>
       <w:pPr>
         <w:pStyle w:val="TeacherNote"/>
+        <w:keepNext/>
         <w:keepLines/>
         <w:spacing w:after="60" w:before="0" w:line="285"/>
       </w:pPr>
@@ -1082,7 +1065,7 @@
         <w:spacing w:after="60" w:before="0" w:line="285"/>
       </w:pPr>
       <w:r>
-        <w:t xml:space="preserve">一 国家生活的根本规则｜31.5—34分钟</w:t>
+        <w:t xml:space="preserve">一 国家生活的根本规则｜29.5—32分钟</w:t>
       </w:r>
     </w:p>
     <w:p>
@@ -1140,6 +1123,7 @@
     <w:p>
       <w:pPr>
         <w:pStyle w:val="TeacherNote"/>
+        <w:keepNext/>
         <w:keepLines/>
         <w:spacing w:after="60" w:before="0" w:line="285"/>
       </w:pPr>
@@ -1173,7 +1157,7 @@
         <w:spacing w:after="60" w:before="0" w:line="285"/>
       </w:pPr>
       <w:r>
-        <w:t xml:space="preserve">一 国家生活的根本规则｜34—36.5分钟</w:t>
+        <w:t xml:space="preserve">一 国家生活的根本规则｜32—34.5分钟</w:t>
       </w:r>
     </w:p>
     <w:p>
@@ -1222,6 +1206,7 @@
     <w:p>
       <w:pPr>
         <w:pStyle w:val="TeacherNote"/>
+        <w:keepNext/>
         <w:keepLines/>
         <w:spacing w:after="60" w:before="0" w:line="285"/>
       </w:pPr>
@@ -1256,7 +1241,7 @@
         <w:spacing w:after="60" w:before="0" w:line="285"/>
       </w:pPr>
       <w:r>
-        <w:t xml:space="preserve">一 国家生活的根本规则｜36.5—38.75分钟</w:t>
+        <w:t xml:space="preserve">一 国家生活的根本规则｜34.5—36.75分钟</w:t>
       </w:r>
     </w:p>
     <w:p>
@@ -1323,6 +1308,7 @@
     <w:p>
       <w:pPr>
         <w:pStyle w:val="TeacherNote"/>
+        <w:keepNext/>
         <w:keepLines/>
         <w:spacing w:after="60" w:before="0" w:line="285"/>
       </w:pPr>
@@ -1357,7 +1343,7 @@
         <w:spacing w:after="60" w:before="0" w:line="285"/>
       </w:pPr>
       <w:r>
-        <w:t xml:space="preserve">一 国家生活的根本规则｜38.75—41.75分钟</w:t>
+        <w:t xml:space="preserve">一 国家生活的根本规则｜36.75—39.75分钟</w:t>
       </w:r>
     </w:p>
     <w:p>
@@ -1441,6 +1427,7 @@
     <w:p>
       <w:pPr>
         <w:pStyle w:val="TeacherNote"/>
+        <w:keepNext/>
         <w:keepLines/>
         <w:spacing w:after="60" w:before="0" w:line="285"/>
       </w:pPr>
@@ -1474,7 +1461,7 @@
         <w:spacing w:after="60" w:before="0" w:line="285"/>
       </w:pPr>
       <w:r>
-        <w:t xml:space="preserve">一 国家生活的根本规则｜41.75—43分钟</w:t>
+        <w:t xml:space="preserve">一 国家生活的根本规则｜39.75—41分钟</w:t>
       </w:r>
     </w:p>
     <w:p>
@@ -1523,6 +1510,7 @@
     <w:p>
       <w:pPr>
         <w:pStyle w:val="TeacherNote"/>
+        <w:keepNext/>
         <w:keepLines/>
         <w:spacing w:after="60" w:before="0" w:line="285"/>
       </w:pPr>
@@ -1557,7 +1545,7 @@
         <w:spacing w:after="60" w:before="0" w:line="285"/>
       </w:pPr>
       <w:r>
-        <w:t xml:space="preserve">一 国家生活的根本规则｜43—45分钟</w:t>
+        <w:t xml:space="preserve">一 国家生活的根本规则｜41—43分钟</w:t>
       </w:r>
     </w:p>
     <w:p>
@@ -1628,7 +1616,26 @@
         <w:spacing w:after="60" w:before="0" w:line="285"/>
       </w:pPr>
       <w:r>
-        <w:t xml:space="preserve">本页结束核心第一学时，累计45分钟。若每学时50分钟，此处转附页E1（第32—33页）共5分钟，再进入课间。</w:t>
+        <w:t xml:space="preserve">本页常规流程累计43分钟；本学时另留2分钟供实际指读、追问与回看，按需穿插，不另加内容。若每学时50分钟，此处转附页E1（第32—33页）共5分钟，再进入课间。</w:t>
+      </w:r>
+    </w:p>
+    <w:p>
+      <w:pPr>
+        <w:pStyle w:val="Heading2"/>
+      </w:pPr>
+      <w:r>
+        <w:t xml:space="preserve">本学时机动 不朗读</w:t>
+      </w:r>
+    </w:p>
+    <w:p>
+      <w:pPr>
+        <w:pStyle w:val="TeacherNote"/>
+        <w:keepNext/>
+        <w:keepLines/>
+        <w:spacing w:after="60" w:before="0" w:line="285"/>
+      </w:pPr>
+      <w:r>
+        <w:t xml:space="preserve">另留2分钟（预算43—45分钟），可前移到本学时真实需要的指读、回答或补充理由处，不必等到末页使用。</w:t>
       </w:r>
     </w:p>
     <w:p>
@@ -1732,6 +1739,7 @@
     <w:p>
       <w:pPr>
         <w:pStyle w:val="TeacherNote"/>
+        <w:keepNext/>
         <w:keepLines/>
         <w:spacing w:after="60" w:before="0" w:line="285"/>
       </w:pPr>
@@ -1822,6 +1830,7 @@
     </w:p>
     <w:p>
       <w:pPr>
+        <w:keepNext/>
         <w:keepLines/>
         <w:spacing w:after="95" w:before="0" w:line="330"/>
       </w:pPr>
@@ -1939,6 +1948,7 @@
     <w:p>
       <w:pPr>
         <w:pStyle w:val="TeacherNote"/>
+        <w:keepNext/>
         <w:keepLines/>
         <w:spacing w:after="60" w:before="0" w:line="285"/>
       </w:pPr>
@@ -1961,7 +1971,7 @@
         <w:pStyle w:val="Heading1"/>
       </w:pPr>
       <w:r>
-        <w:t xml:space="preserve">第20页 法律还回答：谁承担回应的义务？</w:t>
+        <w:t xml:space="preserve">第20页 法律还回答：谁依法承担赔偿义务？</w:t>
       </w:r>
     </w:p>
     <w:p>
@@ -2033,16 +2043,16 @@
         <w:spacing w:after="95" w:before="0" w:line="330"/>
       </w:pPr>
       <w:r>
-        <w:t xml:space="preserve">这也改变了看问题的位置。我们不只问工作人员有没有善意，还要问相应机关依法应当承担什么职责。即使更换了具体承办人，机关也不能因此摆脱法定义务。友善可以使办理更体贴，法定职责则使办理成为应当承担的事。</w:t>
-      </w:r>
-    </w:p>
-    <w:p>
-      <w:pPr>
-        <w:keepLines/>
-        <w:spacing w:after="95" w:before="0" w:line="330"/>
-      </w:pPr>
-      <w:r>
-        <w:t xml:space="preserve">这句话要连着前面的条件理解：应当依法回应，不等于每个请求人主张的全部事项都当然成立。现在我们已经有了情形和义务机关两项信息，给定事实以后，就能作一个有根据的有限判断。</w:t>
+        <w:t xml:space="preserve">这也改变了看问题的位置。我们不只问工作人员有没有善意，还要问相应机关是否依法承担赔偿义务。即使更换了具体承办人，机关也不能因此摆脱法定义务。友善可以使办理更体贴，法定职责则使办理成为应当承担的事。</w:t>
+      </w:r>
+    </w:p>
+    <w:p>
+      <w:pPr>
+        <w:keepLines/>
+        <w:spacing w:after="95" w:before="0" w:line="330"/>
+      </w:pPr>
+      <w:r>
+        <w:t xml:space="preserve">这句话要连着前面的条件理解：依法承担赔偿义务，不等于每个请求人主张的全部事项都当然成立。现在我们已经有了情形和义务机关两项信息，给定事实以后，就能作一个有根据的有限判断。</w:t>
       </w:r>
     </w:p>
     <w:p>
@@ -2056,6 +2066,7 @@
     <w:p>
       <w:pPr>
         <w:pStyle w:val="TeacherNote"/>
+        <w:keepNext/>
         <w:keepLines/>
         <w:spacing w:after="60" w:before="0" w:line="285"/>
       </w:pPr>
@@ -2147,6 +2158,7 @@
     <w:p>
       <w:pPr>
         <w:pStyle w:val="TeacherNote"/>
+        <w:keepNext/>
         <w:keepLines/>
         <w:spacing w:after="60" w:before="0" w:line="285"/>
       </w:pPr>
@@ -2229,6 +2241,7 @@
     <w:p>
       <w:pPr>
         <w:pStyle w:val="TeacherNote"/>
+        <w:keepNext/>
         <w:keepLines/>
         <w:spacing w:after="60" w:before="0" w:line="285"/>
       </w:pPr>
@@ -2312,6 +2325,7 @@
     </w:p>
     <w:p>
       <w:pPr>
+        <w:keepNext/>
         <w:keepLines/>
         <w:spacing w:after="95" w:before="0" w:line="330"/>
       </w:pPr>
@@ -2335,80 +2349,62 @@
         <w:pStyle w:val="Heading1"/>
       </w:pPr>
       <w:r>
-        <w:t xml:space="preserve">第24页 最高效力，与制度是否写全，是两个问题</w:t>
-      </w:r>
-    </w:p>
-    <w:p>
-      <w:pPr>
-        <w:pStyle w:val="TeacherNote"/>
-        <w:keepNext/>
-        <w:keepLines/>
-        <w:spacing w:after="60" w:before="0" w:line="285"/>
-      </w:pPr>
-      <w:r>
-        <w:t xml:space="preserve">二 根本要求怎样进入具体制度｜64.25—67.75分钟</w:t>
-      </w:r>
-    </w:p>
-    <w:p>
-      <w:pPr>
-        <w:pStyle w:val="Heading2"/>
-      </w:pPr>
-      <w:r>
-        <w:t xml:space="preserve">讲述</w:t>
-      </w:r>
-    </w:p>
-    <w:p>
-      <w:pPr>
-        <w:keepLines/>
-        <w:spacing w:after="95" w:before="0" w:line="330"/>
-      </w:pPr>
-      <w:r>
-        <w:t xml:space="preserve">刚才的例子容易引出一个真实的疑问：处理请求时我们一直在读国家赔偿法，那么宪法是不是只剩一段背景？既然还有很多细节要由法律规定，宪法的效力是不是也要等法律来决定？</w:t>
-      </w:r>
-    </w:p>
-    <w:p>
-      <w:pPr>
-        <w:keepLines/>
-        <w:spacing w:after="95" w:before="0" w:line="330"/>
-      </w:pPr>
-      <w:r>
-        <w:t xml:space="preserve">要回答它，先分清两个问题。最高效力回答普通法律能不能排除、背离宪法要求；具体制度回答这些要求在某个领域中怎样展开。规范已经有约束力，与全部办理细节已经写完，是两个不同判断。</w:t>
-      </w:r>
-    </w:p>
-    <w:p>
-      <w:pPr>
-        <w:keepLines/>
-        <w:spacing w:after="95" w:before="0" w:line="330"/>
-      </w:pPr>
-      <w:r>
-        <w:t xml:space="preserve">第41条已经确认相应赔偿权，这项规定对国家机关具有法律约束力。国家赔偿法进一步规定哪些情形、哪个机关、怎样提出请求。我们需要后者，是因为办理需要具体制度，不是因为前者原本毫无效力。</w:t>
-      </w:r>
-    </w:p>
-    <w:p>
-      <w:pPr>
-        <w:keepLines/>
-        <w:spacing w:after="95" w:before="0" w:line="330"/>
-      </w:pPr>
-      <w:r>
-        <w:t xml:space="preserve">再向另一面想。宪法已经确认权利，也不等于个案所有条件和结论已经齐备。你仍然要查是不是行使相应职权、是否发生法定侵害和损害。最高的效力没有替代这些事实判断。</w:t>
-      </w:r>
-    </w:p>
-    <w:p>
-      <w:pPr>
-        <w:keepLines/>
-        <w:spacing w:after="95" w:before="0" w:line="330"/>
-      </w:pPr>
-      <w:r>
-        <w:t xml:space="preserve">所以，宪法与普通法律在这里既有约束关系，也有制度展开的关系。法律可以形成不同的具体安排，却须尊重根本权利要求。我们不能说每个制度细节早就逐字藏在第41条里；也不能把依照法律规定理解成法律想保障才保障。</w:t>
-      </w:r>
-    </w:p>
-    <w:p>
-      <w:pPr>
-        <w:keepLines/>
-        <w:spacing w:after="95" w:before="0" w:line="330"/>
-      </w:pPr>
-      <w:r>
-        <w:t xml:space="preserve">把这个区别说清楚，比背一句“宪法与法律相互联系”更进一步。现在请大家自己解释一次：法律已经规定了那么多具体事项，宪法在这里究竟还约束什么？</w:t>
+        <w:t xml:space="preserve">第24页 刚才一直在读普通法律，宪法还在哪里？</w:t>
+      </w:r>
+    </w:p>
+    <w:p>
+      <w:pPr>
+        <w:pStyle w:val="TeacherNote"/>
+        <w:keepNext/>
+        <w:keepLines/>
+        <w:spacing w:after="60" w:before="0" w:line="285"/>
+      </w:pPr>
+      <w:r>
+        <w:t xml:space="preserve">二 根本要求怎样进入具体制度｜64.25—65.75分钟</w:t>
+      </w:r>
+    </w:p>
+    <w:p>
+      <w:pPr>
+        <w:pStyle w:val="Heading2"/>
+      </w:pPr>
+      <w:r>
+        <w:t xml:space="preserve">讲述</w:t>
+      </w:r>
+    </w:p>
+    <w:p>
+      <w:pPr>
+        <w:keepLines/>
+        <w:spacing w:after="95" w:before="0" w:line="330"/>
+      </w:pPr>
+      <w:r>
+        <w:t xml:space="preserve">刚才处理请求时，我们一直在读国家赔偿法。那么宪法是不是只剩一段背景？既然还有细节要由法律规定，宪法的效力是不是也要等法律来决定？</w:t>
+      </w:r>
+    </w:p>
+    <w:p>
+      <w:pPr>
+        <w:keepLines/>
+        <w:spacing w:after="95" w:before="0" w:line="330"/>
+      </w:pPr>
+      <w:r>
+        <w:t xml:space="preserve">先不急着听教师的解释。请回到第5条、第41条，再回看刚才帮助我们找到赔偿情形和义务机关的两条法律。下一页用这些材料自己组织一个回答。</w:t>
+      </w:r>
+    </w:p>
+    <w:p>
+      <w:pPr>
+        <w:pStyle w:val="Heading2"/>
+      </w:pPr>
+      <w:r>
+        <w:t xml:space="preserve">活动与停留 不朗读</w:t>
+      </w:r>
+    </w:p>
+    <w:p>
+      <w:pPr>
+        <w:pStyle w:val="TeacherNote"/>
+        <w:keepLines/>
+        <w:spacing w:after="60" w:before="0" w:line="285"/>
+      </w:pPr>
+      <w:r>
+        <w:t xml:space="preserve">回看指定条文，约30秒。只定位材料，不在此页先给完整关系解释。（约30秒，已计入本页。）</w:t>
       </w:r>
     </w:p>
     <w:p>
@@ -2422,21 +2418,23 @@
     <w:p>
       <w:pPr>
         <w:pStyle w:val="TeacherNote"/>
-        <w:keepLines/>
-        <w:spacing w:after="60" w:before="0" w:line="285"/>
-      </w:pPr>
-      <w:r>
-        <w:t xml:space="preserve">不就直接裁判依据作一概结论；立法形成空间存在学理争论见来源记录。屏幕与讲述不采用所有权利都等待配套法的说法。</w:t>
-      </w:r>
-    </w:p>
-    <w:p>
-      <w:pPr>
-        <w:pStyle w:val="TeacherNote"/>
-        <w:keepLines/>
-        <w:spacing w:after="60" w:before="0" w:line="285"/>
-      </w:pPr>
-      <w:r>
-        <w:t xml:space="preserve">依据：宪法第5、41条；教材印刷219、319、324—325页。</w:t>
+        <w:keepNext/>
+        <w:keepLines/>
+        <w:spacing w:after="60" w:before="0" w:line="285"/>
+      </w:pPr>
+      <w:r>
+        <w:t xml:space="preserve">本页保留真实疑问及作答所需条文定位，完整关系讲解集中在学生尝试之后的第26页；不要求无材料猜答案。</w:t>
+      </w:r>
+    </w:p>
+    <w:p>
+      <w:pPr>
+        <w:pStyle w:val="TeacherNote"/>
+        <w:keepNext/>
+        <w:keepLines/>
+        <w:spacing w:after="60" w:before="0" w:line="285"/>
+      </w:pPr>
+      <w:r>
+        <w:t xml:space="preserve">依据：任务4准备｜宪法第5、41条；国家赔偿法第3、7条。</w:t>
       </w:r>
     </w:p>
     <w:p>
@@ -2455,24 +2453,24 @@
         <w:spacing w:after="60" w:before="0" w:line="285"/>
       </w:pPr>
       <w:r>
-        <w:t xml:space="preserve">二 根本要求怎样进入具体制度｜67.75—71.5分钟</w:t>
-      </w:r>
-    </w:p>
-    <w:p>
-      <w:pPr>
-        <w:pStyle w:val="Heading2"/>
-      </w:pPr>
-      <w:r>
-        <w:t xml:space="preserve">讲述</w:t>
-      </w:r>
-    </w:p>
-    <w:p>
-      <w:pPr>
-        <w:keepLines/>
-        <w:spacing w:after="95" w:before="0" w:line="330"/>
-      </w:pPr>
-      <w:r>
-        <w:t xml:space="preserve">请认真对待这个疑问。不是只答宪法最高，也不是再答一遍县公安局。用第5条和第41条说明宪法的约束，再举一项国家赔偿法真正补充的安排，解释为什么两种规范都需要。</w:t>
+        <w:t xml:space="preserve">二 根本要求怎样进入具体制度｜65.75—69.5分钟</w:t>
+      </w:r>
+    </w:p>
+    <w:p>
+      <w:pPr>
+        <w:pStyle w:val="Heading2"/>
+      </w:pPr>
+      <w:r>
+        <w:t xml:space="preserve">讲述</w:t>
+      </w:r>
+    </w:p>
+    <w:p>
+      <w:pPr>
+        <w:keepLines/>
+        <w:spacing w:after="95" w:before="0" w:line="330"/>
+      </w:pPr>
+      <w:r>
+        <w:t xml:space="preserve">用第5条和第41条说明宪法的约束，再举一项国家赔偿法增加的安排，解释为什么两种规范都需要。可以按自己的顺序写出理由。</w:t>
       </w:r>
     </w:p>
     <w:p>
@@ -2504,11 +2502,12 @@
     <w:p>
       <w:pPr>
         <w:pStyle w:val="TeacherNote"/>
-        <w:keepLines/>
-        <w:spacing w:after="60" w:before="0" w:line="285"/>
-      </w:pPr>
-      <w:r>
-        <w:t xml:space="preserve">这是M1新增关系说明任务。题面只提出疑问和依据要求，不预填完整结论。不同意某种讲法也须给出条文理由，不把学生当辩论对手。</w:t>
+        <w:keepNext/>
+        <w:keepLines/>
+        <w:spacing w:after="60" w:before="0" w:line="285"/>
+      </w:pPr>
+      <w:r>
+        <w:t xml:space="preserve">保留M1关系说明任务：先回看、尝试，再反馈。题面不预填完整结论。不得把教学设问称为真实学生原话。</w:t>
       </w:r>
     </w:p>
     <w:p>
@@ -2538,7 +2537,7 @@
         <w:spacing w:after="60" w:before="0" w:line="285"/>
       </w:pPr>
       <w:r>
-        <w:t xml:space="preserve">二 根本要求怎样进入具体制度｜71.5—75.5分钟</w:t>
+        <w:t xml:space="preserve">二 根本要求怎样进入具体制度｜69.5—72.5分钟</w:t>
       </w:r>
     </w:p>
     <w:p>
@@ -2556,61 +2555,33 @@
         <w:spacing w:after="60" w:before="0" w:line="285"/>
       </w:pPr>
       <w:r>
-        <w:t xml:space="preserve">请两名学生各给一个理由或一个制度例子，总计约1分钟。（约60秒，已计入本页。）</w:t>
-      </w:r>
-    </w:p>
-    <w:p>
-      <w:pPr>
-        <w:pStyle w:val="Heading2"/>
-      </w:pPr>
-      <w:r>
-        <w:t xml:space="preserve">讲述</w:t>
-      </w:r>
-    </w:p>
-    <w:p>
-      <w:pPr>
-        <w:keepLines/>
-        <w:spacing w:after="95" w:before="0" w:line="330"/>
-      </w:pPr>
-      <w:r>
-        <w:t xml:space="preserve">一种完整回答可以这样说：第41条已经确认相应侵权损失者依照法律规定取得赔偿的权利；第5条使普通法律受到宪法约束，不能自行排除这一要求。第7条又把义务落实到相应行政机关，因此提出请求与办理请求都有了更具体的制度依据。</w:t>
-      </w:r>
-    </w:p>
-    <w:p>
-      <w:pPr>
-        <w:keepLines/>
-        <w:spacing w:after="95" w:before="0" w:line="330"/>
-      </w:pPr>
-      <w:r>
-        <w:t xml:space="preserve">也可以选第3条作例子，说明哪些行政侵权情形纳入本法赔偿；或者用第9条说明提出途径同样需要安排。我们看重的是，你是否把已有的根本要求与新增的具体信息接起来，而不是用了几个学理词。</w:t>
-      </w:r>
-    </w:p>
-    <w:p>
-      <w:pPr>
-        <w:keepLines/>
-        <w:spacing w:after="95" w:before="0" w:line="330"/>
-      </w:pPr>
-      <w:r>
-        <w:t xml:space="preserve">如果只写“宪法不能任意违反”，前半层成立，后半层还缺法律增加了什么。如果只写“第7条规定赔偿义务机关”，例子找对了，还须说明该安排受到什么约束。把两句话并排放着并不难，难的是说明它们为什么可以同时成立。</w:t>
-      </w:r>
-    </w:p>
-    <w:p>
-      <w:pPr>
-        <w:keepLines/>
-        <w:pageBreakBefore/>
-        <w:spacing w:after="95" w:before="0" w:line="330"/>
-      </w:pPr>
-      <w:r>
-        <w:t xml:space="preserve">我们可以把关系收成一句话：法律继续回答怎样保障，仍须尊重宪法已经确认的保障要求。这不是说任何赔偿请求都应全额支持，而是说形成具体规则与取消根本约束，不能混为一件事。</w:t>
-      </w:r>
-    </w:p>
-    <w:p>
-      <w:pPr>
-        <w:keepLines/>
-        <w:spacing w:after="95" w:before="0" w:line="330"/>
-      </w:pPr>
-      <w:r>
-        <w:t xml:space="preserve">这道题把条文背后的关系接了起来。接下来用两个更短的问题，看这个关系能否离开熟悉的起首句而成立。</w:t>
+        <w:t xml:space="preserve">请两名学生各给一个理由或一个制度例子，总计约1分钟。依据实际回答选择短反馈或备查展开，不虚构错误。（约60秒，已计入本页。）</w:t>
+      </w:r>
+    </w:p>
+    <w:p>
+      <w:pPr>
+        <w:pStyle w:val="Heading2"/>
+      </w:pPr>
+      <w:r>
+        <w:t xml:space="preserve">讲述</w:t>
+      </w:r>
+    </w:p>
+    <w:p>
+      <w:pPr>
+        <w:keepLines/>
+        <w:spacing w:after="95" w:before="0" w:line="330"/>
+      </w:pPr>
+      <w:r>
+        <w:t xml:space="preserve">把刚才的回答放回两组条文：第41条已经确认相应赔偿权，第5条约束普通法律；第7条再确定谁负赔偿义务。需要补充办理制度，并不表示宪法此前无效；已有最高效力，也没有替我们写完个案条件。法律继续回答怎样保障，仍须尊重宪法已经确认的保障要求。</w:t>
+      </w:r>
+    </w:p>
+    <w:p>
+      <w:pPr>
+        <w:keepLines/>
+        <w:spacing w:after="95" w:before="0" w:line="330"/>
+      </w:pPr>
+      <w:r>
+        <w:t xml:space="preserve">这道题要说明的是已有约束与新增安排怎样并存。接下来用两个短问题，看看这个关系是否取决于法律开头有没有写根据宪法。</w:t>
       </w:r>
     </w:p>
     <w:p>
@@ -2628,7 +2599,48 @@
         <w:spacing w:after="60" w:before="0" w:line="285"/>
       </w:pPr>
       <w:r>
-        <w:t xml:space="preserve">收束为课程原创表达，与Pro示例相关但作范围收紧。没有将一种方案合理等同全法合宪；不从立即答题声称独立迁移已经成功。</w:t>
+        <w:t xml:space="preserve">常规讲评先听实际回答。上面的短反馈用于已说清两层关系的回答；不要再逐段复读本页全部备查。若仍有混淆，用下段替代短反馈中对应部分，并从第二学时3分钟机动中调配，不额外叠加两套完整讲评。</w:t>
+      </w:r>
+    </w:p>
+    <w:p>
+      <w:pPr>
+        <w:pStyle w:val="TeacherNote"/>
+        <w:keepLines/>
+        <w:spacing w:after="60" w:before="0" w:line="285"/>
+      </w:pPr>
+      <w:r>
+        <w:t xml:space="preserve">需要展开时：最高效力回答普通法律能不能排除或背离宪法要求；具体制度回答相应要求怎样在一个领域展开。规范已经有约束力，与全部办理细节已经写完，是两个不同判断。第41条已经确认相应赔偿权，对国家机关具有约束力；国家赔偿法第3条增加具体情形，第7条明确义务机关，第9条安排提出途径。需要后者，因为办理需要具体制度，而不是前者原本没有效力。</w:t>
+      </w:r>
+    </w:p>
+    <w:p>
+      <w:pPr>
+        <w:pStyle w:val="TeacherNote"/>
+        <w:keepLines/>
+        <w:spacing w:after="60" w:before="0" w:line="285"/>
+      </w:pPr>
+      <w:r>
+        <w:t xml:space="preserve">另一面的限度：宪法已经确认权利，并不等于个案事实和结论全部齐备，仍须核查职权性质、法定侵害及损害等。法律有形成具体制度的空间，不能说所有细节早已逐字藏在第41条，也不能把依照法律规定理解成可以任意取消该宪法要求。</w:t>
+      </w:r>
+    </w:p>
+    <w:p>
+      <w:pPr>
+        <w:pStyle w:val="TeacherNote"/>
+        <w:keepLines/>
+        <w:spacing w:after="60" w:before="0" w:line="285"/>
+      </w:pPr>
+      <w:r>
+        <w:t xml:space="preserve">按实际缺口回应：只说宪法最高，追问第41条确认什么、具体法律增加什么；只列第7条义务机关，追问第5条怎样约束这一安排。接受第3条或第9条准确例子，不要求统一学理措辞。</w:t>
+      </w:r>
+    </w:p>
+    <w:p>
+      <w:pPr>
+        <w:pStyle w:val="TeacherNote"/>
+        <w:keepNext/>
+        <w:keepLines/>
+        <w:spacing w:after="60" w:before="0" w:line="285"/>
+      </w:pPr>
+      <w:r>
+        <w:t xml:space="preserve">保留主讲之外的完整理由供教师按需调用。不就宪法直接裁判依据作一概结论；立法形成空间的学理区别见来源记录。不把即时回答当作独立迁移已经成功。</w:t>
       </w:r>
     </w:p>
     <w:p>
@@ -2658,7 +2670,7 @@
         <w:spacing w:after="60" w:before="0" w:line="285"/>
       </w:pPr>
       <w:r>
-        <w:t xml:space="preserve">二 根本要求怎样进入具体制度｜75.5—77.5分钟</w:t>
+        <w:t xml:space="preserve">二 根本要求怎样进入具体制度｜72.5—74.5分钟</w:t>
       </w:r>
     </w:p>
     <w:p>
@@ -2733,6 +2745,7 @@
     <w:p>
       <w:pPr>
         <w:pStyle w:val="TeacherNote"/>
+        <w:keepNext/>
         <w:keepLines/>
         <w:spacing w:after="60" w:before="0" w:line="285"/>
       </w:pPr>
@@ -2767,6 +2780,107 @@
         <w:spacing w:after="60" w:before="0" w:line="285"/>
       </w:pPr>
       <w:r>
+        <w:t xml:space="preserve">二 根本要求怎样进入具体制度｜74.5—77.5分钟</w:t>
+      </w:r>
+    </w:p>
+    <w:p>
+      <w:pPr>
+        <w:pStyle w:val="Heading2"/>
+      </w:pPr>
+      <w:r>
+        <w:t xml:space="preserve">讲述</w:t>
+      </w:r>
+    </w:p>
+    <w:p>
+      <w:pPr>
+        <w:keepLines/>
+        <w:spacing w:after="95" w:before="0" w:line="330"/>
+      </w:pPr>
+      <w:r>
+        <w:t xml:space="preserve">这一次材料没有给足。只知道某机关为了公共利益限制乙的行动，没有说明机关身份、采取的措施和具体依据。请判断现有信息是否已经证明合法授权，再写出两类你真正需要知道的事实或规范。</w:t>
+      </w:r>
+    </w:p>
+    <w:p>
+      <w:pPr>
+        <w:pStyle w:val="Heading2"/>
+      </w:pPr>
+      <w:r>
+        <w:t xml:space="preserve">活动与停留 不朗读</w:t>
+      </w:r>
+    </w:p>
+    <w:p>
+      <w:pPr>
+        <w:pStyle w:val="TeacherNote"/>
+        <w:keepLines/>
+        <w:spacing w:after="60" w:before="0" w:line="285"/>
+      </w:pPr>
+      <w:r>
+        <w:t xml:space="preserve">独立列出缺口约1分30秒，与同桌比较是否只写“资料不足”，约30秒。（约120秒，已计入本页。）</w:t>
+      </w:r>
+    </w:p>
+    <w:p>
+      <w:pPr>
+        <w:pStyle w:val="Heading2"/>
+      </w:pPr>
+      <w:r>
+        <w:t xml:space="preserve">讲述</w:t>
+      </w:r>
+    </w:p>
+    <w:p>
+      <w:pPr>
+        <w:keepLines/>
+        <w:spacing w:after="95" w:before="0" w:line="330"/>
+      </w:pPr>
+      <w:r>
+        <w:t xml:space="preserve">列缺口要能指导下一步查找。如果只写“还要看法律”，范围太大；应进一步说，需要查什么机关的哪项职权、何种措施的什么条件。先保留自己的答案，下一页再一起看。</w:t>
+      </w:r>
+    </w:p>
+    <w:p>
+      <w:pPr>
+        <w:pStyle w:val="Heading2"/>
+      </w:pPr>
+      <w:r>
+        <w:t xml:space="preserve">教师备查 不朗读</w:t>
+      </w:r>
+    </w:p>
+    <w:p>
+      <w:pPr>
+        <w:pStyle w:val="TeacherNote"/>
+        <w:keepNext/>
+        <w:keepLines/>
+        <w:spacing w:after="60" w:before="0" w:line="285"/>
+      </w:pPr>
+      <w:r>
+        <w:t xml:space="preserve">不把未提供授权等同法律客观不存在授权。该题不预设措施真实合法或违法；原版同类题保留并收紧主讲。</w:t>
+      </w:r>
+    </w:p>
+    <w:p>
+      <w:pPr>
+        <w:pStyle w:val="TeacherNote"/>
+        <w:keepNext/>
+        <w:keepLines/>
+        <w:spacing w:after="60" w:before="0" w:line="285"/>
+      </w:pPr>
+      <w:r>
+        <w:t xml:space="preserve">依据：任务6｜教学设例；宪法第5、33条等作规范背景。</w:t>
+      </w:r>
+    </w:p>
+    <w:p>
+      <w:pPr>
+        <w:pStyle w:val="Heading1"/>
+      </w:pPr>
+      <w:r>
+        <w:t xml:space="preserve">第29页 任务6讲评：把目标、权限、条件和程序分开</w:t>
+      </w:r>
+    </w:p>
+    <w:p>
+      <w:pPr>
+        <w:pStyle w:val="TeacherNote"/>
+        <w:keepNext/>
+        <w:keepLines/>
+        <w:spacing w:after="60" w:before="0" w:line="285"/>
+      </w:pPr>
+      <w:r>
         <w:t xml:space="preserve">二 根本要求怎样进入具体制度｜77.5—80.5分钟</w:t>
       </w:r>
     </w:p>
@@ -2775,23 +2889,6 @@
         <w:pStyle w:val="Heading2"/>
       </w:pPr>
       <w:r>
-        <w:t xml:space="preserve">讲述</w:t>
-      </w:r>
-    </w:p>
-    <w:p>
-      <w:pPr>
-        <w:keepLines/>
-        <w:spacing w:after="95" w:before="0" w:line="330"/>
-      </w:pPr>
-      <w:r>
-        <w:t xml:space="preserve">这一次材料没有给足。只知道某机关为了公共利益限制乙的行动，没有说明机关身份、采取的措施和具体依据。请判断现有信息是否已经证明合法授权，再写出两类你真正需要知道的事实或规范。</w:t>
-      </w:r>
-    </w:p>
-    <w:p>
-      <w:pPr>
-        <w:pStyle w:val="Heading2"/>
-      </w:pPr>
-      <w:r>
         <w:t xml:space="preserve">活动与停留 不朗读</w:t>
       </w:r>
     </w:p>
@@ -2802,24 +2899,51 @@
         <w:spacing w:after="60" w:before="0" w:line="285"/>
       </w:pPr>
       <w:r>
-        <w:t xml:space="preserve">独立列出缺口约1分30秒，与同桌比较是否只写“资料不足”，约30秒。（约120秒，已计入本页。）</w:t>
-      </w:r>
-    </w:p>
-    <w:p>
-      <w:pPr>
-        <w:pStyle w:val="Heading2"/>
-      </w:pPr>
-      <w:r>
-        <w:t xml:space="preserve">讲述</w:t>
-      </w:r>
-    </w:p>
-    <w:p>
-      <w:pPr>
-        <w:keepLines/>
-        <w:spacing w:after="95" w:before="0" w:line="330"/>
-      </w:pPr>
-      <w:r>
-        <w:t xml:space="preserve">列缺口要能指导下一步查找。如果只写“还要看法律”，范围太大；应进一步说，需要查什么机关的哪项职权、何种措施的什么条件。先保留自己的答案，下一页再一起看。</w:t>
+        <w:t xml:space="preserve">请一名学生给出一个具体缺口，另一名补充不同类别，总计约45秒。（约45秒，已计入本页。）</w:t>
+      </w:r>
+    </w:p>
+    <w:p>
+      <w:pPr>
+        <w:pStyle w:val="Heading2"/>
+      </w:pPr>
+      <w:r>
+        <w:t xml:space="preserve">讲述</w:t>
+      </w:r>
+    </w:p>
+    <w:p>
+      <w:pPr>
+        <w:keepLines/>
+        <w:spacing w:after="95" w:before="0" w:line="330"/>
+      </w:pPr>
+      <w:r>
+        <w:t xml:space="preserve">现有材料足以支持一个确定判断：单凭为了公共利益，不能证明这项具体限制措施已经获得合法授权。要继续判断，还需知道机关具有什么职权，采取的是哪种措施，具体法律依据和适用条件是什么，事实是否符合，程序怎样进行。</w:t>
+      </w:r>
+    </w:p>
+    <w:p>
+      <w:pPr>
+        <w:keepLines/>
+        <w:spacing w:after="95" w:before="0" w:line="330"/>
+      </w:pPr>
+      <w:r>
+        <w:t xml:space="preserve">这与前面的赔偿题为什么不同？赔偿题明确给了行政职权、违法拘留和人身自由侵害，相关条件已经查明，所以能够作出有限结论。这里没有给出这些关键材料，才需要继续查。不是法律问题一律没有答案，而是结论必须与已经掌握的依据相称。</w:t>
+      </w:r>
+    </w:p>
+    <w:p>
+      <w:pPr>
+        <w:keepLines/>
+        <w:spacing w:after="95" w:before="0" w:line="330"/>
+      </w:pPr>
+      <w:r>
+        <w:t xml:space="preserve">原则仍有法律意义。它约束和引导立法、履职和解释，但从一般要求到具体措施，需要完成相应的权限和事实判断。我们既不能让普通法律摆脱宪法，也不能让抽象原则自动授予任何具体措施的权限。</w:t>
+      </w:r>
+    </w:p>
+    <w:p>
+      <w:pPr>
+        <w:keepLines/>
+        <w:spacing w:after="95" w:before="0" w:line="330"/>
+      </w:pPr>
+      <w:r>
+        <w:t xml:space="preserve">带着这两端的联系，最后再看宪法要求如何进入制度和实际工作。</w:t>
       </w:r>
     </w:p>
     <w:p>
@@ -2833,22 +2957,22 @@
     <w:p>
       <w:pPr>
         <w:pStyle w:val="TeacherNote"/>
-        <w:keepLines/>
-        <w:spacing w:after="60" w:before="0" w:line="285"/>
-      </w:pPr>
-      <w:r>
-        <w:t xml:space="preserve">不把未提供授权等同法律客观不存在授权。该题不预设措施真实合法或违法；原版同类题保留并收紧主讲。</w:t>
-      </w:r>
-    </w:p>
-    <w:p>
-      <w:pPr>
-        <w:pStyle w:val="TeacherNote"/>
-        <w:keepNext/>
-        <w:keepLines/>
-        <w:spacing w:after="60" w:before="0" w:line="285"/>
-      </w:pPr>
-      <w:r>
-        <w:t xml:space="preserve">依据：任务6｜教学设例；宪法第5、33条等作规范背景。</w:t>
+        <w:keepNext/>
+        <w:keepLines/>
+        <w:spacing w:after="60" w:before="0" w:line="285"/>
+      </w:pPr>
+      <w:r>
+        <w:t xml:space="preserve">不作正式违宪宣告或个案执法结论；具体机关职权与救济留后续课。</w:t>
+      </w:r>
+    </w:p>
+    <w:p>
+      <w:pPr>
+        <w:pStyle w:val="TeacherNote"/>
+        <w:keepLines/>
+        <w:spacing w:after="60" w:before="0" w:line="285"/>
+      </w:pPr>
+      <w:r>
+        <w:t xml:space="preserve">依据：任务6参考说明；与任务3对照。</w:t>
       </w:r>
     </w:p>
     <w:p>
@@ -2856,7 +2980,7 @@
         <w:pStyle w:val="Heading1"/>
       </w:pPr>
       <w:r>
-        <w:t xml:space="preserve">第29页 任务6讲评：把目标、权限、条件和程序分开</w:t>
+        <w:t xml:space="preserve">第30页 从根本要求，到依法办理和权利救济</w:t>
       </w:r>
     </w:p>
     <w:p>
@@ -2875,6 +2999,124 @@
         <w:pStyle w:val="Heading2"/>
       </w:pPr>
       <w:r>
+        <w:t xml:space="preserve">讲述</w:t>
+      </w:r>
+    </w:p>
+    <w:p>
+      <w:pPr>
+        <w:keepLines/>
+        <w:spacing w:after="95" w:before="0" w:line="330"/>
+      </w:pPr>
+      <w:r>
+        <w:t xml:space="preserve">把今天的四个位置放在一起：宪法确认和约束，普通法律在约束下形成具体制度，国家机关依事实和规则履行职责，权利通过制度获得保障。本例最后这一环表现为法定赔偿救济，是权利保障的一种方式。</w:t>
+      </w:r>
+    </w:p>
+    <w:p>
+      <w:pPr>
+        <w:keepLines/>
+        <w:spacing w:after="95" w:before="0" w:line="330"/>
+      </w:pPr>
+      <w:r>
+        <w:t xml:space="preserve">这里有两个不同的国家行为：违法拘留造成侵害，依法办理赔偿回应侵害。后者不会把前者变成合法，却承担着依法救济的责任。</w:t>
+      </w:r>
+    </w:p>
+    <w:p>
+      <w:pPr>
+        <w:keepLines/>
+        <w:spacing w:after="95" w:before="0" w:line="330"/>
+      </w:pPr>
+      <w:r>
+        <w:t xml:space="preserve">同样，箭头表示制度联系，不证明现实结果已经发生。法律写明义务以后，还需要受理、调查、判断和实际履行。1994年准备实施国家赔偿法时，国办通知就专门提出受理机构、人员与配套安排的问题。法律已经公布，与实施工作已经完成，是两个不同判断。</w:t>
+      </w:r>
+    </w:p>
+    <w:p>
+      <w:pPr>
+        <w:keepLines/>
+        <w:spacing w:after="95" w:before="0" w:line="330"/>
+      </w:pPr>
+      <w:r>
+        <w:t xml:space="preserve">因此，现实中发生侵权或办理不当，需要追问违反什么要求、怎样依法纠正；不能因为有人违反，就说规范从来没有效力。反过来，也不能因为条文写得清楚，就宣布每个人的权利已经得到充分保障。</w:t>
+      </w:r>
+    </w:p>
+    <w:p>
+      <w:pPr>
+        <w:keepLines/>
+        <w:spacing w:after="95" w:before="0" w:line="330"/>
+      </w:pPr>
+      <w:r>
+        <w:t xml:space="preserve">我们今天所学的根本法，不会代替所有具体法律和履职工作，却为它们提供共同要求，也使我们有依据问：国家活动是否尊重了应当遵守的规则和人的权利？</w:t>
+      </w:r>
+    </w:p>
+    <w:p>
+      <w:pPr>
+        <w:pStyle w:val="Heading2"/>
+      </w:pPr>
+      <w:r>
+        <w:t xml:space="preserve">教师备查 不朗读</w:t>
+      </w:r>
+    </w:p>
+    <w:p>
+      <w:pPr>
+        <w:pStyle w:val="TeacherNote"/>
+        <w:keepNext/>
+        <w:keepLines/>
+        <w:spacing w:after="60" w:before="0" w:line="285"/>
+      </w:pPr>
+      <w:r>
+        <w:t xml:space="preserve">图的箭头不是自动兑现，不是全部宪法实施的唯一路径。100分钟第二学时可在本页后转E2（第34—35页）5分钟，再返回第31页收束。</w:t>
+      </w:r>
+    </w:p>
+    <w:p>
+      <w:pPr>
+        <w:pStyle w:val="TeacherNote"/>
+        <w:keepLines/>
+        <w:spacing w:after="60" w:before="0" w:line="285"/>
+      </w:pPr>
+      <w:r>
+        <w:t xml:space="preserve">依据：宪法第5、41条；国办发〔1994〕106号（历史实施背景）。</w:t>
+      </w:r>
+    </w:p>
+    <w:p>
+      <w:pPr>
+        <w:pStyle w:val="Heading1"/>
+      </w:pPr>
+      <w:r>
+        <w:t xml:space="preserve">第31页 任务7：把国家的制度与个人的权利接起来</w:t>
+      </w:r>
+    </w:p>
+    <w:p>
+      <w:pPr>
+        <w:pStyle w:val="TeacherNote"/>
+        <w:keepNext/>
+        <w:keepLines/>
+        <w:spacing w:after="60" w:before="0" w:line="285"/>
+      </w:pPr>
+      <w:r>
+        <w:t xml:space="preserve">二 根本要求怎样进入具体制度｜83.5—87分钟</w:t>
+      </w:r>
+    </w:p>
+    <w:p>
+      <w:pPr>
+        <w:pStyle w:val="Heading2"/>
+      </w:pPr>
+      <w:r>
+        <w:t xml:space="preserve">讲述</w:t>
+      </w:r>
+    </w:p>
+    <w:p>
+      <w:pPr>
+        <w:keepLines/>
+        <w:spacing w:after="95" w:before="0" w:line="330"/>
+      </w:pPr>
+      <w:r>
+        <w:t xml:space="preserve">最后请写两三句话，把宪法、普通法律、机关履职和个人权利放在同一个解释里。至少选择一项今天实际读到的制度作支撑，不需要复制整张关系图。</w:t>
+      </w:r>
+    </w:p>
+    <w:p>
+      <w:pPr>
+        <w:pStyle w:val="Heading2"/>
+      </w:pPr>
+      <w:r>
         <w:t xml:space="preserve">活动与停留 不朗读</w:t>
       </w:r>
     </w:p>
@@ -2885,51 +3127,42 @@
         <w:spacing w:after="60" w:before="0" w:line="285"/>
       </w:pPr>
       <w:r>
-        <w:t xml:space="preserve">请一名学生给出一个具体缺口，另一名补充不同类别，总计约45秒。（约45秒，已计入本页。）</w:t>
-      </w:r>
-    </w:p>
-    <w:p>
-      <w:pPr>
-        <w:pStyle w:val="Heading2"/>
-      </w:pPr>
-      <w:r>
-        <w:t xml:space="preserve">讲述</w:t>
-      </w:r>
-    </w:p>
-    <w:p>
-      <w:pPr>
-        <w:keepLines/>
-        <w:spacing w:after="95" w:before="0" w:line="330"/>
-      </w:pPr>
-      <w:r>
-        <w:t xml:space="preserve">现有材料足以支持一个确定判断：单凭为了公共利益，不能证明这项具体限制措施已经获得合法授权。要继续判断，还需知道机关具有什么职权，采取的是哪种措施，具体法律依据和适用条件是什么，事实是否符合，程序怎样进行。</w:t>
-      </w:r>
-    </w:p>
-    <w:p>
-      <w:pPr>
-        <w:keepLines/>
-        <w:spacing w:after="95" w:before="0" w:line="330"/>
-      </w:pPr>
-      <w:r>
-        <w:t xml:space="preserve">这与前面的赔偿题为什么不同？赔偿题明确给了行政职权、违法拘留和人身自由侵害，相关条件已经查明，所以能够作出有限结论。这里没有给出这些关键材料，才需要继续查。不是法律问题一律没有答案，而是结论必须与已经掌握的依据相称。</w:t>
-      </w:r>
-    </w:p>
-    <w:p>
-      <w:pPr>
-        <w:keepLines/>
-        <w:spacing w:after="95" w:before="0" w:line="330"/>
-      </w:pPr>
-      <w:r>
-        <w:t xml:space="preserve">原则仍有法律意义。它约束和引导立法、履职和解释，但从一般要求到具体措施，需要完成相应的权限和事实判断。我们既不能让普通法律摆脱宪法，也不能让抽象原则自动授予任何具体措施的权限。</w:t>
-      </w:r>
-    </w:p>
-    <w:p>
-      <w:pPr>
-        <w:keepLines/>
-        <w:spacing w:after="95" w:before="0" w:line="330"/>
-      </w:pPr>
-      <w:r>
-        <w:t xml:space="preserve">带着这两端的联系，最后再看宪法要求如何进入制度和实际工作。</w:t>
+        <w:t xml:space="preserve">独立写作1分钟，教师巡视或收取，不预填学习效果。（约60秒，已计入本页。）</w:t>
+      </w:r>
+    </w:p>
+    <w:p>
+      <w:pPr>
+        <w:pStyle w:val="Heading2"/>
+      </w:pPr>
+      <w:r>
+        <w:t xml:space="preserve">讲述</w:t>
+      </w:r>
+    </w:p>
+    <w:p>
+      <w:pPr>
+        <w:keepLines/>
+        <w:spacing w:after="95" w:before="0" w:line="330"/>
+      </w:pPr>
+      <w:r>
+        <w:t xml:space="preserve">一种写法是：宪法确立国家权力和基本权利的根本要求，普通法律在这些要求下形成具体制度；国家机关依法履行义务，使有关权利获得制度保障。例如，国家赔偿法规定相应行政机关为义务机关，使符合条件的受害人请求有了具体承担者。也可以从产生、负责和监督关系组织自己的答案。</w:t>
+      </w:r>
+    </w:p>
+    <w:p>
+      <w:pPr>
+        <w:keepLines/>
+        <w:spacing w:after="95" w:before="0" w:line="330"/>
+      </w:pPr>
+      <w:r>
+        <w:t xml:space="preserve">回到1954年的照片，我们关心的不只是一次会议怎样举行，而是国家生活为什么需要持续的共同规则；回到甲的请求，我们关心的也不只是找到某个条号，而是根本要求怎样进入具体制度。宪法的根本地位，既体现在它怎样安排国家，也体现在它要求国家怎样对待人。</w:t>
+      </w:r>
+    </w:p>
+    <w:p>
+      <w:pPr>
+        <w:keepLines/>
+        <w:spacing w:after="95" w:before="0" w:line="330"/>
+      </w:pPr>
+      <w:r>
+        <w:t xml:space="preserve">第一讲到这里。下一讲转向宪法的发展，继续解释这些根本规则怎样形成和调整。今天先把一件事说清：国家权力需要组织起来，也必须在规范和权利要求之中行使。</w:t>
       </w:r>
     </w:p>
     <w:p>
@@ -2947,17 +3180,46 @@
         <w:spacing w:after="60" w:before="0" w:line="285"/>
       </w:pPr>
       <w:r>
-        <w:t xml:space="preserve">不作正式违宪宣告或个案执法结论；具体机关职权与救济留后续课。</w:t>
-      </w:r>
-    </w:p>
-    <w:p>
-      <w:pPr>
-        <w:pStyle w:val="TeacherNote"/>
-        <w:keepLines/>
-        <w:spacing w:after="60" w:before="0" w:line="285"/>
-      </w:pPr>
-      <w:r>
-        <w:t xml:space="preserve">依据：任务6参考说明；与任务3对照。</w:t>
+        <w:t xml:space="preserve">本学时常规流程42分钟，另留3分钟机动；优先按真实回答调用第26页必要理由、指读和回看，不虚填为固定讲述。</w:t>
+      </w:r>
+    </w:p>
+    <w:p>
+      <w:pPr>
+        <w:pStyle w:val="TeacherNote"/>
+        <w:keepLines/>
+        <w:spacing w:after="60" w:before="0" w:line="285"/>
+      </w:pPr>
+      <w:r>
+        <w:t xml:space="preserve">90分钟核心到本页结束。后四页为100分钟条件性扩展，按指定位置插入，不在90分钟课后继续全放。没有真人试读，不预写效果评价。</w:t>
+      </w:r>
+    </w:p>
+    <w:p>
+      <w:pPr>
+        <w:pStyle w:val="Heading2"/>
+      </w:pPr>
+      <w:r>
+        <w:t xml:space="preserve">本学时机动 不朗读</w:t>
+      </w:r>
+    </w:p>
+    <w:p>
+      <w:pPr>
+        <w:pStyle w:val="TeacherNote"/>
+        <w:keepNext/>
+        <w:keepLines/>
+        <w:spacing w:after="60" w:before="0" w:line="285"/>
+      </w:pPr>
+      <w:r>
+        <w:t xml:space="preserve">另留3分钟（预算87—90分钟），可前移到本学时真实需要的指读、回答或补充理由处，不必等到末页使用。</w:t>
+      </w:r>
+    </w:p>
+    <w:p>
+      <w:pPr>
+        <w:pStyle w:val="TeacherNote"/>
+        <w:keepLines/>
+        <w:spacing w:after="60" w:before="0" w:line="285"/>
+      </w:pPr>
+      <w:r>
+        <w:t xml:space="preserve">依据：任务7及第一讲收束；下一讲：宪法的发展。</w:t>
       </w:r>
     </w:p>
     <w:p>
@@ -2965,71 +3227,53 @@
         <w:pStyle w:val="Heading1"/>
       </w:pPr>
       <w:r>
-        <w:t xml:space="preserve">第30页 从根本要求，到依法办理和权利救济</w:t>
-      </w:r>
-    </w:p>
-    <w:p>
-      <w:pPr>
-        <w:pStyle w:val="TeacherNote"/>
-        <w:keepNext/>
-        <w:keepLines/>
-        <w:spacing w:after="60" w:before="0" w:line="285"/>
-      </w:pPr>
-      <w:r>
-        <w:t xml:space="preserve">二 根本要求怎样进入具体制度｜83.5—86.5分钟</w:t>
-      </w:r>
-    </w:p>
-    <w:p>
-      <w:pPr>
-        <w:pStyle w:val="Heading2"/>
-      </w:pPr>
-      <w:r>
-        <w:t xml:space="preserve">讲述</w:t>
-      </w:r>
-    </w:p>
-    <w:p>
-      <w:pPr>
-        <w:keepLines/>
-        <w:spacing w:after="95" w:before="0" w:line="330"/>
-      </w:pPr>
-      <w:r>
-        <w:t xml:space="preserve">把今天的四个位置放在一起：宪法确认和约束，普通法律在约束下形成具体制度，国家机关依事实和规则履行职责，权利通过制度获得保障。本例最后这一环表现为法定赔偿救济，是权利保障的一种方式。</w:t>
-      </w:r>
-    </w:p>
-    <w:p>
-      <w:pPr>
-        <w:keepLines/>
-        <w:spacing w:after="95" w:before="0" w:line="330"/>
-      </w:pPr>
-      <w:r>
-        <w:t xml:space="preserve">这里有两个不同的国家行为：违法拘留造成侵害，依法办理赔偿回应侵害。后者不会把前者变成合法，却承担着依法救济的责任。</w:t>
-      </w:r>
-    </w:p>
-    <w:p>
-      <w:pPr>
-        <w:keepLines/>
-        <w:spacing w:after="95" w:before="0" w:line="330"/>
-      </w:pPr>
-      <w:r>
-        <w:t xml:space="preserve">同样，箭头表示制度联系，不证明现实结果已经发生。法律写明义务以后，还需要受理、调查、判断和实际履行。1994年准备实施国家赔偿法时，国办通知就专门提出受理机构、人员与配套安排的问题。法律已经公布，与实施工作已经完成，是两个不同判断。</w:t>
-      </w:r>
-    </w:p>
-    <w:p>
-      <w:pPr>
-        <w:keepLines/>
-        <w:spacing w:after="95" w:before="0" w:line="330"/>
-      </w:pPr>
-      <w:r>
-        <w:t xml:space="preserve">因此，现实中发生侵权或办理不当，需要追问违反什么要求、怎样依法纠正；不能因为有人违反，就说规范从来没有效力。反过来，也不能因为条文写得清楚，就宣布每个人的权利已经得到充分保障。</w:t>
-      </w:r>
-    </w:p>
-    <w:p>
-      <w:pPr>
-        <w:keepLines/>
-        <w:spacing w:after="95" w:before="0" w:line="330"/>
-      </w:pPr>
-      <w:r>
-        <w:t xml:space="preserve">我们今天所学的根本法，不会代替所有具体法律和履职工作，却为它们提供共同要求，也使我们有依据问：国家活动是否尊重了应当遵守的规则和人的权利？</w:t>
+        <w:t xml:space="preserve">第32页 延伸讨论一：宪法只有抽象原则吗？</w:t>
+      </w:r>
+    </w:p>
+    <w:p>
+      <w:pPr>
+        <w:pStyle w:val="TeacherNote"/>
+        <w:keepNext/>
+        <w:keepLines/>
+        <w:spacing w:after="60" w:before="0" w:line="285"/>
+      </w:pPr>
+      <w:r>
+        <w:t xml:space="preserve">100分钟条件性扩展｜第一学时增加5分钟｜条件性扩展2.5分钟</w:t>
+      </w:r>
+    </w:p>
+    <w:p>
+      <w:pPr>
+        <w:pStyle w:val="Heading2"/>
+      </w:pPr>
+      <w:r>
+        <w:t xml:space="preserve">讲述</w:t>
+      </w:r>
+    </w:p>
+    <w:p>
+      <w:pPr>
+        <w:keepLines/>
+        <w:spacing w:after="95" w:before="0" w:line="330"/>
+      </w:pPr>
+      <w:r>
+        <w:t xml:space="preserve">我们再看一个值得辨析的说法。请把它与第64条对照：宪法是不是只有抽象原则，普通法律才有具体规则？找到反例后，还要解释为什么不能因此把二者地位混同。</w:t>
+      </w:r>
+    </w:p>
+    <w:p>
+      <w:pPr>
+        <w:pStyle w:val="Heading2"/>
+      </w:pPr>
+      <w:r>
+        <w:t xml:space="preserve">活动与停留 不朗读</w:t>
+      </w:r>
+    </w:p>
+    <w:p>
+      <w:pPr>
+        <w:pStyle w:val="TeacherNote"/>
+        <w:keepLines/>
+        <w:spacing w:after="60" w:before="0" w:line="285"/>
+      </w:pPr>
+      <w:r>
+        <w:t xml:space="preserve">各自用材料写一个反例约1分钟，同桌互相解释约1分钟。（约120秒，已计入本页。）</w:t>
       </w:r>
     </w:p>
     <w:p>
@@ -3043,21 +3287,23 @@
     <w:p>
       <w:pPr>
         <w:pStyle w:val="TeacherNote"/>
-        <w:keepLines/>
-        <w:spacing w:after="60" w:before="0" w:line="285"/>
-      </w:pPr>
-      <w:r>
-        <w:t xml:space="preserve">图的箭头不是自动兑现，不是全部宪法实施的唯一路径。100分钟第二学时可在本页后转E2（第34—35页）5分钟，再返回第31页收束。</w:t>
-      </w:r>
-    </w:p>
-    <w:p>
-      <w:pPr>
-        <w:pStyle w:val="TeacherNote"/>
-        <w:keepLines/>
-        <w:spacing w:after="60" w:before="0" w:line="285"/>
-      </w:pPr>
-      <w:r>
-        <w:t xml:space="preserve">依据：宪法第5、41条；国办发〔1994〕106号（历史实施背景）。</w:t>
+        <w:keepNext/>
+        <w:keepLines/>
+        <w:spacing w:after="60" w:before="0" w:line="285"/>
+      </w:pPr>
+      <w:r>
+        <w:t xml:space="preserve">在核心第16页后插入本页及第33页，共5分钟；随后课间，再回第17页。</w:t>
+      </w:r>
+    </w:p>
+    <w:p>
+      <w:pPr>
+        <w:pStyle w:val="TeacherNote"/>
+        <w:keepNext/>
+        <w:keepLines/>
+        <w:spacing w:after="60" w:before="0" w:line="285"/>
+      </w:pPr>
+      <w:r>
+        <w:t xml:space="preserve">依据：扩展E1｜宪法第64条。</w:t>
       </w:r>
     </w:p>
     <w:p>
@@ -3065,35 +3311,18 @@
         <w:pStyle w:val="Heading1"/>
       </w:pPr>
       <w:r>
-        <w:t xml:space="preserve">第31页 任务7：把国家的制度与个人的权利接起来</w:t>
-      </w:r>
-    </w:p>
-    <w:p>
-      <w:pPr>
-        <w:pStyle w:val="TeacherNote"/>
-        <w:keepNext/>
-        <w:keepLines/>
-        <w:spacing w:after="60" w:before="0" w:line="285"/>
-      </w:pPr>
-      <w:r>
-        <w:t xml:space="preserve">二 根本要求怎样进入具体制度｜86.5—90分钟</w:t>
-      </w:r>
-    </w:p>
-    <w:p>
-      <w:pPr>
-        <w:pStyle w:val="Heading2"/>
-      </w:pPr>
-      <w:r>
-        <w:t xml:space="preserve">讲述</w:t>
-      </w:r>
-    </w:p>
-    <w:p>
-      <w:pPr>
-        <w:keepLines/>
-        <w:spacing w:after="95" w:before="0" w:line="330"/>
-      </w:pPr>
-      <w:r>
-        <w:t xml:space="preserve">最后请写两三句话，把宪法、普通法律、机关履职和个人权利放在同一个解释里。至少选择一项今天实际读到的制度作支撑，不需要复制整张关系图。</w:t>
+        <w:t xml:space="preserve">第33页 延伸讨论一讲评：具体程度不决定效力地位</w:t>
+      </w:r>
+    </w:p>
+    <w:p>
+      <w:pPr>
+        <w:pStyle w:val="TeacherNote"/>
+        <w:keepNext/>
+        <w:keepLines/>
+        <w:spacing w:after="60" w:before="0" w:line="285"/>
+      </w:pPr>
+      <w:r>
+        <w:t xml:space="preserve">100分钟条件性扩展｜第一学时增加5分钟｜条件性扩展2.5分钟</w:t>
       </w:r>
     </w:p>
     <w:p>
@@ -3111,42 +3340,51 @@
         <w:spacing w:after="60" w:before="0" w:line="285"/>
       </w:pPr>
       <w:r>
-        <w:t xml:space="preserve">独立写作1分钟，教师巡视或收取，不预填学习效果。（约60秒，已计入本页。）</w:t>
-      </w:r>
-    </w:p>
-    <w:p>
-      <w:pPr>
-        <w:pStyle w:val="Heading2"/>
-      </w:pPr>
-      <w:r>
-        <w:t xml:space="preserve">讲述</w:t>
-      </w:r>
-    </w:p>
-    <w:p>
-      <w:pPr>
-        <w:keepLines/>
-        <w:spacing w:after="95" w:before="0" w:line="330"/>
-      </w:pPr>
-      <w:r>
-        <w:t xml:space="preserve">一种写法是：宪法确立国家权力和基本权利的根本要求，普通法律在这些要求下形成具体制度；国家机关依法履行义务，使有关权利获得制度保障。例如，国家赔偿法规定相应行政机关为义务机关，使符合条件的受害人请求有了具体承担者。也可以从产生、负责和监督关系组织自己的答案。</w:t>
-      </w:r>
-    </w:p>
-    <w:p>
-      <w:pPr>
-        <w:keepLines/>
-        <w:spacing w:after="95" w:before="0" w:line="330"/>
-      </w:pPr>
-      <w:r>
-        <w:t xml:space="preserve">回到1954年的照片，我们关心的不只是一次会议怎样举行，而是国家生活为什么需要持续的共同规则；回到甲的请求，我们关心的也不只是找到某个条号，而是根本要求怎样进入具体制度。宪法的根本地位，既体现在它怎样安排国家，也体现在它要求国家怎样对待人。</w:t>
-      </w:r>
-    </w:p>
-    <w:p>
-      <w:pPr>
-        <w:keepLines/>
-        <w:spacing w:after="95" w:before="0" w:line="330"/>
-      </w:pPr>
-      <w:r>
-        <w:t xml:space="preserve">第一讲到这里。下一讲转向宪法的发展，继续解释这些根本规则怎样形成和调整。今天先把一件事说清：国家权力需要组织起来，也必须在规范和权利要求之中行使。</w:t>
+        <w:t xml:space="preserve">邀请一名学生读出反例与修正后的说法，约30秒。（约30秒，已计入本页。）</w:t>
+      </w:r>
+    </w:p>
+    <w:p>
+      <w:pPr>
+        <w:pStyle w:val="Heading2"/>
+      </w:pPr>
+      <w:r>
+        <w:t xml:space="preserve">讲述</w:t>
+      </w:r>
+    </w:p>
+    <w:p>
+      <w:pPr>
+        <w:keepLines/>
+        <w:spacing w:after="95" w:before="0" w:line="330"/>
+      </w:pPr>
+      <w:r>
+        <w:t xml:space="preserve">第64条直接规定提议主体和表决门槛，足以说明宪法也有具体规则。因而宪法只有抽象原则这个判断过宽。</w:t>
+      </w:r>
+    </w:p>
+    <w:p>
+      <w:pPr>
+        <w:keepLines/>
+        <w:spacing w:after="95" w:before="0" w:line="330"/>
+      </w:pPr>
+      <w:r>
+        <w:t xml:space="preserve">但是，找到这个反例，并不说明宪法和普通法律地位一样。效力地位有序言和第5条等依据，不由一句话写得详细还是抽象来决定。普通法律同样可能有原则性规定。</w:t>
+      </w:r>
+    </w:p>
+    <w:p>
+      <w:pPr>
+        <w:keepLines/>
+        <w:spacing w:after="95" w:before="0" w:line="330"/>
+      </w:pPr>
+      <w:r>
+        <w:t xml:space="preserve">更准确的表达是：宪法规定国家的根本问题，具有最高法律效力；普通法律在具体领域进一步作出制度安排。两类文本都可能含有不同具体程度的规范。我们需要按照正在回答的问题选判断标准，而不是拿一个外观特征包办所有区别。</w:t>
+      </w:r>
+    </w:p>
+    <w:p>
+      <w:pPr>
+        <w:keepLines/>
+        <w:spacing w:after="95" w:before="0" w:line="330"/>
+      </w:pPr>
+      <w:r>
+        <w:t xml:space="preserve">请在刚才自己的概括里检查：你谈的是规范内容、具体程度，还是法律地位？将这三个问题分开，定义才不容易在遇到反例时崩塌。</w:t>
       </w:r>
     </w:p>
     <w:p>
@@ -3160,21 +3398,23 @@
     <w:p>
       <w:pPr>
         <w:pStyle w:val="TeacherNote"/>
-        <w:keepLines/>
-        <w:spacing w:after="60" w:before="0" w:line="285"/>
-      </w:pPr>
-      <w:r>
-        <w:t xml:space="preserve">90分钟核心到本页结束。后四页为100分钟条件性扩展，按指定位置插入，不在90分钟课后继续全放。没有真人试读，不预写效果评价。</w:t>
-      </w:r>
-    </w:p>
-    <w:p>
-      <w:pPr>
-        <w:pStyle w:val="TeacherNote"/>
-        <w:keepLines/>
-        <w:spacing w:after="60" w:before="0" w:line="285"/>
-      </w:pPr>
-      <w:r>
-        <w:t xml:space="preserve">依据：任务7及第一讲收束；下一讲：宪法的发展。</w:t>
+        <w:keepNext/>
+        <w:keepLines/>
+        <w:spacing w:after="60" w:before="0" w:line="285"/>
+      </w:pPr>
+      <w:r>
+        <w:t xml:space="preserve">回到课间，再进入第17页。两页累计5分钟，不在90分钟方案内另加。</w:t>
+      </w:r>
+    </w:p>
+    <w:p>
+      <w:pPr>
+        <w:pStyle w:val="TeacherNote"/>
+        <w:keepNext/>
+        <w:keepLines/>
+        <w:spacing w:after="60" w:before="0" w:line="285"/>
+      </w:pPr>
+      <w:r>
+        <w:t xml:space="preserve">依据：扩展E1参考说明｜宪法序言、第5、64条。</w:t>
       </w:r>
     </w:p>
     <w:p>
@@ -3182,35 +3422,35 @@
         <w:pStyle w:val="Heading1"/>
       </w:pPr>
       <w:r>
-        <w:t xml:space="preserve">第32页 延伸讨论一：宪法只有抽象原则吗？</w:t>
-      </w:r>
-    </w:p>
-    <w:p>
-      <w:pPr>
-        <w:pStyle w:val="TeacherNote"/>
-        <w:keepNext/>
-        <w:keepLines/>
-        <w:spacing w:after="60" w:before="0" w:line="285"/>
-      </w:pPr>
-      <w:r>
-        <w:t xml:space="preserve">100分钟条件性扩展｜第一学时增加5分钟｜条件性扩展2.5分钟</w:t>
-      </w:r>
-    </w:p>
-    <w:p>
-      <w:pPr>
-        <w:pStyle w:val="Heading2"/>
-      </w:pPr>
-      <w:r>
-        <w:t xml:space="preserve">讲述</w:t>
-      </w:r>
-    </w:p>
-    <w:p>
-      <w:pPr>
-        <w:keepLines/>
-        <w:spacing w:after="95" w:before="0" w:line="330"/>
-      </w:pPr>
-      <w:r>
-        <w:t xml:space="preserve">我们再看一个值得辨析的说法。请把它与第64条对照：宪法是不是只有抽象原则，普通法律才有具体规则？找到反例后，还要解释为什么不能因此把二者地位混同。</w:t>
+        <w:t xml:space="preserve">第34页 延伸讨论二：有条文，为什么仍要追问实施？</w:t>
+      </w:r>
+    </w:p>
+    <w:p>
+      <w:pPr>
+        <w:pStyle w:val="TeacherNote"/>
+        <w:keepNext/>
+        <w:keepLines/>
+        <w:spacing w:after="60" w:before="0" w:line="285"/>
+      </w:pPr>
+      <w:r>
+        <w:t xml:space="preserve">100分钟条件性扩展｜第二学时增加5分钟｜条件性扩展2.5分钟</w:t>
+      </w:r>
+    </w:p>
+    <w:p>
+      <w:pPr>
+        <w:pStyle w:val="Heading2"/>
+      </w:pPr>
+      <w:r>
+        <w:t xml:space="preserve">讲述</w:t>
+      </w:r>
+    </w:p>
+    <w:p>
+      <w:pPr>
+        <w:keepLines/>
+        <w:spacing w:after="95" w:before="0" w:line="330"/>
+      </w:pPr>
+      <w:r>
+        <w:t xml:space="preserve">再讨论一个假设：规则已经明确，请求仍迟迟未得到依法处理。只是再把同一条文宣读一遍，是否已经解决问题？请指出一个还需查明的具体环节，并说明实施问题与规范效力是什么关系。</w:t>
       </w:r>
     </w:p>
     <w:p>
@@ -3228,7 +3468,7 @@
         <w:spacing w:after="60" w:before="0" w:line="285"/>
       </w:pPr>
       <w:r>
-        <w:t xml:space="preserve">各自用材料写一个反例约1分钟，同桌互相解释约1分钟。（约120秒，已计入本页。）</w:t>
+        <w:t xml:space="preserve">独立思考1分钟，再与同桌交换一个具体实施问题约1分钟。（约120秒，已计入本页。）</w:t>
       </w:r>
     </w:p>
     <w:p>
@@ -3242,22 +3482,23 @@
     <w:p>
       <w:pPr>
         <w:pStyle w:val="TeacherNote"/>
-        <w:keepLines/>
-        <w:spacing w:after="60" w:before="0" w:line="285"/>
-      </w:pPr>
-      <w:r>
-        <w:t xml:space="preserve">在核心第16页后插入本页及第33页，共5分钟；随后课间，再回第17页。</w:t>
-      </w:r>
-    </w:p>
-    <w:p>
-      <w:pPr>
-        <w:pStyle w:val="TeacherNote"/>
-        <w:keepNext/>
-        <w:keepLines/>
-        <w:spacing w:after="60" w:before="0" w:line="285"/>
-      </w:pPr>
-      <w:r>
-        <w:t xml:space="preserve">依据：扩展E1｜宪法第64条。</w:t>
+        <w:keepNext/>
+        <w:keepLines/>
+        <w:spacing w:after="60" w:before="0" w:line="285"/>
+      </w:pPr>
+      <w:r>
+        <w:t xml:space="preserve">在核心第30页之后使用本页和第35页，合计5分钟；然后回第31页收束。</w:t>
+      </w:r>
+    </w:p>
+    <w:p>
+      <w:pPr>
+        <w:pStyle w:val="TeacherNote"/>
+        <w:keepNext/>
+        <w:keepLines/>
+        <w:spacing w:after="60" w:before="0" w:line="285"/>
+      </w:pPr>
+      <w:r>
+        <w:t xml:space="preserve">依据：扩展E2｜教学假设。</w:t>
       </w:r>
     </w:p>
     <w:p>
@@ -3265,18 +3506,18 @@
         <w:pStyle w:val="Heading1"/>
       </w:pPr>
       <w:r>
-        <w:t xml:space="preserve">第33页 延伸讨论一讲评：具体程度不决定效力地位</w:t>
-      </w:r>
-    </w:p>
-    <w:p>
-      <w:pPr>
-        <w:pStyle w:val="TeacherNote"/>
-        <w:keepNext/>
-        <w:keepLines/>
-        <w:spacing w:after="60" w:before="0" w:line="285"/>
-      </w:pPr>
-      <w:r>
-        <w:t xml:space="preserve">100分钟条件性扩展｜第一学时增加5分钟｜条件性扩展2.5分钟</w:t>
+        <w:t xml:space="preserve">第35页 延伸讨论二讲评：规范提供要求，履职需要落实</w:t>
+      </w:r>
+    </w:p>
+    <w:p>
+      <w:pPr>
+        <w:pStyle w:val="TeacherNote"/>
+        <w:keepNext/>
+        <w:keepLines/>
+        <w:spacing w:after="60" w:before="0" w:line="285"/>
+      </w:pPr>
+      <w:r>
+        <w:t xml:space="preserve">100分钟条件性扩展｜第二学时增加5分钟｜条件性扩展2.5分钟</w:t>
       </w:r>
     </w:p>
     <w:p>
@@ -3294,51 +3535,51 @@
         <w:spacing w:after="60" w:before="0" w:line="285"/>
       </w:pPr>
       <w:r>
-        <w:t xml:space="preserve">邀请一名学生读出反例与修正后的说法，约30秒。（约30秒，已计入本页。）</w:t>
-      </w:r>
-    </w:p>
-    <w:p>
-      <w:pPr>
-        <w:pStyle w:val="Heading2"/>
-      </w:pPr>
-      <w:r>
-        <w:t xml:space="preserve">讲述</w:t>
-      </w:r>
-    </w:p>
-    <w:p>
-      <w:pPr>
-        <w:keepLines/>
-        <w:spacing w:after="95" w:before="0" w:line="330"/>
-      </w:pPr>
-      <w:r>
-        <w:t xml:space="preserve">第64条直接规定提议主体和表决门槛，足以说明宪法也有具体规则。因而宪法只有抽象原则这个判断过宽。</w:t>
-      </w:r>
-    </w:p>
-    <w:p>
-      <w:pPr>
-        <w:keepLines/>
-        <w:spacing w:after="95" w:before="0" w:line="330"/>
-      </w:pPr>
-      <w:r>
-        <w:t xml:space="preserve">但是，找到这个反例，并不说明宪法和普通法律地位一样。效力地位有序言和第5条等依据，不由一句话写得详细还是抽象来决定。普通法律同样可能有原则性规定。</w:t>
-      </w:r>
-    </w:p>
-    <w:p>
-      <w:pPr>
-        <w:keepLines/>
-        <w:spacing w:after="95" w:before="0" w:line="330"/>
-      </w:pPr>
-      <w:r>
-        <w:t xml:space="preserve">更准确的表达是：宪法规定国家的根本问题，具有最高法律效力；普通法律在具体领域进一步作出制度安排。两类文本都可能含有不同具体程度的规范。我们需要按照正在回答的问题选判断标准，而不是拿一个外观特征包办所有区别。</w:t>
-      </w:r>
-    </w:p>
-    <w:p>
-      <w:pPr>
-        <w:keepLines/>
-        <w:spacing w:after="95" w:before="0" w:line="330"/>
-      </w:pPr>
-      <w:r>
-        <w:t xml:space="preserve">请在刚才自己的概括里检查：你谈的是规范内容、具体程度，还是法律地位？将这三个问题分开，定义才不容易在遇到反例时崩塌。</w:t>
+        <w:t xml:space="preserve">邀请一人说一个具体环节，约30秒。（约30秒，已计入本页。）</w:t>
+      </w:r>
+    </w:p>
+    <w:p>
+      <w:pPr>
+        <w:pStyle w:val="Heading2"/>
+      </w:pPr>
+      <w:r>
+        <w:t xml:space="preserve">讲述</w:t>
+      </w:r>
+    </w:p>
+    <w:p>
+      <w:pPr>
+        <w:keepLines/>
+        <w:spacing w:after="95" w:before="0" w:line="330"/>
+      </w:pPr>
+      <w:r>
+        <w:t xml:space="preserve">可以查请求是否依法受理、事实材料是否得到核实、相关义务是否履行，以及在何种情形下需要启动纠正途径。只反复宣读条文，没有回答这些实际问题。</w:t>
+      </w:r>
+    </w:p>
+    <w:p>
+      <w:pPr>
+        <w:keepLines/>
+        <w:spacing w:after="95" w:before="0" w:line="330"/>
+      </w:pPr>
+      <w:r>
+        <w:t xml:space="preserve">但这也不意味着宪法从未有效。正因为存在应当遵守的要求，我们才能进一步判断哪些工作没有依法完成，谁应当负责，怎样纠正。把实施中的不足说成规范根本不存在，会丢掉判断这些不足的依据。</w:t>
+      </w:r>
+    </w:p>
+    <w:p>
+      <w:pPr>
+        <w:keepLines/>
+        <w:spacing w:after="95" w:before="0" w:line="330"/>
+      </w:pPr>
+      <w:r>
+        <w:t xml:space="preserve">另一面也要保留：条文存在，不是实际保障充分的成绩单。1994年的实施通知提出机构和人员安排，就是当时已经看到法律施行还需要具体工作。这只能说明提出过这些任务，不能替今天的实际履职结果作证明。</w:t>
+      </w:r>
+    </w:p>
+    <w:p>
+      <w:pPr>
+        <w:keepLines/>
+        <w:spacing w:after="95" w:before="0" w:line="330"/>
+      </w:pPr>
+      <w:r>
+        <w:t xml:space="preserve">请把讨论中的一个具体问题留在材料上。以后第八讲讨论宪法实施与监督，会把规范要求、实际活动和纠正机制接得更完整。现在回到最后的课末收束。</w:t>
       </w:r>
     </w:p>
     <w:p>
@@ -3352,22 +3593,22 @@
     <w:p>
       <w:pPr>
         <w:pStyle w:val="TeacherNote"/>
-        <w:keepLines/>
-        <w:spacing w:after="60" w:before="0" w:line="285"/>
-      </w:pPr>
-      <w:r>
-        <w:t xml:space="preserve">回到课间，再进入第17页。两页累计5分钟，不在90分钟方案内另加。</w:t>
-      </w:r>
-    </w:p>
-    <w:p>
-      <w:pPr>
-        <w:pStyle w:val="TeacherNote"/>
-        <w:keepNext/>
-        <w:keepLines/>
-        <w:spacing w:after="60" w:before="0" w:line="285"/>
-      </w:pPr>
-      <w:r>
-        <w:t xml:space="preserve">依据：扩展E1参考说明｜宪法序言、第5、64条。</w:t>
+        <w:keepNext/>
+        <w:keepLines/>
+        <w:spacing w:after="60" w:before="0" w:line="285"/>
+      </w:pPr>
+      <w:r>
+        <w:t xml:space="preserve">随后回第31页。不要增加赔偿期限、管辖或未经查证的新个案。</w:t>
+      </w:r>
+    </w:p>
+    <w:p>
+      <w:pPr>
+        <w:pStyle w:val="TeacherNote"/>
+        <w:keepLines/>
+        <w:spacing w:after="60" w:before="0" w:line="285"/>
+      </w:pPr>
+      <w:r>
+        <w:t xml:space="preserve">依据：扩展E2参考说明；国办发〔1994〕106号为历史背景。</w:t>
       </w:r>
     </w:p>
     <w:p>
@@ -3375,53 +3616,17 @@
         <w:pStyle w:val="Heading1"/>
       </w:pPr>
       <w:r>
-        <w:t xml:space="preserve">第34页 延伸讨论二：有条文，为什么仍要追问实施？</w:t>
-      </w:r>
-    </w:p>
-    <w:p>
-      <w:pPr>
-        <w:pStyle w:val="TeacherNote"/>
-        <w:keepNext/>
-        <w:keepLines/>
-        <w:spacing w:after="60" w:before="0" w:line="285"/>
-      </w:pPr>
-      <w:r>
-        <w:t xml:space="preserve">100分钟条件性扩展｜第二学时增加5分钟｜条件性扩展2.5分钟</w:t>
-      </w:r>
-    </w:p>
-    <w:p>
-      <w:pPr>
-        <w:pStyle w:val="Heading2"/>
-      </w:pPr>
-      <w:r>
-        <w:t xml:space="preserve">讲述</w:t>
-      </w:r>
-    </w:p>
-    <w:p>
-      <w:pPr>
-        <w:keepLines/>
-        <w:spacing w:after="95" w:before="0" w:line="330"/>
-      </w:pPr>
-      <w:r>
-        <w:t xml:space="preserve">再讨论一个假设：规则已经明确，请求仍迟迟未得到依法处理。只是再把同一条文宣读一遍，是否已经解决问题？请指出一个还需查明的具体环节，并说明实施问题与规范效力是什么关系。</w:t>
-      </w:r>
-    </w:p>
-    <w:p>
-      <w:pPr>
-        <w:pStyle w:val="Heading2"/>
-      </w:pPr>
-      <w:r>
-        <w:t xml:space="preserve">活动与停留 不朗读</w:t>
-      </w:r>
-    </w:p>
-    <w:p>
-      <w:pPr>
-        <w:pStyle w:val="TeacherNote"/>
-        <w:keepLines/>
-        <w:spacing w:after="60" w:before="0" w:line="285"/>
-      </w:pPr>
-      <w:r>
-        <w:t xml:space="preserve">独立思考1分钟，再与同桌交换一个具体实施问题约1分钟。（约120秒，已计入本页。）</w:t>
+        <w:t xml:space="preserve">第36页 本讲主要依据与阅读入口</w:t>
+      </w:r>
+    </w:p>
+    <w:p>
+      <w:pPr>
+        <w:keepNext/>
+        <w:keepLines/>
+        <w:spacing w:after="95" w:before="0" w:line="330"/>
+      </w:pPr>
+      <w:r>
+        <w:t xml:space="preserve">课后查读｜不占核心时长</w:t>
       </w:r>
     </w:p>
     <w:p>
@@ -3435,162 +3640,7 @@
     <w:p>
       <w:pPr>
         <w:pStyle w:val="TeacherNote"/>
-        <w:keepLines/>
-        <w:spacing w:after="60" w:before="0" w:line="285"/>
-      </w:pPr>
-      <w:r>
-        <w:t xml:space="preserve">在核心第30页之后使用本页和第35页，合计5分钟；然后回第31页收束。</w:t>
-      </w:r>
-    </w:p>
-    <w:p>
-      <w:pPr>
-        <w:pStyle w:val="TeacherNote"/>
-        <w:keepNext/>
-        <w:keepLines/>
-        <w:spacing w:after="60" w:before="0" w:line="285"/>
-      </w:pPr>
-      <w:r>
-        <w:t xml:space="preserve">依据：扩展E2｜教学假设。</w:t>
-      </w:r>
-    </w:p>
-    <w:p>
-      <w:pPr>
-        <w:pStyle w:val="Heading1"/>
-      </w:pPr>
-      <w:r>
-        <w:t xml:space="preserve">第35页 延伸讨论二讲评：规范提供要求，履职需要落实</w:t>
-      </w:r>
-    </w:p>
-    <w:p>
-      <w:pPr>
-        <w:pStyle w:val="TeacherNote"/>
-        <w:keepNext/>
-        <w:keepLines/>
-        <w:spacing w:after="60" w:before="0" w:line="285"/>
-      </w:pPr>
-      <w:r>
-        <w:t xml:space="preserve">100分钟条件性扩展｜第二学时增加5分钟｜条件性扩展2.5分钟</w:t>
-      </w:r>
-    </w:p>
-    <w:p>
-      <w:pPr>
-        <w:pStyle w:val="Heading2"/>
-      </w:pPr>
-      <w:r>
-        <w:t xml:space="preserve">活动与停留 不朗读</w:t>
-      </w:r>
-    </w:p>
-    <w:p>
-      <w:pPr>
-        <w:pStyle w:val="TeacherNote"/>
-        <w:keepLines/>
-        <w:spacing w:after="60" w:before="0" w:line="285"/>
-      </w:pPr>
-      <w:r>
-        <w:t xml:space="preserve">邀请一人说一个具体环节，约30秒。（约30秒，已计入本页。）</w:t>
-      </w:r>
-    </w:p>
-    <w:p>
-      <w:pPr>
-        <w:pStyle w:val="Heading2"/>
-      </w:pPr>
-      <w:r>
-        <w:t xml:space="preserve">讲述</w:t>
-      </w:r>
-    </w:p>
-    <w:p>
-      <w:pPr>
-        <w:keepLines/>
-        <w:spacing w:after="95" w:before="0" w:line="330"/>
-      </w:pPr>
-      <w:r>
-        <w:t xml:space="preserve">可以查请求是否依法受理、事实材料是否得到核实、相关义务是否履行，以及在何种情形下需要启动纠正途径。只反复宣读条文，没有回答这些实际问题。</w:t>
-      </w:r>
-    </w:p>
-    <w:p>
-      <w:pPr>
-        <w:keepLines/>
-        <w:spacing w:after="95" w:before="0" w:line="330"/>
-      </w:pPr>
-      <w:r>
-        <w:t xml:space="preserve">但这也不意味着宪法从未有效。正因为存在应当遵守的要求，我们才能进一步判断哪些工作没有依法完成，谁应当负责，怎样纠正。把实施中的不足说成规范根本不存在，会丢掉判断这些不足的依据。</w:t>
-      </w:r>
-    </w:p>
-    <w:p>
-      <w:pPr>
-        <w:keepLines/>
-        <w:spacing w:after="95" w:before="0" w:line="330"/>
-      </w:pPr>
-      <w:r>
-        <w:t xml:space="preserve">另一面也要保留：条文存在，不是实际保障充分的成绩单。1994年的实施通知提出机构和人员安排，就是当时已经看到法律施行还需要具体工作。这只能说明提出过这些任务，不能替今天的实际履职结果作证明。</w:t>
-      </w:r>
-    </w:p>
-    <w:p>
-      <w:pPr>
-        <w:keepLines/>
-        <w:spacing w:after="95" w:before="0" w:line="330"/>
-      </w:pPr>
-      <w:r>
-        <w:t xml:space="preserve">请把讨论中的一个具体问题留在材料上。以后第八讲讨论宪法实施与监督，会把规范要求、实际活动和纠正机制接得更完整。现在回到最后的课末收束。</w:t>
-      </w:r>
-    </w:p>
-    <w:p>
-      <w:pPr>
-        <w:pStyle w:val="Heading2"/>
-      </w:pPr>
-      <w:r>
-        <w:t xml:space="preserve">教师备查 不朗读</w:t>
-      </w:r>
-    </w:p>
-    <w:p>
-      <w:pPr>
-        <w:pStyle w:val="TeacherNote"/>
-        <w:keepLines/>
-        <w:spacing w:after="60" w:before="0" w:line="285"/>
-      </w:pPr>
-      <w:r>
-        <w:t xml:space="preserve">随后回第31页。不要增加赔偿期限、管辖或未经查证的新个案。</w:t>
-      </w:r>
-    </w:p>
-    <w:p>
-      <w:pPr>
-        <w:pStyle w:val="TeacherNote"/>
-        <w:keepLines/>
-        <w:spacing w:after="60" w:before="0" w:line="285"/>
-      </w:pPr>
-      <w:r>
-        <w:t xml:space="preserve">依据：扩展E2参考说明；国办发〔1994〕106号为历史背景。</w:t>
-      </w:r>
-    </w:p>
-    <w:p>
-      <w:pPr>
-        <w:pStyle w:val="Heading1"/>
-      </w:pPr>
-      <w:r>
-        <w:t xml:space="preserve">第36页 本讲主要依据与阅读入口</w:t>
-      </w:r>
-    </w:p>
-    <w:p>
-      <w:pPr>
-        <w:keepNext/>
-        <w:keepLines/>
-        <w:spacing w:after="95" w:before="0" w:line="330"/>
-      </w:pPr>
-      <w:r>
-        <w:t xml:space="preserve">课后查读｜不占核心时长</w:t>
-      </w:r>
-    </w:p>
-    <w:p>
-      <w:pPr>
-        <w:pStyle w:val="Heading2"/>
-      </w:pPr>
-      <w:r>
-        <w:t xml:space="preserve">教师备查 不朗读</w:t>
-      </w:r>
-    </w:p>
-    <w:p>
-      <w:pPr>
-        <w:pStyle w:val="TeacherNote"/>
+        <w:keepNext/>
         <w:keepLines/>
         <w:spacing w:after="60" w:before="0" w:line="285"/>
       </w:pPr>

--- a/materials/第1讲整合试讲主版本/01_完整讲稿.docx
+++ b/materials/第1讲整合试讲主版本/01_完整讲稿.docx
@@ -15,16 +15,31 @@
         <w:pStyle w:val="Heading1"/>
       </w:pPr>
       <w:r>
-        <w:t xml:space="preserve">整合试讲主版本完整讲稿</w:t>
-      </w:r>
-    </w:p>
-    <w:p>
-      <w:pPr>
-        <w:keepLines/>
-        <w:spacing w:after="95" w:before="0" w:line="330"/>
-      </w:pPr>
-      <w:r>
-        <w:t xml:space="preserve">面向公安专业一年级。核心90分钟，两个45分钟；100分钟条件性扩展见附页。第一学时常规流程43分钟、机动2分钟；第二学时常规流程42分钟、机动3分钟。机动用于实际指读、追问与回看，可在各学时内穿插，不新增固定内容。时段为含机动的净教学预算，课间另计。课堂材料在开始前发到手中。以下“讲述”可以直接讲出；活动、教师备查和出处不朗读。页码对应同版PPT。没有真人试讲，时段是编排预算。</w:t>
+        <w:t xml:space="preserve">双45分钟整合主稿</w:t>
+      </w:r>
+    </w:p>
+    <w:p>
+      <w:pPr>
+        <w:keepLines/>
+        <w:spacing w:after="95" w:before="0" w:line="330"/>
+      </w:pPr>
+      <w:r>
+        <w:t xml:space="preserve">面向公安专业一年级。一次课一份主稿和一份PPT，内部上、下两节各45分钟，课间另计。正文按真实口述和独立活动排列，教师备查不朗读。第1—16页用于上节，第17—31页用于下节；32—37页默认隐藏，仅按本节进度调用，38页为来源。不存在额外增加课时的选项。</w:t>
+      </w:r>
+    </w:p>
+    <w:p>
+      <w:pPr>
+        <w:keepLines/>
+        <w:spacing w:after="95" w:before="0" w:line="330"/>
+      </w:pPr>
+      <w:r>
+        <w:t xml:space="preserve">以下定位每节从0起，按180汉字/分钟及计划活动粗列，数字口头读法校正、多语速与活动情景、短讲/深化选用，见</w:t>
+      </w:r>
+      <w:r>
+        <w:t xml:space="preserve">当前容量报告</w:t>
+      </w:r>
+      <w:r>
+        <w:t xml:space="preserve">。定位不是实测时长，机动空白不计为教学内容。主线先保证完整解释，教师在检查点选择已经写实的局部调整，不临场补写论证。</w:t>
       </w:r>
     </w:p>
     <w:p>
@@ -32,6 +47,23 @@
         <w:pStyle w:val="Heading1"/>
       </w:pPr>
       <w:r>
+        <w:t xml:space="preserve">上节 国家根本规则与权力运行</w:t>
+      </w:r>
+    </w:p>
+    <w:p>
+      <w:pPr>
+        <w:keepLines/>
+        <w:spacing w:after="95" w:before="0" w:line="330"/>
+      </w:pPr>
+      <w:r>
+        <w:t xml:space="preserve">本节0—45分钟，课间不计入；主线在第16页收束。</w:t>
+      </w:r>
+    </w:p>
+    <w:p>
+      <w:pPr>
+        <w:pStyle w:val="Heading1"/>
+      </w:pPr>
+      <w:r>
         <w:t xml:space="preserve">第1页 宪法总论</w:t>
       </w:r>
     </w:p>
@@ -43,7 +75,7 @@
         <w:spacing w:after="60" w:before="0" w:line="285"/>
       </w:pPr>
       <w:r>
-        <w:t xml:space="preserve">一 国家生活的根本规则｜0—2.5分钟</w:t>
+        <w:t xml:space="preserve">一 国家生活的根本规则｜本节约0—2.1分钟</w:t>
       </w:r>
     </w:p>
     <w:p>
@@ -78,7 +110,7 @@
         <w:spacing w:after="60" w:before="0" w:line="285"/>
       </w:pPr>
       <w:r>
-        <w:t xml:space="preserve">观察照片，留意会议名称，再独立想一想屏幕上的问题。教师停讲。（约30秒，已计入本页。）</w:t>
+        <w:t xml:space="preserve">观察照片，留意会议名称，再独立想一想屏幕上的问题。教师停讲。（计划约30秒，独立于口述。）</w:t>
       </w:r>
     </w:p>
     <w:p>
@@ -118,7 +150,6 @@
     <w:p>
       <w:pPr>
         <w:pStyle w:val="TeacherNote"/>
-        <w:keepNext/>
         <w:keepLines/>
         <w:spacing w:after="60" w:before="0" w:line="285"/>
       </w:pPr>
@@ -128,6 +159,15 @@
     </w:p>
     <w:p>
       <w:pPr>
+        <w:pStyle w:val="Heading2"/>
+        <w:keepNext/>
+      </w:pPr>
+      <w:r>
+        <w:t xml:space="preserve">来源 不朗读</w:t>
+      </w:r>
+    </w:p>
+    <w:p>
+      <w:pPr>
         <w:pStyle w:val="TeacherNote"/>
         <w:keepLines/>
         <w:spacing w:after="60" w:before="0" w:line="285"/>
@@ -152,7 +192,7 @@
         <w:spacing w:after="60" w:before="0" w:line="285"/>
       </w:pPr>
       <w:r>
-        <w:t xml:space="preserve">一 国家生活的根本规则｜2.5—6分钟</w:t>
+        <w:t xml:space="preserve">一 国家生活的根本规则｜本节约2.1—4.9分钟</w:t>
       </w:r>
     </w:p>
     <w:p>
@@ -187,7 +227,7 @@
         <w:spacing w:after="60" w:before="0" w:line="285"/>
       </w:pPr>
       <w:r>
-        <w:t xml:space="preserve">读学生材料A的两段历史节录，圈出“以前”和“最高国家权力机关”。（约45秒，已计入本页。）</w:t>
+        <w:t xml:space="preserve">读学生材料A的两段历史节录，圈出“以前”和“最高国家权力机关”。（计划约45秒，独立于口述。）</w:t>
       </w:r>
     </w:p>
     <w:p>
@@ -236,7 +276,6 @@
     <w:p>
       <w:pPr>
         <w:pStyle w:val="TeacherNote"/>
-        <w:keepNext/>
         <w:keepLines/>
         <w:spacing w:after="60" w:before="0" w:line="285"/>
       </w:pPr>
@@ -246,6 +285,15 @@
     </w:p>
     <w:p>
       <w:pPr>
+        <w:pStyle w:val="Heading2"/>
+        <w:keepNext/>
+      </w:pPr>
+      <w:r>
+        <w:t xml:space="preserve">来源 不朗读</w:t>
+      </w:r>
+    </w:p>
+    <w:p>
+      <w:pPr>
         <w:pStyle w:val="TeacherNote"/>
         <w:keepLines/>
         <w:spacing w:after="60" w:before="0" w:line="285"/>
@@ -270,7 +318,7 @@
         <w:spacing w:after="60" w:before="0" w:line="285"/>
       </w:pPr>
       <w:r>
-        <w:t xml:space="preserve">一 国家生活的根本规则｜6—9.5分钟</w:t>
+        <w:t xml:space="preserve">一 国家生活的根本规则｜本节约4.9—7.8分钟</w:t>
       </w:r>
     </w:p>
     <w:p>
@@ -305,7 +353,7 @@
         <w:spacing w:after="60" w:before="0" w:line="285"/>
       </w:pPr>
       <w:r>
-        <w:t xml:space="preserve">静默阅读材料A现行序言两段，标出“根本任务”和“根本法地位”。（约75秒，已计入本页。）</w:t>
+        <w:t xml:space="preserve">静默阅读材料A现行序言两段，标出“根本任务”和“根本法地位”。（计划约75秒，独立于口述。）</w:t>
       </w:r>
     </w:p>
     <w:p>
@@ -327,7 +375,6 @@
     </w:p>
     <w:p>
       <w:pPr>
-        <w:keepNext/>
         <w:keepLines/>
         <w:spacing w:after="95" w:before="0" w:line="330"/>
       </w:pPr>
@@ -337,6 +384,15 @@
     </w:p>
     <w:p>
       <w:pPr>
+        <w:pStyle w:val="Heading2"/>
+        <w:keepNext/>
+      </w:pPr>
+      <w:r>
+        <w:t xml:space="preserve">来源 不朗读</w:t>
+      </w:r>
+    </w:p>
+    <w:p>
+      <w:pPr>
         <w:pStyle w:val="TeacherNote"/>
         <w:keepLines/>
         <w:spacing w:after="60" w:before="0" w:line="285"/>
@@ -361,7 +417,7 @@
         <w:spacing w:after="60" w:before="0" w:line="285"/>
       </w:pPr>
       <w:r>
-        <w:t xml:space="preserve">一 国家生活的根本规则｜9.5—11.75分钟</w:t>
+        <w:t xml:space="preserve">一 国家生活的根本规则｜本节约7.8—9.6分钟</w:t>
       </w:r>
     </w:p>
     <w:p>
@@ -410,7 +466,6 @@
     <w:p>
       <w:pPr>
         <w:pStyle w:val="TeacherNote"/>
-        <w:keepNext/>
         <w:keepLines/>
         <w:spacing w:after="60" w:before="0" w:line="285"/>
       </w:pPr>
@@ -420,6 +475,15 @@
     </w:p>
     <w:p>
       <w:pPr>
+        <w:pStyle w:val="Heading2"/>
+        <w:keepNext/>
+      </w:pPr>
+      <w:r>
+        <w:t xml:space="preserve">来源 不朗读</w:t>
+      </w:r>
+    </w:p>
+    <w:p>
+      <w:pPr>
         <w:pStyle w:val="TeacherNote"/>
         <w:keepLines/>
         <w:spacing w:after="60" w:before="0" w:line="285"/>
@@ -444,7 +508,7 @@
         <w:spacing w:after="60" w:before="0" w:line="285"/>
       </w:pPr>
       <w:r>
-        <w:t xml:space="preserve">一 国家生活的根本规则｜11.75—13.5分钟</w:t>
+        <w:t xml:space="preserve">一 国家生活的根本规则｜本节约9.6—10.8分钟</w:t>
       </w:r>
     </w:p>
     <w:p>
@@ -493,7 +557,6 @@
     <w:p>
       <w:pPr>
         <w:pStyle w:val="TeacherNote"/>
-        <w:keepNext/>
         <w:keepLines/>
         <w:spacing w:after="60" w:before="0" w:line="285"/>
       </w:pPr>
@@ -503,6 +566,15 @@
     </w:p>
     <w:p>
       <w:pPr>
+        <w:pStyle w:val="Heading2"/>
+        <w:keepNext/>
+      </w:pPr>
+      <w:r>
+        <w:t xml:space="preserve">来源 不朗读</w:t>
+      </w:r>
+    </w:p>
+    <w:p>
+      <w:pPr>
         <w:pStyle w:val="TeacherNote"/>
         <w:keepLines/>
         <w:spacing w:after="60" w:before="0" w:line="285"/>
@@ -527,7 +599,7 @@
         <w:spacing w:after="60" w:before="0" w:line="285"/>
       </w:pPr>
       <w:r>
-        <w:t xml:space="preserve">一 国家生活的根本规则｜13.5—17分钟</w:t>
+        <w:t xml:space="preserve">一 国家生活的根本规则｜本节约10.8—15.5分钟</w:t>
       </w:r>
     </w:p>
     <w:p>
@@ -562,7 +634,7 @@
         <w:spacing w:after="60" w:before="0" w:line="285"/>
       </w:pPr>
       <w:r>
-        <w:t xml:space="preserve">读第5条第3款，圈出被约束的规范种类和“不得抵触”。（约30秒，已计入本页。）</w:t>
+        <w:t xml:space="preserve">读第5条第3款，圈出被约束的规范种类和“不得抵触”。（计划约30秒，独立于口述。）</w:t>
       </w:r>
     </w:p>
     <w:p>
@@ -597,6 +669,33 @@
         <w:spacing w:after="95" w:before="0" w:line="330"/>
       </w:pPr>
       <w:r>
+        <w:t xml:space="preserve">这里有一个值得认真对待的疑问：立法机关需要回应现实问题，如果始终受一部宪法约束，岂不是只能照抄，失去了作出新安排的能力？这个担心抓住了立法的一项真实工作。社会中哪些情况应当区别对待，义务由谁承担，什么程序既可靠又可行，都需要判断；宪法没有预先替立法者完成所有调查和选择。</w:t>
+      </w:r>
+    </w:p>
+    <w:p>
+      <w:pPr>
+        <w:keepLines/>
+        <w:spacing w:after="95" w:before="0" w:line="330"/>
+      </w:pPr>
+      <w:r>
+        <w:t xml:space="preserve">但是，从需要作判断，不能直接推出可以不受约束。请分清两件事：一件是某种安排不能越过共同规则，另一件是在共同规则允许的范围内选择哪种具体办法。前者给判断设定依据，后者才有继续讨论不同办法的空间。如果把具体选择全部取消，立法就难以回应新的生活问题；如果把约束全部取消，所谓具体选择又能把基本权利和国家制度逐项排除。</w:t>
+      </w:r>
+    </w:p>
+    <w:p>
+      <w:pPr>
+        <w:keepLines/>
+        <w:spacing w:after="95" w:before="0" w:line="330"/>
+      </w:pPr>
+      <w:r>
+        <w:t xml:space="preserve">判断一种新规定时，因此至少要追问两层。先问它有没有触及宪法已经规定的权限、程序和权利要求；再问在这些要求之内，它根据什么事实作出具体安排。不能只因有新的细节就说它违背宪法，也不能只因它要解决一个实际问题就免除宪法上的追问。最高效力不是替所有部门写好全部答案，而是使它们不能各自决定哪些根本要求还算数。</w:t>
+      </w:r>
+    </w:p>
+    <w:p>
+      <w:pPr>
+        <w:keepLines/>
+        <w:spacing w:after="95" w:before="0" w:line="330"/>
+      </w:pPr>
+      <w:r>
         <w:t xml:space="preserve">你将来适用具体职权规定，仍在这个规范关系之中。后半堂用国家赔偿法观察具体安排。现在先追问：权力既然属于人民，怎样被组织成能够运行的国家机构？</w:t>
       </w:r>
     </w:p>
@@ -611,7 +710,6 @@
     <w:p>
       <w:pPr>
         <w:pStyle w:val="TeacherNote"/>
-        <w:keepNext/>
         <w:keepLines/>
         <w:spacing w:after="60" w:before="0" w:line="285"/>
       </w:pPr>
@@ -621,6 +719,15 @@
     </w:p>
     <w:p>
       <w:pPr>
+        <w:pStyle w:val="Heading2"/>
+        <w:keepNext/>
+      </w:pPr>
+      <w:r>
+        <w:t xml:space="preserve">来源 不朗读</w:t>
+      </w:r>
+    </w:p>
+    <w:p>
+      <w:pPr>
         <w:pStyle w:val="TeacherNote"/>
         <w:keepLines/>
         <w:spacing w:after="60" w:before="0" w:line="285"/>
@@ -645,7 +752,7 @@
         <w:spacing w:after="60" w:before="0" w:line="285"/>
       </w:pPr>
       <w:r>
-        <w:t xml:space="preserve">一 国家生活的根本规则｜17—21分钟</w:t>
+        <w:t xml:space="preserve">一 国家生活的根本规则｜本节约15.5—19.1分钟</w:t>
       </w:r>
     </w:p>
     <w:p>
@@ -680,7 +787,7 @@
         <w:spacing w:after="60" w:before="0" w:line="285"/>
       </w:pPr>
       <w:r>
-        <w:t xml:space="preserve">阅读材料B第2条及第3条前三款，在“产生”“负责”“监督”下划线。（约75秒，已计入本页。）</w:t>
+        <w:t xml:space="preserve">阅读材料B第2条及第3条前三款，在“产生”“负责”“监督”下划线。（计划约75秒，独立于口述。）</w:t>
       </w:r>
     </w:p>
     <w:p>
@@ -729,7 +836,6 @@
     <w:p>
       <w:pPr>
         <w:pStyle w:val="TeacherNote"/>
-        <w:keepNext/>
         <w:keepLines/>
         <w:spacing w:after="60" w:before="0" w:line="285"/>
       </w:pPr>
@@ -739,6 +845,15 @@
     </w:p>
     <w:p>
       <w:pPr>
+        <w:pStyle w:val="Heading2"/>
+        <w:keepNext/>
+      </w:pPr>
+      <w:r>
+        <w:t xml:space="preserve">来源 不朗读</w:t>
+      </w:r>
+    </w:p>
+    <w:p>
+      <w:pPr>
         <w:pStyle w:val="TeacherNote"/>
         <w:keepLines/>
         <w:spacing w:after="60" w:before="0" w:line="285"/>
@@ -763,7 +878,7 @@
         <w:spacing w:after="60" w:before="0" w:line="285"/>
       </w:pPr>
       <w:r>
-        <w:t xml:space="preserve">一 国家生活的根本规则｜21—23.75分钟</w:t>
+        <w:t xml:space="preserve">一 国家生活的根本规则｜本节约19.1—22.9分钟</w:t>
       </w:r>
     </w:p>
     <w:p>
@@ -798,6 +913,33 @@
         <w:spacing w:after="95" w:before="0" w:line="330"/>
       </w:pPr>
       <w:r>
+        <w:t xml:space="preserve">也可以提出一个更有力的理由：机关要完成公共任务，专业人员需要信任和行动空间。如果所有决定都重新讨论一遍，可能拖延工作。不能把这个理由简单斥为不愿受监督；国家机关确实必须能够履职。问题在于，给予履职空间与取消说明责任，是不是同一件事？</w:t>
+      </w:r>
+    </w:p>
+    <w:p>
+      <w:pPr>
+        <w:keepLines/>
+        <w:spacing w:after="95" w:before="0" w:line="330"/>
+      </w:pPr>
+      <w:r>
+        <w:t xml:space="preserve">仍看第三条。它同时写产生、负责和监督，没有把其中一项设成另一项的替代。我们可以承认机关依法作出决定的地位，同时要求它说明行为依据并依法接受监督。具体监督怎样避免重复、怎样保证专业判断，由相应制度继续安排；这一节不预设某一种监督方式永远最好。</w:t>
+      </w:r>
+    </w:p>
+    <w:p>
+      <w:pPr>
+        <w:keepLines/>
+        <w:spacing w:after="95" w:before="0" w:line="330"/>
+      </w:pPr>
+      <w:r>
+        <w:t xml:space="preserve">因此，信任不能独自证明某次行为正确，监督也不等于把每次决定交给没有权限的人重做。我们需要的论证是：谁依法作出决定，谁承担说明和改正的责任，监督者又按什么权限行使监督。效率的要求没有消失，但它不能把宪法已经写下的负责和监督删掉。</w:t>
+      </w:r>
+    </w:p>
+    <w:p>
+      <w:pPr>
+        <w:keepLines/>
+        <w:spacing w:after="95" w:before="0" w:line="330"/>
+      </w:pPr>
+      <w:r>
         <w:t xml:space="preserve">教材用“民主制度化、法律化”说明宪法本质的一个重要方面。制度化，就是把人民当家作主组织为相应机关、程序和关系；法律化，就是用规范确认这些安排，使其成为应当遵守的要求。它使“人民当家作主”能够被进一步追问：通过什么制度，对谁负责，怎样受到监督。</w:t>
       </w:r>
     </w:p>
@@ -821,7 +963,6 @@
     <w:p>
       <w:pPr>
         <w:pStyle w:val="TeacherNote"/>
-        <w:keepNext/>
         <w:keepLines/>
         <w:spacing w:after="60" w:before="0" w:line="285"/>
       </w:pPr>
@@ -831,6 +972,15 @@
     </w:p>
     <w:p>
       <w:pPr>
+        <w:pStyle w:val="Heading2"/>
+        <w:keepNext/>
+      </w:pPr>
+      <w:r>
+        <w:t xml:space="preserve">来源 不朗读</w:t>
+      </w:r>
+    </w:p>
+    <w:p>
+      <w:pPr>
         <w:pStyle w:val="TeacherNote"/>
         <w:keepLines/>
         <w:spacing w:after="60" w:before="0" w:line="285"/>
@@ -855,7 +1005,7 @@
         <w:spacing w:after="60" w:before="0" w:line="285"/>
       </w:pPr>
       <w:r>
-        <w:t xml:space="preserve">一 国家生活的根本规则｜23.75—26.5分钟</w:t>
+        <w:t xml:space="preserve">一 国家生活的根本规则｜本节约22.9—24.8分钟</w:t>
       </w:r>
     </w:p>
     <w:p>
@@ -913,7 +1063,6 @@
     <w:p>
       <w:pPr>
         <w:pStyle w:val="TeacherNote"/>
-        <w:keepNext/>
         <w:keepLines/>
         <w:spacing w:after="60" w:before="0" w:line="285"/>
       </w:pPr>
@@ -923,6 +1072,15 @@
     </w:p>
     <w:p>
       <w:pPr>
+        <w:pStyle w:val="Heading2"/>
+        <w:keepNext/>
+      </w:pPr>
+      <w:r>
+        <w:t xml:space="preserve">来源 不朗读</w:t>
+      </w:r>
+    </w:p>
+    <w:p>
+      <w:pPr>
         <w:pStyle w:val="TeacherNote"/>
         <w:keepLines/>
         <w:spacing w:after="60" w:before="0" w:line="285"/>
@@ -947,7 +1105,7 @@
         <w:spacing w:after="60" w:before="0" w:line="285"/>
       </w:pPr>
       <w:r>
-        <w:t xml:space="preserve">一 国家生活的根本规则｜26.5—29.5分钟</w:t>
+        <w:t xml:space="preserve">一 国家生活的根本规则｜本节约24.8—28.2分钟</w:t>
       </w:r>
     </w:p>
     <w:p>
@@ -982,7 +1140,7 @@
         <w:spacing w:after="60" w:before="0" w:line="285"/>
       </w:pPr>
       <w:r>
-        <w:t xml:space="preserve">读这一款，分别想一想“尊重”和“保障”把哪些问题交给国家活动。（约30秒，已计入本页。）</w:t>
+        <w:t xml:space="preserve">读这一款，分别想一想“尊重”和“保障”把哪些问题交给国家活动。（计划约30秒，独立于口述。）</w:t>
       </w:r>
     </w:p>
     <w:p>
@@ -1017,6 +1175,15 @@
         <w:spacing w:after="95" w:before="0" w:line="330"/>
       </w:pPr>
       <w:r>
+        <w:t xml:space="preserve">如果有人担心，只强调权利，会不会让国家机关什么都不能做，这个问题要用刚才的两个词来回答。保障人的安全、维持共同生活，本身可能需要国家积极履职；但一项工作有公共目的，还不足以说明任何手段都被允许。应当继续说明机关有什么职权、措施适用于哪些情形、怎样依法保护受影响的人。我们既不能把保障理解为国家一概退出，也不能把积极履职理解为权限无限。这个区别将在下半节的资料缺口题中用到。</w:t>
+      </w:r>
+    </w:p>
+    <w:p>
+      <w:pPr>
+        <w:keepLines/>
+        <w:spacing w:after="95" w:before="0" w:line="330"/>
+      </w:pPr>
+      <w:r>
         <w:t xml:space="preserve">后半堂的赔偿例子就是其中一种联系：国家工作人员行使职权造成法定侵害时，法律怎样回应受害人的请求。它能说明救济的一面，人权保障还有许多内容，第五讲再作系统展开。现在把它与刚才的权力归属、法治和监督放在一起。</w:t>
       </w:r>
     </w:p>
@@ -1031,7 +1198,6 @@
     <w:p>
       <w:pPr>
         <w:pStyle w:val="TeacherNote"/>
-        <w:keepNext/>
         <w:keepLines/>
         <w:spacing w:after="60" w:before="0" w:line="285"/>
       </w:pPr>
@@ -1041,6 +1207,15 @@
     </w:p>
     <w:p>
       <w:pPr>
+        <w:pStyle w:val="Heading2"/>
+        <w:keepNext/>
+      </w:pPr>
+      <w:r>
+        <w:t xml:space="preserve">来源 不朗读</w:t>
+      </w:r>
+    </w:p>
+    <w:p>
+      <w:pPr>
         <w:pStyle w:val="TeacherNote"/>
         <w:keepLines/>
         <w:spacing w:after="60" w:before="0" w:line="285"/>
@@ -1065,7 +1240,7 @@
         <w:spacing w:after="60" w:before="0" w:line="285"/>
       </w:pPr>
       <w:r>
-        <w:t xml:space="preserve">一 国家生活的根本规则｜29.5—32分钟</w:t>
+        <w:t xml:space="preserve">一 国家生活的根本规则｜本节约28.2—30.2分钟</w:t>
       </w:r>
     </w:p>
     <w:p>
@@ -1123,7 +1298,6 @@
     <w:p>
       <w:pPr>
         <w:pStyle w:val="TeacherNote"/>
-        <w:keepNext/>
         <w:keepLines/>
         <w:spacing w:after="60" w:before="0" w:line="285"/>
       </w:pPr>
@@ -1133,6 +1307,15 @@
     </w:p>
     <w:p>
       <w:pPr>
+        <w:pStyle w:val="Heading2"/>
+        <w:keepNext/>
+      </w:pPr>
+      <w:r>
+        <w:t xml:space="preserve">来源 不朗读</w:t>
+      </w:r>
+    </w:p>
+    <w:p>
+      <w:pPr>
         <w:pStyle w:val="TeacherNote"/>
         <w:keepLines/>
         <w:spacing w:after="60" w:before="0" w:line="285"/>
@@ -1157,7 +1340,7 @@
         <w:spacing w:after="60" w:before="0" w:line="285"/>
       </w:pPr>
       <w:r>
-        <w:t xml:space="preserve">一 国家生活的根本规则｜32—34.5分钟</w:t>
+        <w:t xml:space="preserve">一 国家生活的根本规则｜本节约30.2—32.3分钟</w:t>
       </w:r>
     </w:p>
     <w:p>
@@ -1192,7 +1375,7 @@
         <w:spacing w:after="60" w:before="0" w:line="285"/>
       </w:pPr>
       <w:r>
-        <w:t xml:space="preserve">独立写作约1分钟，与同桌交流约45秒。停留本页，不提前显示讲评。（约105秒，已计入本页。）</w:t>
+        <w:t xml:space="preserve">独立写作约1分钟，与同桌交流约45秒。停留本页，不提前显示讲评。（计划约105秒，独立于口述。）</w:t>
       </w:r>
     </w:p>
     <w:p>
@@ -1206,7 +1389,6 @@
     <w:p>
       <w:pPr>
         <w:pStyle w:val="TeacherNote"/>
-        <w:keepNext/>
         <w:keepLines/>
         <w:spacing w:after="60" w:before="0" w:line="285"/>
       </w:pPr>
@@ -1216,6 +1398,15 @@
     </w:p>
     <w:p>
       <w:pPr>
+        <w:pStyle w:val="Heading2"/>
+        <w:keepNext/>
+      </w:pPr>
+      <w:r>
+        <w:t xml:space="preserve">来源 不朗读</w:t>
+      </w:r>
+    </w:p>
+    <w:p>
+      <w:pPr>
         <w:pStyle w:val="TeacherNote"/>
         <w:keepNext/>
         <w:keepLines/>
@@ -1241,7 +1432,7 @@
         <w:spacing w:after="60" w:before="0" w:line="285"/>
       </w:pPr>
       <w:r>
-        <w:t xml:space="preserve">一 国家生活的根本规则｜34.5—36.75分钟</w:t>
+        <w:t xml:space="preserve">一 国家生活的根本规则｜本节约32.3—34.1分钟</w:t>
       </w:r>
     </w:p>
     <w:p>
@@ -1259,7 +1450,7 @@
         <w:spacing w:after="60" w:before="0" w:line="285"/>
       </w:pPr>
       <w:r>
-        <w:t xml:space="preserve">邀请一名学生说明所选两处条文，约30秒。（约30秒，已计入本页。）</w:t>
+        <w:t xml:space="preserve">邀请一名学生说明所选两处条文，约30秒。（计划约30秒，独立于口述。）</w:t>
       </w:r>
     </w:p>
     <w:p>
@@ -1308,7 +1499,6 @@
     <w:p>
       <w:pPr>
         <w:pStyle w:val="TeacherNote"/>
-        <w:keepNext/>
         <w:keepLines/>
         <w:spacing w:after="60" w:before="0" w:line="285"/>
       </w:pPr>
@@ -1318,6 +1508,15 @@
     </w:p>
     <w:p>
       <w:pPr>
+        <w:pStyle w:val="Heading2"/>
+        <w:keepNext/>
+      </w:pPr>
+      <w:r>
+        <w:t xml:space="preserve">来源 不朗读</w:t>
+      </w:r>
+    </w:p>
+    <w:p>
+      <w:pPr>
         <w:pStyle w:val="TeacherNote"/>
         <w:keepNext/>
         <w:keepLines/>
@@ -1343,7 +1542,7 @@
         <w:spacing w:after="60" w:before="0" w:line="285"/>
       </w:pPr>
       <w:r>
-        <w:t xml:space="preserve">一 国家生活的根本规则｜36.75—39.75分钟</w:t>
+        <w:t xml:space="preserve">一 国家生活的根本规则｜本节约34.1—39.1分钟</w:t>
       </w:r>
     </w:p>
     <w:p>
@@ -1378,7 +1577,7 @@
         <w:spacing w:after="60" w:before="0" w:line="285"/>
       </w:pPr>
       <w:r>
-        <w:t xml:space="preserve">读材料C第64条两款，找出“全体代表”及两个通过门槛。（约45秒，已计入本页。）</w:t>
+        <w:t xml:space="preserve">读材料C第64条两款，找出“全体代表”及两个通过门槛。（计划约45秒，独立于口述。）</w:t>
       </w:r>
     </w:p>
     <w:p>
@@ -1404,7 +1603,34 @@
         <w:spacing w:after="95" w:before="0" w:line="330"/>
       </w:pPr>
       <w:r>
-        <w:t xml:space="preserve">修改根本规则影响国家制度和基本权利，需要更高程度的同意。这种特别程序既维护稳定，也保留调整的可能。稳定不是拒绝改变，而是让重大改变依照更严格的共同程序作出。</w:t>
+        <w:t xml:space="preserve">为什么修改根本规则要获得更广泛的支持？一种理由是，它改变的可能不只是一项眼前安排，而是后来许多决定共同遵循的制度前提。要求更广泛同意，有助于使重大改变经过更审慎的考虑，减少规则随一时意见反复变动的风险。这里说明的是一种制度理由，不是声称我们已经证明三分之二在所有场合最优。</w:t>
+      </w:r>
+    </w:p>
+    <w:p>
+      <w:pPr>
+        <w:keepLines/>
+        <w:spacing w:after="95" w:before="0" w:line="330"/>
+      </w:pPr>
+      <w:r>
+        <w:t xml:space="preserve">现在认真看另一面的理由。规则可能需要改正，社会条件也会发生变化。主张保留调整可能的人，并不必然轻视宪法；他可能恰恰担心，不合适的规则继续存在，同样会给国家活动和人的权利带来代价。提高门槛能够使改变更难，却不会自动使维持现状更正确。</w:t>
+      </w:r>
+    </w:p>
+    <w:p>
+      <w:pPr>
+        <w:keepLines/>
+        <w:spacing w:after="95" w:before="0" w:line="330"/>
+      </w:pPr>
+      <w:r>
+        <w:t xml:space="preserve">只作一个明确的课堂假设：其他条件相同，把表决门槛从三分之二提高到全体一致。一方面，更少有人能在强烈反对中被迫接受改变；另一方面，即使很多代表已认为有必要调整，少数反对也足以阻止改变。这不是现实会议的故事，而是门槛条件变化后的逻辑结果。它说明选择门槛须同时面对轻率改变与难以纠正两种风险，不能只说越高越好。</w:t>
+      </w:r>
+    </w:p>
+    <w:p>
+      <w:pPr>
+        <w:keepLines/>
+        <w:spacing w:after="95" w:before="0" w:line="330"/>
+      </w:pPr>
+      <w:r>
+        <w:t xml:space="preserve">回到我国条文，能够确定的是现行制度要求特别多数，同时保留依法修改的通道。支持比例解决按什么程序形成决定的问题；新内容是否有充分理由，还要阅读内容和材料。我们没有用这段一般分析替代精确比例的历史研究，也不在这里开始设计另一个比例。下面先辨认已经生效的门槛，再记录判断更高门槛时不能漏掉的另一面。</w:t>
       </w:r>
     </w:p>
     <w:p>
@@ -1427,7 +1653,6 @@
     <w:p>
       <w:pPr>
         <w:pStyle w:val="TeacherNote"/>
-        <w:keepNext/>
         <w:keepLines/>
         <w:spacing w:after="60" w:before="0" w:line="285"/>
       </w:pPr>
@@ -1437,6 +1662,15 @@
     </w:p>
     <w:p>
       <w:pPr>
+        <w:pStyle w:val="Heading2"/>
+        <w:keepNext/>
+      </w:pPr>
+      <w:r>
+        <w:t xml:space="preserve">来源 不朗读</w:t>
+      </w:r>
+    </w:p>
+    <w:p>
+      <w:pPr>
         <w:pStyle w:val="TeacherNote"/>
         <w:keepLines/>
         <w:spacing w:after="60" w:before="0" w:line="285"/>
@@ -1461,24 +1695,24 @@
         <w:spacing w:after="60" w:before="0" w:line="285"/>
       </w:pPr>
       <w:r>
-        <w:t xml:space="preserve">一 国家生活的根本规则｜39.75—41分钟</w:t>
-      </w:r>
-    </w:p>
-    <w:p>
-      <w:pPr>
-        <w:pStyle w:val="Heading2"/>
-      </w:pPr>
-      <w:r>
-        <w:t xml:space="preserve">讲述</w:t>
-      </w:r>
-    </w:p>
-    <w:p>
-      <w:pPr>
-        <w:keepLines/>
-        <w:spacing w:after="95" w:before="0" w:line="330"/>
-      </w:pPr>
-      <w:r>
-        <w:t xml:space="preserve">在均由全国人大表决、其他程序条件符合的设定下，全体代表百分之六十赞成，宪法修改与法律和其他议案能否分别通过？请直接依据两款原文说明。</w:t>
+        <w:t xml:space="preserve">一 国家生活的根本规则｜本节约39.1—40.9分钟</w:t>
+      </w:r>
+    </w:p>
+    <w:p>
+      <w:pPr>
+        <w:pStyle w:val="Heading2"/>
+      </w:pPr>
+      <w:r>
+        <w:t xml:space="preserve">讲述</w:t>
+      </w:r>
+    </w:p>
+    <w:p>
+      <w:pPr>
+        <w:keepLines/>
+        <w:spacing w:after="95" w:before="0" w:line="330"/>
+      </w:pPr>
+      <w:r>
+        <w:t xml:space="preserve">在均由全国人大表决、其他程序条件符合的设定下，全体代表百分之六十赞成，宪法修改与法律和其他议案能否分别通过？请直接依据两款原文说明。 再写一个短理由：为什么不能只凭“更难修改”，就认定一种门槛一定更好？</w:t>
       </w:r>
     </w:p>
     <w:p>
@@ -1496,7 +1730,7 @@
         <w:spacing w:after="60" w:before="0" w:line="285"/>
       </w:pPr>
       <w:r>
-        <w:t xml:space="preserve">独立判断40秒，只记录两项结论与门槛。（约40秒，已计入本页。）</w:t>
+        <w:t xml:space="preserve">独立作答75秒：先给两项门槛结论，再写出提高门槛须考虑的一项代价。（计划约75秒，独立于口述。）</w:t>
       </w:r>
     </w:p>
     <w:p>
@@ -1510,7 +1744,6 @@
     <w:p>
       <w:pPr>
         <w:pStyle w:val="TeacherNote"/>
-        <w:keepNext/>
         <w:keepLines/>
         <w:spacing w:after="60" w:before="0" w:line="285"/>
       </w:pPr>
@@ -1520,6 +1753,15 @@
     </w:p>
     <w:p>
       <w:pPr>
+        <w:pStyle w:val="Heading2"/>
+        <w:keepNext/>
+      </w:pPr>
+      <w:r>
+        <w:t xml:space="preserve">来源 不朗读</w:t>
+      </w:r>
+    </w:p>
+    <w:p>
+      <w:pPr>
         <w:pStyle w:val="TeacherNote"/>
         <w:keepNext/>
         <w:keepLines/>
@@ -1545,7 +1787,7 @@
         <w:spacing w:after="60" w:before="0" w:line="285"/>
       </w:pPr>
       <w:r>
-        <w:t xml:space="preserve">一 国家生活的根本规则｜41—43分钟</w:t>
+        <w:t xml:space="preserve">一 国家生活的根本规则｜本节约40.9—43.1分钟</w:t>
       </w:r>
     </w:p>
     <w:p>
@@ -1571,6 +1813,15 @@
         <w:spacing w:after="95" w:before="0" w:line="330"/>
       </w:pPr>
       <w:r>
+        <w:t xml:space="preserve">关于门槛的理由，能够说明避免轻率改变，同时指出必要调整可能更难，就已经把两面的判断接起来了。若有人更重视其中一种风险，还须交代所讨论的条件；不能只把另一方说成不尊重宪法。现行规则仍按第六十四条适用，评价理由不能自行改变通过门槛。</w:t>
+      </w:r>
+    </w:p>
+    <w:p>
+      <w:pPr>
+        <w:keepLines/>
+        <w:spacing w:after="95" w:before="0" w:line="330"/>
+      </w:pPr>
+      <w:r>
         <w:t xml:space="preserve">回到开场，“根本法”现在就不只是最重要三个字。我们已经看到它规定国家的根本制度和任务，组织国家权力，确认基本权利；立法本身也在这个框架内，其他规范不得抵触；修改根本规则又有特别程序。</w:t>
       </w:r>
     </w:p>
@@ -1598,7 +1849,7 @@
         <w:spacing w:after="60" w:before="0" w:line="285"/>
       </w:pPr>
       <w:r>
-        <w:t xml:space="preserve">学生在材料页边各写一个词，概括自己还没说清的一层关系；收回注意后下课。课间另计。（约18秒，已计入本页。）</w:t>
+        <w:t xml:space="preserve">学生在材料页边各写一个词，概括自己还没说清的一层关系；收回注意后下课。课间另计。（计划约18秒，独立于口述。）</w:t>
       </w:r>
     </w:p>
     <w:p>
@@ -1616,26 +1867,16 @@
         <w:spacing w:after="60" w:before="0" w:line="285"/>
       </w:pPr>
       <w:r>
-        <w:t xml:space="preserve">本页常规流程累计43分钟；本学时另留2分钟供实际指读、追问与回看，按需穿插，不另加内容。若每学时50分钟，此处转附页E1（第32—33页）共5分钟，再进入课间。</w:t>
-      </w:r>
-    </w:p>
-    <w:p>
-      <w:pPr>
-        <w:pStyle w:val="Heading2"/>
-      </w:pPr>
-      <w:r>
-        <w:t xml:space="preserve">本学时机动 不朗读</w:t>
-      </w:r>
-    </w:p>
-    <w:p>
-      <w:pPr>
-        <w:pStyle w:val="TeacherNote"/>
-        <w:keepNext/>
-        <w:keepLines/>
-        <w:spacing w:after="60" w:before="0" w:line="285"/>
-      </w:pPr>
-      <w:r>
-        <w:t xml:space="preserve">另留2分钟（预算43—45分钟），可前移到本学时真实需要的指读、回答或补充理由处，不必等到末页使用。</w:t>
+        <w:t xml:space="preserve">上节收束后课间另计。若节内选用32—33页，须按容量报告的具体路径与检查点调用，不能超出本节45分钟。</w:t>
+      </w:r>
+    </w:p>
+    <w:p>
+      <w:pPr>
+        <w:pStyle w:val="Heading2"/>
+        <w:keepNext/>
+      </w:pPr>
+      <w:r>
+        <w:t xml:space="preserve">来源 不朗读</w:t>
       </w:r>
     </w:p>
     <w:p>
@@ -1653,6 +1894,23 @@
         <w:pStyle w:val="Heading1"/>
       </w:pPr>
       <w:r>
+        <w:t xml:space="preserve">下节 宪法要求怎样进入赔偿制度</w:t>
+      </w:r>
+    </w:p>
+    <w:p>
+      <w:pPr>
+        <w:keepLines/>
+        <w:spacing w:after="95" w:before="0" w:line="330"/>
+      </w:pPr>
+      <w:r>
+        <w:t xml:space="preserve">本节0—45分钟，课间不计入；主线在第31页收束。</w:t>
+      </w:r>
+    </w:p>
+    <w:p>
+      <w:pPr>
+        <w:pStyle w:val="Heading1"/>
+      </w:pPr>
+      <w:r>
         <w:t xml:space="preserve">第17页 一个赔偿请求，为什么要读两部法律？</w:t>
       </w:r>
     </w:p>
@@ -1664,7 +1922,7 @@
         <w:spacing w:after="60" w:before="0" w:line="285"/>
       </w:pPr>
       <w:r>
-        <w:t xml:space="preserve">二 根本要求怎样进入具体制度｜45—47.75分钟</w:t>
+        <w:t xml:space="preserve">二 根本要求怎样进入具体制度｜本节约0—2.2分钟</w:t>
       </w:r>
     </w:p>
     <w:p>
@@ -1699,7 +1957,7 @@
         <w:spacing w:after="60" w:before="0" w:line="285"/>
       </w:pPr>
       <w:r>
-        <w:t xml:space="preserve">静默读材料D第41条第3款，圈出侵害主体、赔偿权和“依照法律规定”。（约45秒，已计入本页。）</w:t>
+        <w:t xml:space="preserve">静默读材料D第41条第3款，圈出侵害主体、赔偿权和“依照法律规定”。（计划约45秒，独立于口述。）</w:t>
       </w:r>
     </w:p>
     <w:p>
@@ -1739,7 +1997,6 @@
     <w:p>
       <w:pPr>
         <w:pStyle w:val="TeacherNote"/>
-        <w:keepNext/>
         <w:keepLines/>
         <w:spacing w:after="60" w:before="0" w:line="285"/>
       </w:pPr>
@@ -1749,6 +2006,15 @@
     </w:p>
     <w:p>
       <w:pPr>
+        <w:pStyle w:val="Heading2"/>
+        <w:keepNext/>
+      </w:pPr>
+      <w:r>
+        <w:t xml:space="preserve">来源 不朗读</w:t>
+      </w:r>
+    </w:p>
+    <w:p>
+      <w:pPr>
         <w:pStyle w:val="TeacherNote"/>
         <w:keepLines/>
         <w:spacing w:after="60" w:before="0" w:line="285"/>
@@ -1773,7 +2039,7 @@
         <w:spacing w:after="60" w:before="0" w:line="285"/>
       </w:pPr>
       <w:r>
-        <w:t xml:space="preserve">二 根本要求怎样进入具体制度｜47.75—50.75分钟</w:t>
+        <w:t xml:space="preserve">二 根本要求怎样进入具体制度｜本节约2.2—4.4分钟</w:t>
       </w:r>
     </w:p>
     <w:p>
@@ -1808,7 +2074,7 @@
         <w:spacing w:after="60" w:before="0" w:line="285"/>
       </w:pPr>
       <w:r>
-        <w:t xml:space="preserve">静默对读两段，分别标出“权利”“依法行使职权”“根据宪法”。（约45秒，已计入本页。）</w:t>
+        <w:t xml:space="preserve">静默对读两段，分别标出“权利”“依法行使职权”“根据宪法”。（计划约45秒，独立于口述。）</w:t>
       </w:r>
     </w:p>
     <w:p>
@@ -1830,7 +2096,6 @@
     </w:p>
     <w:p>
       <w:pPr>
-        <w:keepNext/>
         <w:keepLines/>
         <w:spacing w:after="95" w:before="0" w:line="330"/>
       </w:pPr>
@@ -1840,6 +2105,15 @@
     </w:p>
     <w:p>
       <w:pPr>
+        <w:pStyle w:val="Heading2"/>
+        <w:keepNext/>
+      </w:pPr>
+      <w:r>
+        <w:t xml:space="preserve">来源 不朗读</w:t>
+      </w:r>
+    </w:p>
+    <w:p>
+      <w:pPr>
         <w:pStyle w:val="TeacherNote"/>
         <w:keepLines/>
         <w:spacing w:after="60" w:before="0" w:line="285"/>
@@ -1864,7 +2138,7 @@
         <w:spacing w:after="60" w:before="0" w:line="285"/>
       </w:pPr>
       <w:r>
-        <w:t xml:space="preserve">二 根本要求怎样进入具体制度｜50.75—54.75分钟</w:t>
+        <w:t xml:space="preserve">二 根本要求怎样进入具体制度｜本节约4.4—7.9分钟</w:t>
       </w:r>
     </w:p>
     <w:p>
@@ -1899,7 +2173,7 @@
         <w:spacing w:after="60" w:before="0" w:line="285"/>
       </w:pPr>
       <w:r>
-        <w:t xml:space="preserve">读第2条第1款、第3条起句及第1项。用不同记号标“行政职权”与“违法拘留”。（约90秒，已计入本页。）</w:t>
+        <w:t xml:space="preserve">读第2条第1款、第3条起句及第1项。用不同记号标“行政职权”与“违法拘留”。（计划约90秒，独立于口述。）</w:t>
       </w:r>
     </w:p>
     <w:p>
@@ -1948,7 +2222,6 @@
     <w:p>
       <w:pPr>
         <w:pStyle w:val="TeacherNote"/>
-        <w:keepNext/>
         <w:keepLines/>
         <w:spacing w:after="60" w:before="0" w:line="285"/>
       </w:pPr>
@@ -1958,6 +2231,15 @@
     </w:p>
     <w:p>
       <w:pPr>
+        <w:pStyle w:val="Heading2"/>
+        <w:keepNext/>
+      </w:pPr>
+      <w:r>
+        <w:t xml:space="preserve">来源 不朗读</w:t>
+      </w:r>
+    </w:p>
+    <w:p>
+      <w:pPr>
         <w:pStyle w:val="TeacherNote"/>
         <w:keepLines/>
         <w:spacing w:after="60" w:before="0" w:line="285"/>
@@ -1982,7 +2264,7 @@
         <w:spacing w:after="60" w:before="0" w:line="285"/>
       </w:pPr>
       <w:r>
-        <w:t xml:space="preserve">二 根本要求怎样进入具体制度｜54.75—57.75分钟</w:t>
+        <w:t xml:space="preserve">二 根本要求怎样进入具体制度｜本节约7.9—13.7分钟</w:t>
       </w:r>
     </w:p>
     <w:p>
@@ -2017,7 +2299,7 @@
         <w:spacing w:after="60" w:before="0" w:line="285"/>
       </w:pPr>
       <w:r>
-        <w:t xml:space="preserve">读该款，分别标出前面的行为条件与最后的义务主体。（约45秒，已计入本页。）</w:t>
+        <w:t xml:space="preserve">先读第7条第1款标记义务主体，再对读附页第16条第1款，圈出过错条件与赔偿后的顺序，约75秒。（计划约75秒，独立于口述。）</w:t>
       </w:r>
     </w:p>
     <w:p>
@@ -2052,6 +2334,42 @@
         <w:spacing w:after="95" w:before="0" w:line="330"/>
       </w:pPr>
       <w:r>
+        <w:t xml:space="preserve">这里还可能有一个疑问：具体侵害是工作人员造成的，为什么让机关赔偿，不直接只找那个人？“谁造成侵害谁承担责任”有追究责任的合理关切。若只回答为了方便受害人，就没有充分回应这个疑问。关键还在于题设中工作人员正在以机关名义行使行政职权，这同他在私人交往中造成损害不同。</w:t>
+      </w:r>
+    </w:p>
+    <w:p>
+      <w:pPr>
+        <w:keepLines/>
+        <w:spacing w:after="95" w:before="0" w:line="330"/>
+      </w:pPr>
+      <w:r>
+        <w:t xml:space="preserve">受害人面对的是国家职权的行使，法律据此把对外赔偿义务落实到相应机关。若让这种请求完全依赖个人是否愿意赔、能否赔，机关行使职权所产生的责任就可能被推回私人关系。这里是在解释第七条安排的意义，不是说任何有机关身份的人的任何行为都由国家赔偿；职权性质和法定侵害条件仍要成立。</w:t>
+      </w:r>
+    </w:p>
+    <w:p>
+      <w:pPr>
+        <w:keepLines/>
+        <w:spacing w:after="95" w:before="0" w:line="330"/>
+      </w:pPr>
+      <w:r>
+        <w:t xml:space="preserve">机关承担赔偿义务，也不等于工作人员的个人责任被抹掉。附页的第十六条第一款另规定，机关赔偿损失后，对有故意或者重大过失的工作人员等，应当责令其承担部分或者全部赔偿费用。注意两个限制：这里有故意或者重大过失的条件，也有机关赔偿损失后的顺序，不能讲成只要赔偿就一律由个人全额承担。</w:t>
+      </w:r>
+    </w:p>
+    <w:p>
+      <w:pPr>
+        <w:keepLines/>
+        <w:spacing w:after="95" w:before="0" w:line="330"/>
+      </w:pPr>
+      <w:r>
+        <w:t xml:space="preserve">两组规定分别处理对外保障请求和内部追究责任。将它们分开，既不会因强调受害人的请求就说责任人员一概免责，也不会因希望追究个人就取消机关已经负有的赔偿义务。公共责任和个人责任不是只能保留一个。具体追偿程序今天不展开，我们只借这一个区别看清普通法律怎样继续组织宪法上的赔偿要求。</w:t>
+      </w:r>
+    </w:p>
+    <w:p>
+      <w:pPr>
+        <w:keepLines/>
+        <w:spacing w:after="95" w:before="0" w:line="330"/>
+      </w:pPr>
+      <w:r>
         <w:t xml:space="preserve">这句话要连着前面的条件理解：依法承担赔偿义务，不等于每个请求人主张的全部事项都当然成立。现在我们已经有了情形和义务机关两项信息，给定事实以后，就能作一个有根据的有限判断。</w:t>
       </w:r>
     </w:p>
@@ -2066,7 +2384,6 @@
     <w:p>
       <w:pPr>
         <w:pStyle w:val="TeacherNote"/>
-        <w:keepNext/>
         <w:keepLines/>
         <w:spacing w:after="60" w:before="0" w:line="285"/>
       </w:pPr>
@@ -2081,7 +2398,26 @@
         <w:spacing w:after="60" w:before="0" w:line="285"/>
       </w:pPr>
       <w:r>
-        <w:t xml:space="preserve">依据：国家赔偿法第7条第1款。</w:t>
+        <w:t xml:space="preserve">第16条第1款只用于说明机关对外赔偿不等于工作人员一概免责；不展开追偿程序，不以个人过错作为本例赔偿权的一般前提。</w:t>
+      </w:r>
+    </w:p>
+    <w:p>
+      <w:pPr>
+        <w:pStyle w:val="Heading2"/>
+        <w:keepNext/>
+      </w:pPr>
+      <w:r>
+        <w:t xml:space="preserve">来源 不朗读</w:t>
+      </w:r>
+    </w:p>
+    <w:p>
+      <w:pPr>
+        <w:pStyle w:val="TeacherNote"/>
+        <w:keepLines/>
+        <w:spacing w:after="60" w:before="0" w:line="285"/>
+      </w:pPr>
+      <w:r>
+        <w:t xml:space="preserve">依据：国家赔偿法第7条第1款、第16条第1款；机关义务与个人责任分开说明。</w:t>
       </w:r>
     </w:p>
     <w:p>
@@ -2100,7 +2436,7 @@
         <w:spacing w:after="60" w:before="0" w:line="285"/>
       </w:pPr>
       <w:r>
-        <w:t xml:space="preserve">二 根本要求怎样进入具体制度｜57.75—60分钟</w:t>
+        <w:t xml:space="preserve">二 根本要求怎样进入具体制度｜本节约13.7—15.3分钟</w:t>
       </w:r>
     </w:p>
     <w:p>
@@ -2158,7 +2494,6 @@
     <w:p>
       <w:pPr>
         <w:pStyle w:val="TeacherNote"/>
-        <w:keepNext/>
         <w:keepLines/>
         <w:spacing w:after="60" w:before="0" w:line="285"/>
       </w:pPr>
@@ -2168,6 +2503,15 @@
     </w:p>
     <w:p>
       <w:pPr>
+        <w:pStyle w:val="Heading2"/>
+        <w:keepNext/>
+      </w:pPr>
+      <w:r>
+        <w:t xml:space="preserve">来源 不朗读</w:t>
+      </w:r>
+    </w:p>
+    <w:p>
+      <w:pPr>
         <w:pStyle w:val="TeacherNote"/>
         <w:keepLines/>
         <w:spacing w:after="60" w:before="0" w:line="285"/>
@@ -2192,7 +2536,7 @@
         <w:spacing w:after="60" w:before="0" w:line="285"/>
       </w:pPr>
       <w:r>
-        <w:t xml:space="preserve">二 根本要求怎样进入具体制度｜60—62.25分钟</w:t>
+        <w:t xml:space="preserve">二 根本要求怎样进入具体制度｜本节约15.3—17.2分钟</w:t>
       </w:r>
     </w:p>
     <w:p>
@@ -2227,7 +2571,7 @@
         <w:spacing w:after="60" w:before="0" w:line="285"/>
       </w:pPr>
       <w:r>
-        <w:t xml:space="preserve">独立写出两项结论及对应条文，约1分30秒。保持本页。（约90秒，已计入本页。）</w:t>
+        <w:t xml:space="preserve">独立写出两项结论及对应条文，约1分30秒。保持本页。（计划约90秒，独立于口述。）</w:t>
       </w:r>
     </w:p>
     <w:p>
@@ -2241,7 +2585,6 @@
     <w:p>
       <w:pPr>
         <w:pStyle w:val="TeacherNote"/>
-        <w:keepNext/>
         <w:keepLines/>
         <w:spacing w:after="60" w:before="0" w:line="285"/>
       </w:pPr>
@@ -2251,6 +2594,15 @@
     </w:p>
     <w:p>
       <w:pPr>
+        <w:pStyle w:val="Heading2"/>
+        <w:keepNext/>
+      </w:pPr>
+      <w:r>
+        <w:t xml:space="preserve">来源 不朗读</w:t>
+      </w:r>
+    </w:p>
+    <w:p>
+      <w:pPr>
         <w:pStyle w:val="TeacherNote"/>
         <w:keepNext/>
         <w:keepLines/>
@@ -2276,7 +2628,7 @@
         <w:spacing w:after="60" w:before="0" w:line="285"/>
       </w:pPr>
       <w:r>
-        <w:t xml:space="preserve">二 根本要求怎样进入具体制度｜62.25—64.25分钟</w:t>
+        <w:t xml:space="preserve">二 根本要求怎样进入具体制度｜本节约17.2—18.8分钟</w:t>
       </w:r>
     </w:p>
     <w:p>
@@ -2294,7 +2646,7 @@
         <w:spacing w:after="60" w:before="0" w:line="285"/>
       </w:pPr>
       <w:r>
-        <w:t xml:space="preserve">请一名学生简短说明两项依据，约20秒。（约20秒，已计入本页。）</w:t>
+        <w:t xml:space="preserve">请一名学生简短说明两项依据，约20秒。（计划约20秒，独立于口述。）</w:t>
       </w:r>
     </w:p>
     <w:p>
@@ -2325,7 +2677,6 @@
     </w:p>
     <w:p>
       <w:pPr>
-        <w:keepNext/>
         <w:keepLines/>
         <w:spacing w:after="95" w:before="0" w:line="330"/>
       </w:pPr>
@@ -2335,6 +2686,15 @@
     </w:p>
     <w:p>
       <w:pPr>
+        <w:pStyle w:val="Heading2"/>
+        <w:keepNext/>
+      </w:pPr>
+      <w:r>
+        <w:t xml:space="preserve">来源 不朗读</w:t>
+      </w:r>
+    </w:p>
+    <w:p>
+      <w:pPr>
         <w:pStyle w:val="TeacherNote"/>
         <w:keepNext/>
         <w:keepLines/>
@@ -2360,7 +2720,7 @@
         <w:spacing w:after="60" w:before="0" w:line="285"/>
       </w:pPr>
       <w:r>
-        <w:t xml:space="preserve">二 根本要求怎样进入具体制度｜64.25—65.75分钟</w:t>
+        <w:t xml:space="preserve">二 根本要求怎样进入具体制度｜本节约18.8—20.6分钟</w:t>
       </w:r>
     </w:p>
     <w:p>
@@ -2386,7 +2746,7 @@
         <w:spacing w:after="95" w:before="0" w:line="330"/>
       </w:pPr>
       <w:r>
-        <w:t xml:space="preserve">先不急着听教师的解释。请回到第5条、第41条，再回看刚才帮助我们找到赔偿情形和义务机关的两条法律。下一页用这些材料自己组织一个回答。</w:t>
+        <w:t xml:space="preserve">先不急着听教师解释。请回到第5条、第41条，再看帮助我们找到情形和义务机关的法律，并补读附页第12条。下一页用这些材料组织回答，说明办理条件和权利保障是不是只能二选一。</w:t>
       </w:r>
     </w:p>
     <w:p>
@@ -2404,7 +2764,7 @@
         <w:spacing w:after="60" w:before="0" w:line="285"/>
       </w:pPr>
       <w:r>
-        <w:t xml:space="preserve">回看指定条文，约30秒。只定位材料，不在此页先给完整关系解释。（约30秒，已计入本页。）</w:t>
+        <w:t xml:space="preserve">回看第5、41条和第3、7条，再读附页第12条节录，圈出信息要求及书写确有困难时的安排，共1分钟。只定位材料，不预讲完整关系。（计划约60秒，独立于口述。）</w:t>
       </w:r>
     </w:p>
     <w:p>
@@ -2418,7 +2778,6 @@
     <w:p>
       <w:pPr>
         <w:pStyle w:val="TeacherNote"/>
-        <w:keepNext/>
         <w:keepLines/>
         <w:spacing w:after="60" w:before="0" w:line="285"/>
       </w:pPr>
@@ -2428,6 +2787,15 @@
     </w:p>
     <w:p>
       <w:pPr>
+        <w:pStyle w:val="Heading2"/>
+        <w:keepNext/>
+      </w:pPr>
+      <w:r>
+        <w:t xml:space="preserve">来源 不朗读</w:t>
+      </w:r>
+    </w:p>
+    <w:p>
+      <w:pPr>
         <w:pStyle w:val="TeacherNote"/>
         <w:keepNext/>
         <w:keepLines/>
@@ -2453,24 +2821,24 @@
         <w:spacing w:after="60" w:before="0" w:line="285"/>
       </w:pPr>
       <w:r>
-        <w:t xml:space="preserve">二 根本要求怎样进入具体制度｜65.75—69.5分钟</w:t>
-      </w:r>
-    </w:p>
-    <w:p>
-      <w:pPr>
-        <w:pStyle w:val="Heading2"/>
-      </w:pPr>
-      <w:r>
-        <w:t xml:space="preserve">讲述</w:t>
-      </w:r>
-    </w:p>
-    <w:p>
-      <w:pPr>
-        <w:keepLines/>
-        <w:spacing w:after="95" w:before="0" w:line="330"/>
-      </w:pPr>
-      <w:r>
-        <w:t xml:space="preserve">用第5条和第41条说明宪法的约束，再举一项国家赔偿法增加的安排，解释为什么两种规范都需要。可以按自己的顺序写出理由。</w:t>
+        <w:t xml:space="preserve">二 根本要求怎样进入具体制度｜本节约20.6—24分钟</w:t>
+      </w:r>
+    </w:p>
+    <w:p>
+      <w:pPr>
+        <w:pStyle w:val="Heading2"/>
+      </w:pPr>
+      <w:r>
+        <w:t xml:space="preserve">讲述</w:t>
+      </w:r>
+    </w:p>
+    <w:p>
+      <w:pPr>
+        <w:keepLines/>
+        <w:spacing w:after="95" w:before="0" w:line="330"/>
+      </w:pPr>
+      <w:r>
+        <w:t xml:space="preserve">请先用第5条和第41条说明宪法约束，再举一项国家赔偿法增加的安排。接着回应一个备课时提出的主张：为了保障权利，申请条件越少越好。结合第12条，写出它合理的关切，以及仍需补充的理由。两部分各写一两句即可。</w:t>
       </w:r>
     </w:p>
     <w:p>
@@ -2488,7 +2856,7 @@
         <w:spacing w:after="60" w:before="0" w:line="285"/>
       </w:pPr>
       <w:r>
-        <w:t xml:space="preserve">独立写作2分30秒；同桌各读一句并指出对方是否只给结论，约30秒。不要跳到下一页。（约180秒，已计入本页。）</w:t>
+        <w:t xml:space="preserve">独立写作2分30秒；同桌各读一句并指出对方是否只给结论，约30秒。不要跳到下一页。（计划约180秒，独立于口述。）</w:t>
       </w:r>
     </w:p>
     <w:p>
@@ -2502,7 +2870,6 @@
     <w:p>
       <w:pPr>
         <w:pStyle w:val="TeacherNote"/>
-        <w:keepNext/>
         <w:keepLines/>
         <w:spacing w:after="60" w:before="0" w:line="285"/>
       </w:pPr>
@@ -2512,6 +2879,15 @@
     </w:p>
     <w:p>
       <w:pPr>
+        <w:pStyle w:val="Heading2"/>
+        <w:keepNext/>
+      </w:pPr>
+      <w:r>
+        <w:t xml:space="preserve">来源 不朗读</w:t>
+      </w:r>
+    </w:p>
+    <w:p>
+      <w:pPr>
         <w:pStyle w:val="TeacherNote"/>
         <w:keepNext/>
         <w:keepLines/>
@@ -2537,7 +2913,7 @@
         <w:spacing w:after="60" w:before="0" w:line="285"/>
       </w:pPr>
       <w:r>
-        <w:t xml:space="preserve">二 根本要求怎样进入具体制度｜69.5—72.5分钟</w:t>
+        <w:t xml:space="preserve">二 根本要求怎样进入具体制度｜本节约24—30.2分钟</w:t>
       </w:r>
     </w:p>
     <w:p>
@@ -2555,33 +2931,78 @@
         <w:spacing w:after="60" w:before="0" w:line="285"/>
       </w:pPr>
       <w:r>
-        <w:t xml:space="preserve">请两名学生各给一个理由或一个制度例子，总计约1分钟。依据实际回答选择短反馈或备查展开，不虚构错误。（约60秒，已计入本页。）</w:t>
-      </w:r>
-    </w:p>
-    <w:p>
-      <w:pPr>
-        <w:pStyle w:val="Heading2"/>
-      </w:pPr>
-      <w:r>
-        <w:t xml:space="preserve">讲述</w:t>
-      </w:r>
-    </w:p>
-    <w:p>
-      <w:pPr>
-        <w:keepLines/>
-        <w:spacing w:after="95" w:before="0" w:line="330"/>
-      </w:pPr>
-      <w:r>
-        <w:t xml:space="preserve">把刚才的回答放回两组条文：第41条已经确认相应赔偿权，第5条约束普通法律；第7条再确定谁负赔偿义务。需要补充办理制度，并不表示宪法此前无效；已有最高效力，也没有替我们写完个案条件。法律继续回答怎样保障，仍须尊重宪法已经确认的保障要求。</w:t>
-      </w:r>
-    </w:p>
-    <w:p>
-      <w:pPr>
-        <w:keepLines/>
-        <w:spacing w:after="95" w:before="0" w:line="330"/>
-      </w:pPr>
-      <w:r>
-        <w:t xml:space="preserve">这道题要说明的是已有约束与新增安排怎样并存。接下来用两个短问题，看看这个关系是否取决于法律开头有没有写根据宪法。</w:t>
+        <w:t xml:space="preserve">请两名学生各给一个理由或一个制度例子，总计约1分钟。依据实际回答选择短反馈或备查展开，不虚构错误。（计划约60秒，独立于口述。）</w:t>
+      </w:r>
+    </w:p>
+    <w:p>
+      <w:pPr>
+        <w:pStyle w:val="Heading2"/>
+      </w:pPr>
+      <w:r>
+        <w:t xml:space="preserve">讲述</w:t>
+      </w:r>
+    </w:p>
+    <w:p>
+      <w:pPr>
+        <w:keepLines/>
+        <w:spacing w:after="95" w:before="0" w:line="330"/>
+      </w:pPr>
+      <w:r>
+        <w:t xml:space="preserve">先看刚才回答中的两种依据。第41条已经确认相应赔偿权，第5条要求普通法律不得同宪法抵触；第3条、第7条又补出本例赔偿情形和义务机关。已有法律约束，与全部办理事项已经写完，是两个不同判断。这解释了为什么需要具体法律，不表示宪法要等法律许可才开始有效。</w:t>
+      </w:r>
+    </w:p>
+    <w:p>
+      <w:pPr>
+        <w:keepLines/>
+        <w:spacing w:after="95" w:before="0" w:line="330"/>
+      </w:pPr>
+      <w:r>
+        <w:t xml:space="preserve">但如果只停在这两句话，还有一个困难没有解决：既然条文写着依照法律规定，立法者究竟能作多少选择？一边可能担心，允许法律规定条件，权利会不会被条件一点点掏空；另一边可能担心，不允许规定任何条件，就无法核实事实，无法区分应赔与不应赔。两种担心都涉及权利怎样可靠实现，不能把任何一方简单说成不重视保障。</w:t>
+      </w:r>
+    </w:p>
+    <w:p>
+      <w:pPr>
+        <w:keepLines/>
+        <w:spacing w:after="95" w:before="0" w:line="330"/>
+      </w:pPr>
+      <w:r>
+        <w:t xml:space="preserve">先说为什么要有条件。请求是否涉及国家职权，发生了什么法定侵害，是否造成损害，需要有依据地判断。对这些问题作区分，不是因为权利不重要，而是因为不能把不同情况不加区别地都当成同一项请求。刚才任务三能得出结论，正是因为有关事实和规则已经给出。若只有一个不满的结果，没有职权、行为和损害的信息，结论就还不能同样作出。</w:t>
+      </w:r>
+    </w:p>
+    <w:p>
+      <w:pPr>
+        <w:keepLines/>
+        <w:spacing w:after="95" w:before="0" w:line="330"/>
+      </w:pPr>
+      <w:r>
+        <w:t xml:space="preserve">再看条件为什么仍须受约束。普通法律可以安排如何核实，不能仅凭“由法律规定”这几个字，就把是否承认宪法已经确认的赔偿要求变成随意选择。假如某项安排让符合保障要求的人根本无法提出请求，就应继续追问它的理由与宪法依据，不能只说既然写进法律便不必再问。不过，具体一条规定是否抵触宪法，还要审查完整内容和适用情形；不是课堂上觉得不方便，就自行宣布法律失效。</w:t>
+      </w:r>
+    </w:p>
+    <w:p>
+      <w:pPr>
+        <w:keepLines/>
+        <w:spacing w:after="95" w:before="0" w:line="330"/>
+      </w:pPr>
+      <w:r>
+        <w:t xml:space="preserve">实际法律里可以看到一种更细的安排。附页第十二条先要求提出具体请求、事实根据和理由，让处理有可核查的内容；同一条又规定，书写申请书确有困难的，可以由他人代书，也可以口头申请，由义务机关记入笔录。这里没有为了照顾困难就放弃记录事实，也没有为了统一书面形式就让不会写的人无法提出请求。</w:t>
+      </w:r>
+    </w:p>
+    <w:p>
+      <w:pPr>
+        <w:keepLines/>
+        <w:spacing w:after="95" w:before="0" w:line="330"/>
+      </w:pPr>
+      <w:r>
+        <w:t xml:space="preserve">这段材料改变了我们对具体化的理解。具体法律并非总是在权利与程序之间二选一；它可以调整办理方式，使核实所需的信息与请求人的实际困难都进入安排。我们只能据此说明这一条增加了什么，不能凭一项较周全的办法宣布整部法律所有规定都已合宪、所有人都得到救济。今天不记忆申请书的栏目，更不进入期限和管辖。</w:t>
+      </w:r>
+    </w:p>
+    <w:p>
+      <w:pPr>
+        <w:keepLines/>
+        <w:spacing w:after="95" w:before="0" w:line="330"/>
+      </w:pPr>
+      <w:r>
+        <w:t xml:space="preserve">因此，判断制度选择，要先辨认宪法已经要求什么，再看具体规则怎样组织条件、主体和办理办法，遇到可能排除保障的安排继续核查理由。尊重立法的选择，并不是把选择免于宪法约束；维护宪法约束，也不是假定每个细节只有一个预先写好的答案。下一页检验这个关系会不会因法律开头的一句话改变。</w:t>
       </w:r>
     </w:p>
     <w:p>
@@ -2599,59 +3020,46 @@
         <w:spacing w:after="60" w:before="0" w:line="285"/>
       </w:pPr>
       <w:r>
-        <w:t xml:space="preserve">常规讲评先听实际回答。上面的短反馈用于已说清两层关系的回答；不要再逐段复读本页全部备查。若仍有混淆，用下段替代短反馈中对应部分，并从第二学时3分钟机动中调配，不额外叠加两套完整讲评。</w:t>
-      </w:r>
-    </w:p>
-    <w:p>
-      <w:pPr>
-        <w:pStyle w:val="TeacherNote"/>
-        <w:keepLines/>
-        <w:spacing w:after="60" w:before="0" w:line="285"/>
-      </w:pPr>
-      <w:r>
-        <w:t xml:space="preserve">需要展开时：最高效力回答普通法律能不能排除或背离宪法要求；具体制度回答相应要求怎样在一个领域展开。规范已经有约束力，与全部办理细节已经写完，是两个不同判断。第41条已经确认相应赔偿权，对国家机关具有约束力；国家赔偿法第3条增加具体情形，第7条明确义务机关，第9条安排提出途径。需要后者，因为办理需要具体制度，而不是前者原本没有效力。</w:t>
-      </w:r>
-    </w:p>
-    <w:p>
-      <w:pPr>
-        <w:pStyle w:val="TeacherNote"/>
-        <w:keepLines/>
-        <w:spacing w:after="60" w:before="0" w:line="285"/>
-      </w:pPr>
-      <w:r>
-        <w:t xml:space="preserve">另一面的限度：宪法已经确认权利，并不等于个案事实和结论全部齐备，仍须核查职权性质、法定侵害及损害等。法律有形成具体制度的空间，不能说所有细节早已逐字藏在第41条，也不能把依照法律规定理解成可以任意取消该宪法要求。</w:t>
-      </w:r>
-    </w:p>
-    <w:p>
-      <w:pPr>
-        <w:pStyle w:val="TeacherNote"/>
-        <w:keepLines/>
-        <w:spacing w:after="60" w:before="0" w:line="285"/>
-      </w:pPr>
-      <w:r>
-        <w:t xml:space="preserve">按实际缺口回应：只说宪法最高，追问第41条确认什么、具体法律增加什么；只列第7条义务机关，追问第5条怎样约束这一安排。接受第3条或第9条准确例子，不要求统一学理措辞。</w:t>
-      </w:r>
-    </w:p>
-    <w:p>
-      <w:pPr>
-        <w:pStyle w:val="TeacherNote"/>
-        <w:keepNext/>
-        <w:keepLines/>
-        <w:spacing w:after="60" w:before="0" w:line="285"/>
-      </w:pPr>
-      <w:r>
-        <w:t xml:space="preserve">保留主讲之外的完整理由供教师按需调用。不就宪法直接裁判依据作一概结论；立法形成空间的学理区别见来源记录。不把即时回答当作独立迁移已经成功。</w:t>
-      </w:r>
-    </w:p>
-    <w:p>
-      <w:pPr>
-        <w:pStyle w:val="TeacherNote"/>
-        <w:keepNext/>
-        <w:keepLines/>
-        <w:spacing w:after="60" w:before="0" w:line="285"/>
-      </w:pPr>
-      <w:r>
-        <w:t xml:space="preserve">依据：任务4参考说明｜宪法第5、41条；国家赔偿法第3、7、9条。</w:t>
+        <w:t xml:space="preserve">本页在任务4作答后集中一次讲评；主稿内的理由比较首次在此展开，不再整段重复旧备查。根据进度只选主讲或明确短讲分支之一。</w:t>
+      </w:r>
+    </w:p>
+    <w:p>
+      <w:pPr>
+        <w:pStyle w:val="TeacherNote"/>
+        <w:keepLines/>
+        <w:spacing w:after="60" w:before="0" w:line="285"/>
+      </w:pPr>
+      <w:r>
+        <w:t xml:space="preserve">第12条所用段落为第1款起句/第2项及第2款，材料已给；只说明可办理制度与保障条件，不增加申请路线、期限、金额和管辖考核。</w:t>
+      </w:r>
+    </w:p>
+    <w:p>
+      <w:pPr>
+        <w:pStyle w:val="TeacherNote"/>
+        <w:keepLines/>
+        <w:spacing w:after="60" w:before="0" w:line="285"/>
+      </w:pPr>
+      <w:r>
+        <w:t xml:space="preserve">假设安排让权利无法提出属于教学问题，不指称现行法已有此规定；一项程序有局限不等于课堂可作正式违宪宣告。</w:t>
+      </w:r>
+    </w:p>
+    <w:p>
+      <w:pPr>
+        <w:pStyle w:val="Heading2"/>
+        <w:keepNext/>
+      </w:pPr>
+      <w:r>
+        <w:t xml:space="preserve">来源 不朗读</w:t>
+      </w:r>
+    </w:p>
+    <w:p>
+      <w:pPr>
+        <w:pStyle w:val="TeacherNote"/>
+        <w:keepLines/>
+        <w:spacing w:after="60" w:before="0" w:line="285"/>
+      </w:pPr>
+      <w:r>
+        <w:t xml:space="preserve">依据：宪法第5、41条；国家赔偿法第3、7、9条及第12条节录。</w:t>
       </w:r>
     </w:p>
     <w:p>
@@ -2670,7 +3078,7 @@
         <w:spacing w:after="60" w:before="0" w:line="285"/>
       </w:pPr>
       <w:r>
-        <w:t xml:space="preserve">二 根本要求怎样进入具体制度｜72.5—74.5分钟</w:t>
+        <w:t xml:space="preserve">二 根本要求怎样进入具体制度｜本节约30.2—31.9分钟</w:t>
       </w:r>
     </w:p>
     <w:p>
@@ -2705,7 +3113,7 @@
         <w:spacing w:after="60" w:before="0" w:line="285"/>
       </w:pPr>
       <w:r>
-        <w:t xml:space="preserve">静默思考40秒。页面不出现答案；随后听教师反馈。（约40秒，已计入本页。）</w:t>
+        <w:t xml:space="preserve">静默思考40秒。页面不出现答案；随后听教师反馈。（计划约40秒，独立于口述。）</w:t>
       </w:r>
     </w:p>
     <w:p>
@@ -2745,7 +3153,6 @@
     <w:p>
       <w:pPr>
         <w:pStyle w:val="TeacherNote"/>
-        <w:keepNext/>
         <w:keepLines/>
         <w:spacing w:after="60" w:before="0" w:line="285"/>
       </w:pPr>
@@ -2755,6 +3162,15 @@
     </w:p>
     <w:p>
       <w:pPr>
+        <w:pStyle w:val="Heading2"/>
+        <w:keepNext/>
+      </w:pPr>
+      <w:r>
+        <w:t xml:space="preserve">来源 不朗读</w:t>
+      </w:r>
+    </w:p>
+    <w:p>
+      <w:pPr>
         <w:pStyle w:val="TeacherNote"/>
         <w:keepNext/>
         <w:keepLines/>
@@ -2780,7 +3196,7 @@
         <w:spacing w:after="60" w:before="0" w:line="285"/>
       </w:pPr>
       <w:r>
-        <w:t xml:space="preserve">二 根本要求怎样进入具体制度｜74.5—77.5分钟</w:t>
+        <w:t xml:space="preserve">二 根本要求怎样进入具体制度｜本节约31.9—34.7分钟</w:t>
       </w:r>
     </w:p>
     <w:p>
@@ -2815,7 +3231,7 @@
         <w:spacing w:after="60" w:before="0" w:line="285"/>
       </w:pPr>
       <w:r>
-        <w:t xml:space="preserve">独立列出缺口约1分30秒，与同桌比较是否只写“资料不足”，约30秒。（约120秒，已计入本页。）</w:t>
+        <w:t xml:space="preserve">独立列出缺口约1分30秒，与同桌比较是否只写“资料不足”，约30秒。（计划约120秒，独立于口述。）</w:t>
       </w:r>
     </w:p>
     <w:p>
@@ -2846,7 +3262,6 @@
     <w:p>
       <w:pPr>
         <w:pStyle w:val="TeacherNote"/>
-        <w:keepNext/>
         <w:keepLines/>
         <w:spacing w:after="60" w:before="0" w:line="285"/>
       </w:pPr>
@@ -2856,6 +3271,15 @@
     </w:p>
     <w:p>
       <w:pPr>
+        <w:pStyle w:val="Heading2"/>
+        <w:keepNext/>
+      </w:pPr>
+      <w:r>
+        <w:t xml:space="preserve">来源 不朗读</w:t>
+      </w:r>
+    </w:p>
+    <w:p>
+      <w:pPr>
         <w:pStyle w:val="TeacherNote"/>
         <w:keepNext/>
         <w:keepLines/>
@@ -2881,7 +3305,7 @@
         <w:spacing w:after="60" w:before="0" w:line="285"/>
       </w:pPr>
       <w:r>
-        <w:t xml:space="preserve">二 根本要求怎样进入具体制度｜77.5—80.5分钟</w:t>
+        <w:t xml:space="preserve">二 根本要求怎样进入具体制度｜本节约34.7—38.2分钟</w:t>
       </w:r>
     </w:p>
     <w:p>
@@ -2899,7 +3323,7 @@
         <w:spacing w:after="60" w:before="0" w:line="285"/>
       </w:pPr>
       <w:r>
-        <w:t xml:space="preserve">请一名学生给出一个具体缺口，另一名补充不同类别，总计约45秒。（约45秒，已计入本页。）</w:t>
+        <w:t xml:space="preserve">请一名学生给出一个具体缺口，另一名补充不同类别，总计约45秒。（计划约45秒，独立于口述。）</w:t>
       </w:r>
     </w:p>
     <w:p>
@@ -2943,6 +3367,15 @@
         <w:spacing w:after="95" w:before="0" w:line="330"/>
       </w:pPr>
       <w:r>
+        <w:t xml:space="preserve">还有一种值得注意的解释：公共任务需要及时完成，如果每一步都追问权限，会不会影响履职？及时行动可能确有必要，但紧迫需要是否存在、法律为其安排了何种权限，仍须查明。说明一个目标值得追求，与说明某个机关可以采用某种手段，证明的是不同事情。缺少后者时，不能用前者填空；如果法律已经给了相应职权，也不能因为存在限制就断言完全不得采取措施。我们要核的是具体授权和条件，不是让机关用抽象目的自行创造权限，也不是要求它一概停止履职。</w:t>
+      </w:r>
+    </w:p>
+    <w:p>
+      <w:pPr>
+        <w:keepLines/>
+        <w:spacing w:after="95" w:before="0" w:line="330"/>
+      </w:pPr>
+      <w:r>
         <w:t xml:space="preserve">带着这两端的联系，最后再看宪法要求如何进入制度和实际工作。</w:t>
       </w:r>
     </w:p>
@@ -2957,7 +3390,6 @@
     <w:p>
       <w:pPr>
         <w:pStyle w:val="TeacherNote"/>
-        <w:keepNext/>
         <w:keepLines/>
         <w:spacing w:after="60" w:before="0" w:line="285"/>
       </w:pPr>
@@ -2967,6 +3399,15 @@
     </w:p>
     <w:p>
       <w:pPr>
+        <w:pStyle w:val="Heading2"/>
+        <w:keepNext/>
+      </w:pPr>
+      <w:r>
+        <w:t xml:space="preserve">来源 不朗读</w:t>
+      </w:r>
+    </w:p>
+    <w:p>
+      <w:pPr>
         <w:pStyle w:val="TeacherNote"/>
         <w:keepLines/>
         <w:spacing w:after="60" w:before="0" w:line="285"/>
@@ -2991,7 +3432,7 @@
         <w:spacing w:after="60" w:before="0" w:line="285"/>
       </w:pPr>
       <w:r>
-        <w:t xml:space="preserve">二 根本要求怎样进入具体制度｜80.5—83.5分钟</w:t>
+        <w:t xml:space="preserve">二 根本要求怎样进入具体制度｜本节约38.2—40.3分钟</w:t>
       </w:r>
     </w:p>
     <w:p>
@@ -3058,12 +3499,20 @@
     <w:p>
       <w:pPr>
         <w:pStyle w:val="TeacherNote"/>
-        <w:keepNext/>
-        <w:keepLines/>
-        <w:spacing w:after="60" w:before="0" w:line="285"/>
-      </w:pPr>
-      <w:r>
-        <w:t xml:space="preserve">图的箭头不是自动兑现，不是全部宪法实施的唯一路径。100分钟第二学时可在本页后转E2（第34—35页）5分钟，再返回第31页收束。</w:t>
+        <w:keepLines/>
+        <w:spacing w:after="60" w:before="0" w:line="285"/>
+      </w:pPr>
+      <w:r>
+        <w:t xml:space="preserve">图的箭头不是自动兑现，也不是全部宪法实施的唯一路径。34—35页仅供下节内按需调用，时间从本节实际余量或等量替换取得。</w:t>
+      </w:r>
+    </w:p>
+    <w:p>
+      <w:pPr>
+        <w:pStyle w:val="Heading2"/>
+        <w:keepNext/>
+      </w:pPr>
+      <w:r>
+        <w:t xml:space="preserve">来源 不朗读</w:t>
       </w:r>
     </w:p>
     <w:p>
@@ -3092,7 +3541,7 @@
         <w:spacing w:after="60" w:before="0" w:line="285"/>
       </w:pPr>
       <w:r>
-        <w:t xml:space="preserve">二 根本要求怎样进入具体制度｜83.5—87分钟</w:t>
+        <w:t xml:space="preserve">二 根本要求怎样进入具体制度｜本节约40.3—43.2分钟</w:t>
       </w:r>
     </w:p>
     <w:p>
@@ -3127,7 +3576,7 @@
         <w:spacing w:after="60" w:before="0" w:line="285"/>
       </w:pPr>
       <w:r>
-        <w:t xml:space="preserve">独立写作1分钟，教师巡视或收取，不预填学习效果。（约60秒，已计入本页。）</w:t>
+        <w:t xml:space="preserve">独立写作1分钟，教师巡视或收取，不预填学习效果。（计划约60秒，独立于口述。）</w:t>
       </w:r>
     </w:p>
     <w:p>
@@ -3180,36 +3629,16 @@
         <w:spacing w:after="60" w:before="0" w:line="285"/>
       </w:pPr>
       <w:r>
-        <w:t xml:space="preserve">本学时常规流程42分钟，另留3分钟机动；优先按真实回答调用第26页必要理由、指读和回看，不虚填为固定讲述。</w:t>
-      </w:r>
-    </w:p>
-    <w:p>
-      <w:pPr>
-        <w:pStyle w:val="TeacherNote"/>
-        <w:keepLines/>
-        <w:spacing w:after="60" w:before="0" w:line="285"/>
-      </w:pPr>
-      <w:r>
-        <w:t xml:space="preserve">90分钟核心到本页结束。后四页为100分钟条件性扩展，按指定位置插入，不在90分钟课后继续全放。没有真人试读，不预写效果评价。</w:t>
-      </w:r>
-    </w:p>
-    <w:p>
-      <w:pPr>
-        <w:pStyle w:val="Heading2"/>
-      </w:pPr>
-      <w:r>
-        <w:t xml:space="preserve">本学时机动 不朗读</w:t>
-      </w:r>
-    </w:p>
-    <w:p>
-      <w:pPr>
-        <w:pStyle w:val="TeacherNote"/>
-        <w:keepNext/>
-        <w:keepLines/>
-        <w:spacing w:after="60" w:before="0" w:line="285"/>
-      </w:pPr>
-      <w:r>
-        <w:t xml:space="preserve">另留3分钟（预算87—90分钟），可前移到本学时真实需要的指读、回答或补充理由处，不必等到末页使用。</w:t>
+        <w:t xml:space="preserve">下节45分钟内保留本页收束。32—35页为默认隐藏的节内备查，不追加课时；无真人试读。</w:t>
+      </w:r>
+    </w:p>
+    <w:p>
+      <w:pPr>
+        <w:pStyle w:val="Heading2"/>
+        <w:keepNext/>
+      </w:pPr>
+      <w:r>
+        <w:t xml:space="preserve">来源 不朗读</w:t>
       </w:r>
     </w:p>
     <w:p>
@@ -3227,18 +3656,16 @@
         <w:pStyle w:val="Heading1"/>
       </w:pPr>
       <w:r>
-        <w:t xml:space="preserve">第32页 延伸讨论一：宪法只有抽象原则吗？</w:t>
-      </w:r>
-    </w:p>
-    <w:p>
-      <w:pPr>
-        <w:pStyle w:val="TeacherNote"/>
-        <w:keepNext/>
-        <w:keepLines/>
-        <w:spacing w:after="60" w:before="0" w:line="285"/>
-      </w:pPr>
-      <w:r>
-        <w:t xml:space="preserve">100分钟条件性扩展｜第一学时增加5分钟｜条件性扩展2.5分钟</w:t>
+        <w:t xml:space="preserve">深化E1 宪法是否只有抽象原则</w:t>
+      </w:r>
+    </w:p>
+    <w:p>
+      <w:pPr>
+        <w:keepLines/>
+        <w:spacing w:after="95" w:before="0" w:line="330"/>
+      </w:pPr>
+      <w:r>
+        <w:t xml:space="preserve">节内备用，对应PPT第32、33页。按本节容量报告调用，不追加课时；设问、活动、讲评照下面顺序进行。</w:t>
       </w:r>
     </w:p>
     <w:p>
@@ -3273,37 +3700,69 @@
         <w:spacing w:after="60" w:before="0" w:line="285"/>
       </w:pPr>
       <w:r>
-        <w:t xml:space="preserve">各自用材料写一个反例约1分钟，同桌互相解释约1分钟。（约120秒，已计入本页。）</w:t>
-      </w:r>
-    </w:p>
-    <w:p>
-      <w:pPr>
-        <w:pStyle w:val="Heading2"/>
-      </w:pPr>
-      <w:r>
-        <w:t xml:space="preserve">教师备查 不朗读</w:t>
-      </w:r>
-    </w:p>
-    <w:p>
-      <w:pPr>
-        <w:pStyle w:val="TeacherNote"/>
-        <w:keepNext/>
-        <w:keepLines/>
-        <w:spacing w:after="60" w:before="0" w:line="285"/>
-      </w:pPr>
-      <w:r>
-        <w:t xml:space="preserve">在核心第16页后插入本页及第33页，共5分钟；随后课间，再回第17页。</w:t>
-      </w:r>
-    </w:p>
-    <w:p>
-      <w:pPr>
-        <w:pStyle w:val="TeacherNote"/>
-        <w:keepNext/>
-        <w:keepLines/>
-        <w:spacing w:after="60" w:before="0" w:line="285"/>
-      </w:pPr>
-      <w:r>
-        <w:t xml:space="preserve">依据：扩展E1｜宪法第64条。</w:t>
+        <w:t xml:space="preserve">独立写出一个反例及理由，1分钟；不再额外安排同桌讨论。（计划约60秒，独立于口述。）</w:t>
+      </w:r>
+    </w:p>
+    <w:p>
+      <w:pPr>
+        <w:pStyle w:val="Heading2"/>
+      </w:pPr>
+      <w:r>
+        <w:t xml:space="preserve">活动与停留 不朗读</w:t>
+      </w:r>
+    </w:p>
+    <w:p>
+      <w:pPr>
+        <w:pStyle w:val="TeacherNote"/>
+        <w:keepLines/>
+        <w:spacing w:after="60" w:before="0" w:line="285"/>
+      </w:pPr>
+      <w:r>
+        <w:t xml:space="preserve">邀请一名学生读出反例与修正后的说法，约30秒。（计划约30秒，独立于口述。）</w:t>
+      </w:r>
+    </w:p>
+    <w:p>
+      <w:pPr>
+        <w:pStyle w:val="Heading2"/>
+      </w:pPr>
+      <w:r>
+        <w:t xml:space="preserve">讲述</w:t>
+      </w:r>
+    </w:p>
+    <w:p>
+      <w:pPr>
+        <w:keepLines/>
+        <w:spacing w:after="95" w:before="0" w:line="330"/>
+      </w:pPr>
+      <w:r>
+        <w:t xml:space="preserve">第64条直接规定提议主体和表决门槛，足以说明宪法也有具体规则。因而宪法只有抽象原则这个判断过宽。</w:t>
+      </w:r>
+    </w:p>
+    <w:p>
+      <w:pPr>
+        <w:keepLines/>
+        <w:spacing w:after="95" w:before="0" w:line="330"/>
+      </w:pPr>
+      <w:r>
+        <w:t xml:space="preserve">但是，找到这个反例，并不说明宪法和普通法律地位一样。效力地位有序言和第5条等依据，不由一句话写得详细还是抽象来决定。普通法律同样可能有原则性规定。</w:t>
+      </w:r>
+    </w:p>
+    <w:p>
+      <w:pPr>
+        <w:keepLines/>
+        <w:spacing w:after="95" w:before="0" w:line="330"/>
+      </w:pPr>
+      <w:r>
+        <w:t xml:space="preserve">更准确的表达是：宪法规定国家的根本问题，具有最高法律效力；普通法律在具体领域进一步作出制度安排。两类文本都可能含有不同具体程度的规范。我们需要按照正在回答的问题选判断标准，而不是拿一个外观特征包办所有区别。</w:t>
+      </w:r>
+    </w:p>
+    <w:p>
+      <w:pPr>
+        <w:keepLines/>
+        <w:spacing w:after="95" w:before="0" w:line="330"/>
+      </w:pPr>
+      <w:r>
+        <w:t xml:space="preserve">请在刚才自己的概括里检查：你谈的是规范内容、具体程度，还是法律地位？将这三个问题分开，定义才不容易在遇到反例时崩塌。</w:t>
       </w:r>
     </w:p>
     <w:p>
@@ -3311,18 +3770,33 @@
         <w:pStyle w:val="Heading1"/>
       </w:pPr>
       <w:r>
-        <w:t xml:space="preserve">第33页 延伸讨论一讲评：具体程度不决定效力地位</w:t>
-      </w:r>
-    </w:p>
-    <w:p>
-      <w:pPr>
-        <w:pStyle w:val="TeacherNote"/>
-        <w:keepNext/>
-        <w:keepLines/>
-        <w:spacing w:after="60" w:before="0" w:line="285"/>
-      </w:pPr>
-      <w:r>
-        <w:t xml:space="preserve">100分钟条件性扩展｜第一学时增加5分钟｜条件性扩展2.5分钟</w:t>
+        <w:t xml:space="preserve">深化E2 有规范为什么还要看办理</w:t>
+      </w:r>
+    </w:p>
+    <w:p>
+      <w:pPr>
+        <w:keepLines/>
+        <w:spacing w:after="95" w:before="0" w:line="330"/>
+      </w:pPr>
+      <w:r>
+        <w:t xml:space="preserve">节内备用，对应PPT第34、35页。按本节容量报告调用，不追加课时；设问、活动、讲评照下面顺序进行。</w:t>
+      </w:r>
+    </w:p>
+    <w:p>
+      <w:pPr>
+        <w:pStyle w:val="Heading2"/>
+      </w:pPr>
+      <w:r>
+        <w:t xml:space="preserve">讲述</w:t>
+      </w:r>
+    </w:p>
+    <w:p>
+      <w:pPr>
+        <w:keepLines/>
+        <w:spacing w:after="95" w:before="0" w:line="330"/>
+      </w:pPr>
+      <w:r>
+        <w:t xml:space="preserve">再讨论一个假设：规则已经明确，请求仍迟迟未得到依法处理。只是再把同一条文宣读一遍，是否已经解决问题？请指出一个还需查明的具体环节，并说明实施问题与规范效力是什么关系。</w:t>
       </w:r>
     </w:p>
     <w:p>
@@ -3340,81 +3814,69 @@
         <w:spacing w:after="60" w:before="0" w:line="285"/>
       </w:pPr>
       <w:r>
-        <w:t xml:space="preserve">邀请一名学生读出反例与修正后的说法，约30秒。（约30秒，已计入本页。）</w:t>
-      </w:r>
-    </w:p>
-    <w:p>
-      <w:pPr>
-        <w:pStyle w:val="Heading2"/>
-      </w:pPr>
-      <w:r>
-        <w:t xml:space="preserve">讲述</w:t>
-      </w:r>
-    </w:p>
-    <w:p>
-      <w:pPr>
-        <w:keepLines/>
-        <w:spacing w:after="95" w:before="0" w:line="330"/>
-      </w:pPr>
-      <w:r>
-        <w:t xml:space="preserve">第64条直接规定提议主体和表决门槛，足以说明宪法也有具体规则。因而宪法只有抽象原则这个判断过宽。</w:t>
-      </w:r>
-    </w:p>
-    <w:p>
-      <w:pPr>
-        <w:keepLines/>
-        <w:spacing w:after="95" w:before="0" w:line="330"/>
-      </w:pPr>
-      <w:r>
-        <w:t xml:space="preserve">但是，找到这个反例，并不说明宪法和普通法律地位一样。效力地位有序言和第5条等依据，不由一句话写得详细还是抽象来决定。普通法律同样可能有原则性规定。</w:t>
-      </w:r>
-    </w:p>
-    <w:p>
-      <w:pPr>
-        <w:keepLines/>
-        <w:spacing w:after="95" w:before="0" w:line="330"/>
-      </w:pPr>
-      <w:r>
-        <w:t xml:space="preserve">更准确的表达是：宪法规定国家的根本问题，具有最高法律效力；普通法律在具体领域进一步作出制度安排。两类文本都可能含有不同具体程度的规范。我们需要按照正在回答的问题选判断标准，而不是拿一个外观特征包办所有区别。</w:t>
-      </w:r>
-    </w:p>
-    <w:p>
-      <w:pPr>
-        <w:keepLines/>
-        <w:spacing w:after="95" w:before="0" w:line="330"/>
-      </w:pPr>
-      <w:r>
-        <w:t xml:space="preserve">请在刚才自己的概括里检查：你谈的是规范内容、具体程度，还是法律地位？将这三个问题分开，定义才不容易在遇到反例时崩塌。</w:t>
-      </w:r>
-    </w:p>
-    <w:p>
-      <w:pPr>
-        <w:pStyle w:val="Heading2"/>
-      </w:pPr>
-      <w:r>
-        <w:t xml:space="preserve">教师备查 不朗读</w:t>
-      </w:r>
-    </w:p>
-    <w:p>
-      <w:pPr>
-        <w:pStyle w:val="TeacherNote"/>
-        <w:keepNext/>
-        <w:keepLines/>
-        <w:spacing w:after="60" w:before="0" w:line="285"/>
-      </w:pPr>
-      <w:r>
-        <w:t xml:space="preserve">回到课间，再进入第17页。两页累计5分钟，不在90分钟方案内另加。</w:t>
-      </w:r>
-    </w:p>
-    <w:p>
-      <w:pPr>
-        <w:pStyle w:val="TeacherNote"/>
-        <w:keepNext/>
-        <w:keepLines/>
-        <w:spacing w:after="60" w:before="0" w:line="285"/>
-      </w:pPr>
-      <w:r>
-        <w:t xml:space="preserve">依据：扩展E1参考说明｜宪法序言、第5、64条。</w:t>
+        <w:t xml:space="preserve">独立写出一个待核办理环节及理由，1分钟；不再额外安排同桌讨论。（计划约60秒，独立于口述。）</w:t>
+      </w:r>
+    </w:p>
+    <w:p>
+      <w:pPr>
+        <w:pStyle w:val="Heading2"/>
+      </w:pPr>
+      <w:r>
+        <w:t xml:space="preserve">活动与停留 不朗读</w:t>
+      </w:r>
+    </w:p>
+    <w:p>
+      <w:pPr>
+        <w:pStyle w:val="TeacherNote"/>
+        <w:keepLines/>
+        <w:spacing w:after="60" w:before="0" w:line="285"/>
+      </w:pPr>
+      <w:r>
+        <w:t xml:space="preserve">邀请一人说一个具体环节，约30秒。（计划约30秒，独立于口述。）</w:t>
+      </w:r>
+    </w:p>
+    <w:p>
+      <w:pPr>
+        <w:pStyle w:val="Heading2"/>
+      </w:pPr>
+      <w:r>
+        <w:t xml:space="preserve">讲述</w:t>
+      </w:r>
+    </w:p>
+    <w:p>
+      <w:pPr>
+        <w:keepLines/>
+        <w:spacing w:after="95" w:before="0" w:line="330"/>
+      </w:pPr>
+      <w:r>
+        <w:t xml:space="preserve">可以查请求是否依法受理、事实材料是否得到核实、相关义务是否履行，以及在何种情形下需要启动纠正途径。只反复宣读条文，没有回答这些实际问题。</w:t>
+      </w:r>
+    </w:p>
+    <w:p>
+      <w:pPr>
+        <w:keepLines/>
+        <w:spacing w:after="95" w:before="0" w:line="330"/>
+      </w:pPr>
+      <w:r>
+        <w:t xml:space="preserve">但这也不意味着宪法从未有效。正因为存在应当遵守的要求，我们才能进一步判断哪些工作没有依法完成，谁应当负责，怎样纠正。把实施中的不足说成规范根本不存在，会丢掉判断这些不足的依据。</w:t>
+      </w:r>
+    </w:p>
+    <w:p>
+      <w:pPr>
+        <w:keepLines/>
+        <w:spacing w:after="95" w:before="0" w:line="330"/>
+      </w:pPr>
+      <w:r>
+        <w:t xml:space="preserve">另一面也要保留：条文存在，不是实际保障充分的成绩单。1994年的实施通知提出机构和人员安排，就是当时已经看到法律施行还需要具体工作。这只能说明提出过这些任务，不能替今天的实际履职结果作证明。</w:t>
+      </w:r>
+    </w:p>
+    <w:p>
+      <w:pPr>
+        <w:keepLines/>
+        <w:spacing w:after="95" w:before="0" w:line="330"/>
+      </w:pPr>
+      <w:r>
+        <w:t xml:space="preserve">请把讨论中的一个具体问题留在材料上。以后第八讲讨论宪法实施与监督，会把规范要求、实际活动和纠正机制接得更完整。把这些区别带入最后的课末收束。</w:t>
       </w:r>
     </w:p>
     <w:p>
@@ -3422,35 +3884,33 @@
         <w:pStyle w:val="Heading1"/>
       </w:pPr>
       <w:r>
-        <w:t xml:space="preserve">第34页 延伸讨论二：有条文，为什么仍要追问实施？</w:t>
-      </w:r>
-    </w:p>
-    <w:p>
-      <w:pPr>
-        <w:pStyle w:val="TeacherNote"/>
-        <w:keepNext/>
-        <w:keepLines/>
-        <w:spacing w:after="60" w:before="0" w:line="285"/>
-      </w:pPr>
-      <w:r>
-        <w:t xml:space="preserve">100分钟条件性扩展｜第二学时增加5分钟｜条件性扩展2.5分钟</w:t>
-      </w:r>
-    </w:p>
-    <w:p>
-      <w:pPr>
-        <w:pStyle w:val="Heading2"/>
-      </w:pPr>
-      <w:r>
-        <w:t xml:space="preserve">讲述</w:t>
-      </w:r>
-    </w:p>
-    <w:p>
-      <w:pPr>
-        <w:keepLines/>
-        <w:spacing w:after="95" w:before="0" w:line="330"/>
-      </w:pPr>
-      <w:r>
-        <w:t xml:space="preserve">再讨论一个假设：规则已经明确，请求仍迟迟未得到依法处理。只是再把同一条文宣读一遍，是否已经解决问题？请指出一个还需查明的具体环节，并说明实施问题与规范效力是什么关系。</w:t>
+        <w:t xml:space="preserve">深化E3 最高国家权力机关也受约束吗</w:t>
+      </w:r>
+    </w:p>
+    <w:p>
+      <w:pPr>
+        <w:keepLines/>
+        <w:spacing w:after="95" w:before="0" w:line="330"/>
+      </w:pPr>
+      <w:r>
+        <w:t xml:space="preserve">节内备用，对应PPT第36页。按本节容量报告调用，不追加课时；设问、活动、讲评照下面顺序进行。</w:t>
+      </w:r>
+    </w:p>
+    <w:p>
+      <w:pPr>
+        <w:pStyle w:val="Heading2"/>
+      </w:pPr>
+      <w:r>
+        <w:t xml:space="preserve">讲述</w:t>
+      </w:r>
+    </w:p>
+    <w:p>
+      <w:pPr>
+        <w:keepLines/>
+        <w:spacing w:after="95" w:before="0" w:line="330"/>
+      </w:pPr>
+      <w:r>
+        <w:t xml:space="preserve">再对读两处容易使人迟疑的文字。第五十七条说全国人大是最高国家权力机关，第五条又要求一切国家机关遵守宪法。最高国家权力机关怎么也受到约束，这是不是自相矛盾？请先把两处的比较对象写清。</w:t>
       </w:r>
     </w:p>
     <w:p>
@@ -3468,37 +3928,51 @@
         <w:spacing w:after="60" w:before="0" w:line="285"/>
       </w:pPr>
       <w:r>
-        <w:t xml:space="preserve">独立思考1分钟，再与同桌交换一个具体实施问题约1分钟。（约120秒，已计入本页。）</w:t>
-      </w:r>
-    </w:p>
-    <w:p>
-      <w:pPr>
-        <w:pStyle w:val="Heading2"/>
-      </w:pPr>
-      <w:r>
-        <w:t xml:space="preserve">教师备查 不朗读</w:t>
-      </w:r>
-    </w:p>
-    <w:p>
-      <w:pPr>
-        <w:pStyle w:val="TeacherNote"/>
-        <w:keepNext/>
-        <w:keepLines/>
-        <w:spacing w:after="60" w:before="0" w:line="285"/>
-      </w:pPr>
-      <w:r>
-        <w:t xml:space="preserve">在核心第30页之后使用本页和第35页，合计5分钟；然后回第31页收束。</w:t>
-      </w:r>
-    </w:p>
-    <w:p>
-      <w:pPr>
-        <w:pStyle w:val="TeacherNote"/>
-        <w:keepNext/>
-        <w:keepLines/>
-        <w:spacing w:after="60" w:before="0" w:line="285"/>
-      </w:pPr>
-      <w:r>
-        <w:t xml:space="preserve">依据：扩展E2｜教学假设。</w:t>
+        <w:t xml:space="preserve">静默对读学生附页第57条与材料B第5条，写出两个“最高/受约束”各自在比较什么，45秒。（计划约45秒，独立于口述。）</w:t>
+      </w:r>
+    </w:p>
+    <w:p>
+      <w:pPr>
+        <w:pStyle w:val="Heading2"/>
+      </w:pPr>
+      <w:r>
+        <w:t xml:space="preserve">讲述</w:t>
+      </w:r>
+    </w:p>
+    <w:p>
+      <w:pPr>
+        <w:keepLines/>
+        <w:spacing w:after="95" w:before="0" w:line="330"/>
+      </w:pPr>
+      <w:r>
+        <w:t xml:space="preserve">一种疑问是，如果最高机关也受约束，似乎就还需要找一个更高的机关。这种想法把机关在国家机构中的地位，与规范对于机关的约束合成了一张机关排名表。第五十七条回答的是国家机构的地位，第五条回答的是国家活动须遵守什么规范。遵守宪法并不要求我们在最高机关之上凭空另造一个机关。</w:t>
+      </w:r>
+    </w:p>
+    <w:p>
+      <w:pPr>
+        <w:keepLines/>
+        <w:spacing w:after="95" w:before="0" w:line="330"/>
+      </w:pPr>
+      <w:r>
+        <w:t xml:space="preserve">这个区别为什么有用？因为如果仅凭机关地位最高，就推成每次决定都可以不遵守宪法，宪法规定的权限和修改程序便会被机关地位自行排除。刚才第六十四条已经提供一个具体检验：全国人大修改宪法，仍须依规定的特别多数通过。机关地位没有让程序条件消失。</w:t>
+      </w:r>
+    </w:p>
+    <w:p>
+      <w:pPr>
+        <w:keepLines/>
+        <w:spacing w:after="95" w:before="0" w:line="330"/>
+      </w:pPr>
+      <w:r>
+        <w:t xml:space="preserve">另一面也不能漏掉。承认规范约束，不等于让任何个人自行撤销全国人大的决定，也不能跳过法定制度讨论谁有何种纠正职权。规范要求是否成立，与谁依什么权限实现监督，是相联系的两个问题；后者会在国家机构、宪法实施课程继续展开。</w:t>
+      </w:r>
+    </w:p>
+    <w:p>
+      <w:pPr>
+        <w:keepLines/>
+        <w:spacing w:after="95" w:before="0" w:line="330"/>
+      </w:pPr>
+      <w:r>
+        <w:t xml:space="preserve">因此，我们不需要用取消其中一条来消除表面的矛盾。国家机构中的最高地位和整个法律秩序中的最高效力，比较对象不同。将二者分开，反而能同时说明权力的组织与权力的规范依据。回到本节收束时，可以用这个例子说明为什么“根本法”不是一个脱离机关运行的称号。</w:t>
       </w:r>
     </w:p>
     <w:p>
@@ -3506,18 +3980,33 @@
         <w:pStyle w:val="Heading1"/>
       </w:pPr>
       <w:r>
-        <w:t xml:space="preserve">第35页 延伸讨论二讲评：规范提供要求，履职需要落实</w:t>
-      </w:r>
-    </w:p>
-    <w:p>
-      <w:pPr>
-        <w:pStyle w:val="TeacherNote"/>
-        <w:keepNext/>
-        <w:keepLines/>
-        <w:spacing w:after="60" w:before="0" w:line="285"/>
-      </w:pPr>
-      <w:r>
-        <w:t xml:space="preserve">100分钟条件性扩展｜第二学时增加5分钟｜条件性扩展2.5分钟</w:t>
+        <w:t xml:space="preserve">深化E4 履行赔偿以后仍有什么问题</w:t>
+      </w:r>
+    </w:p>
+    <w:p>
+      <w:pPr>
+        <w:keepLines/>
+        <w:spacing w:after="95" w:before="0" w:line="330"/>
+      </w:pPr>
+      <w:r>
+        <w:t xml:space="preserve">节内备用，对应PPT第37页。按本节容量报告调用，不追加课时；设问、活动、讲评照下面顺序进行。</w:t>
+      </w:r>
+    </w:p>
+    <w:p>
+      <w:pPr>
+        <w:pStyle w:val="Heading2"/>
+      </w:pPr>
+      <w:r>
+        <w:t xml:space="preserve">讲述</w:t>
+      </w:r>
+    </w:p>
+    <w:p>
+      <w:pPr>
+        <w:keepLines/>
+        <w:spacing w:after="95" w:before="0" w:line="330"/>
+      </w:pPr>
+      <w:r>
+        <w:t xml:space="preserve">再改变本课的一个条件：赔偿义务已经依法履行。有人可能认为，国家已经作出补偿，这件事对权利保障的要求是否就全部结束了？请把“这项赔偿义务已完成”和“以前的行为合法、以后不用再改进”分开判断。</w:t>
       </w:r>
     </w:p>
     <w:p>
@@ -3535,80 +4024,60 @@
         <w:spacing w:after="60" w:before="0" w:line="285"/>
       </w:pPr>
       <w:r>
-        <w:t xml:space="preserve">邀请一人说一个具体环节，约30秒。（约30秒，已计入本页。）</w:t>
-      </w:r>
-    </w:p>
-    <w:p>
-      <w:pPr>
-        <w:pStyle w:val="Heading2"/>
-      </w:pPr>
-      <w:r>
-        <w:t xml:space="preserve">讲述</w:t>
-      </w:r>
-    </w:p>
-    <w:p>
-      <w:pPr>
-        <w:keepLines/>
-        <w:spacing w:after="95" w:before="0" w:line="330"/>
-      </w:pPr>
-      <w:r>
-        <w:t xml:space="preserve">可以查请求是否依法受理、事实材料是否得到核实、相关义务是否履行，以及在何种情形下需要启动纠正途径。只反复宣读条文，没有回答这些实际问题。</w:t>
-      </w:r>
-    </w:p>
-    <w:p>
-      <w:pPr>
-        <w:keepLines/>
-        <w:spacing w:after="95" w:before="0" w:line="330"/>
-      </w:pPr>
-      <w:r>
-        <w:t xml:space="preserve">但这也不意味着宪法从未有效。正因为存在应当遵守的要求，我们才能进一步判断哪些工作没有依法完成，谁应当负责，怎样纠正。把实施中的不足说成规范根本不存在，会丢掉判断这些不足的依据。</w:t>
-      </w:r>
-    </w:p>
-    <w:p>
-      <w:pPr>
-        <w:keepLines/>
-        <w:spacing w:after="95" w:before="0" w:line="330"/>
-      </w:pPr>
-      <w:r>
-        <w:t xml:space="preserve">另一面也要保留：条文存在，不是实际保障充分的成绩单。1994年的实施通知提出机构和人员安排，就是当时已经看到法律施行还需要具体工作。这只能说明提出过这些任务，不能替今天的实际履职结果作证明。</w:t>
-      </w:r>
-    </w:p>
-    <w:p>
-      <w:pPr>
-        <w:keepLines/>
-        <w:spacing w:after="95" w:before="0" w:line="330"/>
-      </w:pPr>
-      <w:r>
-        <w:t xml:space="preserve">请把讨论中的一个具体问题留在材料上。以后第八讲讨论宪法实施与监督，会把规范要求、实际活动和纠正机制接得更完整。现在回到最后的课末收束。</w:t>
-      </w:r>
-    </w:p>
-    <w:p>
-      <w:pPr>
-        <w:pStyle w:val="Heading2"/>
-      </w:pPr>
-      <w:r>
-        <w:t xml:space="preserve">教师备查 不朗读</w:t>
-      </w:r>
-    </w:p>
-    <w:p>
-      <w:pPr>
-        <w:pStyle w:val="TeacherNote"/>
-        <w:keepNext/>
-        <w:keepLines/>
-        <w:spacing w:after="60" w:before="0" w:line="285"/>
-      </w:pPr>
-      <w:r>
-        <w:t xml:space="preserve">随后回第31页。不要增加赔偿期限、管辖或未经查证的新个案。</w:t>
-      </w:r>
-    </w:p>
-    <w:p>
-      <w:pPr>
-        <w:pStyle w:val="TeacherNote"/>
-        <w:keepLines/>
-        <w:spacing w:after="60" w:before="0" w:line="285"/>
-      </w:pPr>
-      <w:r>
-        <w:t xml:space="preserve">依据：扩展E2参考说明；国办发〔1994〕106号为历史背景。</w:t>
+        <w:t xml:space="preserve">按明确教学假设独立写出两项不能直接推出的结论，45秒；不计算金额，不编造真实事件。（计划约45秒，独立于口述。）</w:t>
+      </w:r>
+    </w:p>
+    <w:p>
+      <w:pPr>
+        <w:pStyle w:val="Heading2"/>
+      </w:pPr>
+      <w:r>
+        <w:t xml:space="preserve">讲述</w:t>
+      </w:r>
+    </w:p>
+    <w:p>
+      <w:pPr>
+        <w:keepLines/>
+        <w:spacing w:after="95" w:before="0" w:line="330"/>
+      </w:pPr>
+      <w:r>
+        <w:t xml:space="preserve">先承认履行赔偿的真实意义。应承担的义务已经履行，与请求无人处理并不一样。不能为了强调权利仍需保障，就把已经依法提供的救济说成毫无价值。对受害人而言，法定请求得到回应本身就是需要完成的工作。</w:t>
+      </w:r>
+    </w:p>
+    <w:p>
+      <w:pPr>
+        <w:keepLines/>
+        <w:spacing w:after="95" w:before="0" w:line="330"/>
+      </w:pPr>
+      <w:r>
+        <w:t xml:space="preserve">但赔偿针对的是此前发生的法定侵害。后来履行义务，没有改变过去行为在发生时是否符合法律的条件。如果把赔偿看成事后买到的许可，便会混淆“违反后须承担责任”与“原来就允许违反”。国家赔偿法第一条把保障赔偿权与促进依法行使职权并列，也提醒我们不能只在侵害已经发生以后理解整部法律。</w:t>
+      </w:r>
+    </w:p>
+    <w:p>
+      <w:pPr>
+        <w:keepLines/>
+        <w:spacing w:after="95" w:before="0" w:line="330"/>
+      </w:pPr>
+      <w:r>
+        <w:t xml:space="preserve">有必要继续查的，还包括是否依法追究相应责任，履职中有哪些条件和程序需要落实，以防止同类侵害。这里不是仅凭一个假设就认定某位人员必须承担何种处分或追偿，而是辨认还存在不同的法律问题。第十六条的故意或者重大过失等条件仍要核实，不能用“已经赔了”或“造成了损害”替代全部判断。</w:t>
+      </w:r>
+    </w:p>
+    <w:p>
+      <w:pPr>
+        <w:keepLines/>
+        <w:spacing w:after="95" w:before="0" w:line="330"/>
+      </w:pPr>
+      <w:r>
+        <w:t xml:space="preserve">再把目光放回第三十三条。尊重和保障人权，既涉及侵害发生后的救济，也涉及国家如何行使职权，怎样依法防止任意侵害。完成一种救济，不能独自证明此前没有侵害，也不能保证今后永远不再发生问题；但今后的问题需要哪些改进，同样须有事实和具体制度依据。</w:t>
+      </w:r>
+    </w:p>
+    <w:p>
+      <w:pPr>
+        <w:keepLines/>
+        <w:spacing w:after="95" w:before="0" w:line="330"/>
+      </w:pPr>
+      <w:r>
+        <w:t xml:space="preserve">所以，评价制度时可以同时承认已经完成的义务与仍需查明的任务。这样的判断比“赔了就全部解决”更准确，也比“赔偿改变不了过去所以毫无意义”更有依据。我们没有比较赔偿金额是否足够，只是用同一件事的不同阶段，检验宪法上的要求如何持续约束国家活动。</w:t>
       </w:r>
     </w:p>
     <w:p>
@@ -3616,46 +4085,297 @@
         <w:pStyle w:val="Heading1"/>
       </w:pPr>
       <w:r>
-        <w:t xml:space="preserve">第36页 本讲主要依据与阅读入口</w:t>
-      </w:r>
-    </w:p>
-    <w:p>
-      <w:pPr>
-        <w:keepNext/>
-        <w:keepLines/>
-        <w:spacing w:after="95" w:before="0" w:line="330"/>
-      </w:pPr>
-      <w:r>
-        <w:t xml:space="preserve">课后查读｜不占核心时长</w:t>
-      </w:r>
-    </w:p>
-    <w:p>
-      <w:pPr>
-        <w:pStyle w:val="Heading2"/>
-      </w:pPr>
-      <w:r>
-        <w:t xml:space="preserve">教师备查 不朗读</w:t>
-      </w:r>
-    </w:p>
-    <w:p>
-      <w:pPr>
-        <w:pStyle w:val="TeacherNote"/>
-        <w:keepNext/>
-        <w:keepLines/>
-        <w:spacing w:after="60" w:before="0" w:line="285"/>
-      </w:pPr>
-      <w:r>
-        <w:t xml:space="preserve">来源页不占核心讲授时间。中文原作是备课表达研究对象，不是本讲法律论据，详见研究目录。</w:t>
-      </w:r>
-    </w:p>
-    <w:p>
-      <w:pPr>
-        <w:pStyle w:val="TeacherNote"/>
-        <w:keepLines/>
-        <w:spacing w:after="60" w:before="0" w:line="285"/>
-      </w:pPr>
-      <w:r>
-        <w:t xml:space="preserve">依据：具体网页、印刷页及PDF物理页见研究与来源记录。</w:t>
+        <w:t xml:space="preserve">教师节内调整的使用办法</w:t>
+      </w:r>
+    </w:p>
+    <w:p>
+      <w:pPr>
+        <w:keepLines/>
+        <w:spacing w:after="95" w:before="0" w:line="330"/>
+      </w:pPr>
+      <w:r>
+        <w:t xml:space="preserve">主线、短讲和深化不得全部相加。短讲替换指定页的全部口述，原页独立阅读/回应仍保留；需要先读材料的页，先按原任务阅读，再连续讲短版。不能先念主版又念短版。第32—33页合称E1，在上节第14页后、任务2之前调用；第36页为E3，也在上节第14页后、任务2之前调用；同选E1与E3时先E1后E3。第34—35页合称E2、第37页为E4，均在下节第30页后、第31页收束前调用；同选时先E2后E4，再回第31页。E1/E2的两页与E3/E4的单页已有完整设问、独立作答和反馈，不能只记一个“讨论几分钟”。</w:t>
+      </w:r>
+    </w:p>
+    <w:p>
+      <w:pPr>
+        <w:keepLines/>
+        <w:spacing w:after="95" w:before="0" w:line="330"/>
+      </w:pPr>
+      <w:r>
+        <w:t xml:space="preserve">在上节第6页后和第13页后、下节第20页后和第26页后，核对已用时间与余下必要任务。按容量报告先选择相应速度/活动情景，再据真实困难调整。不能用本课总时间替上节透支，也不能为了照表而要求加速读完。极快或极慢情景若仍不能覆盖，报告保留风险；没有真人速度，不保证任何路径实讲恰好45分钟。</w:t>
+      </w:r>
+    </w:p>
+    <w:p>
+      <w:pPr>
+        <w:pStyle w:val="Heading1"/>
+      </w:pPr>
+      <w:r>
+        <w:t xml:space="preserve">短讲C1 历史对照</w:t>
+      </w:r>
+    </w:p>
+    <w:p>
+      <w:pPr>
+        <w:keepLines/>
+        <w:spacing w:after="95" w:before="0" w:line="330"/>
+      </w:pPr>
+      <w:r>
+        <w:t xml:space="preserve">替换本页全部口述；本页既定独立阅读/学生回应仍执行。含阅读的页先依原任务阅读，再连续讲短版，不再读主版同页讲述。 所属上节，第2页；保留条文和必要理由，详列节内选择见容量报告。</w:t>
+      </w:r>
+    </w:p>
+    <w:p>
+      <w:pPr>
+        <w:pStyle w:val="Heading2"/>
+      </w:pPr>
+      <w:r>
+        <w:t xml:space="preserve">讲述</w:t>
+      </w:r>
+    </w:p>
+    <w:p>
+      <w:pPr>
+        <w:keepLines/>
+        <w:spacing w:after="95" w:before="0" w:line="330"/>
+      </w:pPr>
+      <w:r>
+        <w:t xml:space="preserve">共同纲领第十三条规定，在普选的全国人大召开以前，由政协全体会议执行全国人大的职权。这里已有过渡性规则。1954年全国人大召开，当年宪法第二十一条确认它是最高国家权力机关，说明过渡安排进一步展开为国家制度。宪法不是给一本更重要的书换封面，而是把根本安排写成后来国家活动应当遵循的共同规范。历史对照帮助我们提出问题，现行效力仍须回到今天的宪法，完整制宪史留下一讲。</w:t>
+      </w:r>
+    </w:p>
+    <w:p>
+      <w:pPr>
+        <w:pStyle w:val="Heading1"/>
+      </w:pPr>
+      <w:r>
+        <w:t xml:space="preserve">短讲C2 立法受约束与作选择</w:t>
+      </w:r>
+    </w:p>
+    <w:p>
+      <w:pPr>
+        <w:keepLines/>
+        <w:spacing w:after="95" w:before="0" w:line="330"/>
+      </w:pPr>
+      <w:r>
+        <w:t xml:space="preserve">替换本页全部口述；本页既定独立阅读/学生回应仍执行。含阅读的页先依原任务阅读，再连续讲短版，不再读主版同页讲述。 所属上节，第6页；保留条文和必要理由，详列节内选择见容量报告。</w:t>
+      </w:r>
+    </w:p>
+    <w:p>
+      <w:pPr>
+        <w:pStyle w:val="Heading2"/>
+      </w:pPr>
+      <w:r>
+        <w:t xml:space="preserve">讲述</w:t>
+      </w:r>
+    </w:p>
+    <w:p>
+      <w:pPr>
+        <w:keepLines/>
+        <w:spacing w:after="95" w:before="0" w:line="330"/>
+      </w:pPr>
+      <w:r>
+        <w:t xml:space="preserve">刚才读到的第5条第3款要求法律不得抵触宪法。立法本身也是国家权力的行使，其他法律不得抵触宪法；不是规则越详细，效力越高。有人担心，这样会不会把立法变成照抄？需要回应：受约束与没有选择是两回事。宪法没有预先写完所有生活领域的办法，立法仍要根据事实安排条件、主体和程序。但是，需要解决实际问题，也不能成为排除宪法要求的理由。判断一项新规则，既要问有没有越过宪法的权限、程序和权利要求，也要问范围内的具体选择依据什么。取消选择，难以回应现实；取消约束，根本要求又会被逐项排除。接着看国家权力怎样组织，后半节再用赔偿条文检验这些关系。</w:t>
+      </w:r>
+    </w:p>
+    <w:p>
+      <w:pPr>
+        <w:pStyle w:val="Heading1"/>
+      </w:pPr>
+      <w:r>
+        <w:t xml:space="preserve">短讲C3 依法产生与履职责任</w:t>
+      </w:r>
+    </w:p>
+    <w:p>
+      <w:pPr>
+        <w:keepLines/>
+        <w:spacing w:after="95" w:before="0" w:line="330"/>
+      </w:pPr>
+      <w:r>
+        <w:t xml:space="preserve">替换本页全部口述；本页既定独立阅读/学生回应仍执行。含阅读的页先依原任务阅读，再连续讲短版，不再读主版同页讲述。 所属上节，第8页；保留条文和必要理由，详列节内选择见容量报告。</w:t>
+      </w:r>
+    </w:p>
+    <w:p>
+      <w:pPr>
+        <w:pStyle w:val="Heading2"/>
+      </w:pPr>
+      <w:r>
+        <w:t xml:space="preserve">讲述</w:t>
+      </w:r>
+    </w:p>
+    <w:p>
+      <w:pPr>
+        <w:keepLines/>
+        <w:spacing w:after="95" w:before="0" w:line="330"/>
+      </w:pPr>
+      <w:r>
+        <w:t xml:space="preserve">机关依法产生，说明它具有相应制度地位，却不能独自证明每一次行为正确。第3条在产生之后仍写负责和监督。有人担心监督妨碍专业判断和及时行动，这种效率关切值得认真对待；但给予依法履职的空间，不等于取消说明责任。监督本身也应依法进行，不能变成任何人重做所有决定。要问的是谁作决定、依据什么、向谁负责、怎样纠正。教材所说民主制度化、法律化，就使人民当家作主进入机关、程序和责任关系，而非只停在权力属于谁。把权力的归属写清楚，还要把行使权力的责任写清楚。</w:t>
+      </w:r>
+    </w:p>
+    <w:p>
+      <w:pPr>
+        <w:pStyle w:val="Heading1"/>
+      </w:pPr>
+      <w:r>
+        <w:t xml:space="preserve">短讲C4 修改门槛及其两面理由</w:t>
+      </w:r>
+    </w:p>
+    <w:p>
+      <w:pPr>
+        <w:keepLines/>
+        <w:spacing w:after="95" w:before="0" w:line="330"/>
+      </w:pPr>
+      <w:r>
+        <w:t xml:space="preserve">替换本页全部口述；本页既定独立阅读/学生回应仍执行。含阅读的页先依原任务阅读，再连续讲短版，不再读主版同页讲述。 所属上节，第14页；保留条文和必要理由，详列节内选择见容量报告。</w:t>
+      </w:r>
+    </w:p>
+    <w:p>
+      <w:pPr>
+        <w:pStyle w:val="Heading2"/>
+      </w:pPr>
+      <w:r>
+        <w:t xml:space="preserve">讲述</w:t>
+      </w:r>
+    </w:p>
+    <w:p>
+      <w:pPr>
+        <w:keepLines/>
+        <w:spacing w:after="95" w:before="0" w:line="330"/>
+      </w:pPr>
+      <w:r>
+        <w:t xml:space="preserve">刚才对读了第64条两款。分母同为全国人大全体代表，修宪须三分之二以上，法律和其他议案须过半数。特别多数要求更广泛支持，可用以减少根本规则轻率变动的风险。但规则也可能需要纠正，提高门槛会让必要调整更难；更难改变不能独自证明维持现状更正确。只在其他条件相同的假设下，改成全体一致，会使更少的反对意见也足以阻止改变。这是条件分析，不是我国实际会议故事，更没有证明三分之二在所有制度中唯一最优。我国现行制度同时保留稳定要求和依法修改的通道。完整程序留第二讲，下面先识别已生效的门槛，并写出不能忽略的一项代价。</w:t>
+      </w:r>
+    </w:p>
+    <w:p>
+      <w:pPr>
+        <w:pStyle w:val="Heading1"/>
+      </w:pPr>
+      <w:r>
+        <w:t xml:space="preserve">短讲C5 赔偿情形的必要条件</w:t>
+      </w:r>
+    </w:p>
+    <w:p>
+      <w:pPr>
+        <w:keepLines/>
+        <w:spacing w:after="95" w:before="0" w:line="330"/>
+      </w:pPr>
+      <w:r>
+        <w:t xml:space="preserve">替换本页全部口述；本页既定独立阅读/学生回应仍执行。含阅读的页先依原任务阅读，再连续讲短版，不再读主版同页讲述。 所属下节，第19页；保留条文和必要理由，详列节内选择见容量报告。</w:t>
+      </w:r>
+    </w:p>
+    <w:p>
+      <w:pPr>
+        <w:pStyle w:val="Heading2"/>
+      </w:pPr>
+      <w:r>
+        <w:t xml:space="preserve">讲述</w:t>
+      </w:r>
+    </w:p>
+    <w:p>
+      <w:pPr>
+        <w:keepLines/>
+        <w:spacing w:after="95" w:before="0" w:line="330"/>
+      </w:pPr>
+      <w:r>
+        <w:t xml:space="preserve">材料D的两处规定要连起来看。第2条把本法赔偿与行使职权、法定侵害及损害相联系；第3条这一项具体规定行政职权中的违法拘留。不能只看到公安机关就下结论，必须看职权性质和事实。本课不把行政赔偿的一项标准套到全部刑事赔偿。任务三已经给足的条件可以支持有限判断；如果关键事实未明，则应明确查什么，而非宣布任何不满都应赔。再看义务由谁承担。</w:t>
+      </w:r>
+    </w:p>
+    <w:p>
+      <w:pPr>
+        <w:pStyle w:val="Heading1"/>
+      </w:pPr>
+      <w:r>
+        <w:t xml:space="preserve">短讲C6 机关义务与个人责任</w:t>
+      </w:r>
+    </w:p>
+    <w:p>
+      <w:pPr>
+        <w:keepLines/>
+        <w:spacing w:after="95" w:before="0" w:line="330"/>
+      </w:pPr>
+      <w:r>
+        <w:t xml:space="preserve">替换本页全部口述；本页既定独立阅读/学生回应仍执行。含阅读的页先依原任务阅读，再连续讲短版，不再读主版同页讲述。 所属下节，第20页；保留条文和必要理由，详列节内选择见容量报告。</w:t>
+      </w:r>
+    </w:p>
+    <w:p>
+      <w:pPr>
+        <w:pStyle w:val="Heading2"/>
+      </w:pPr>
+      <w:r>
+        <w:t xml:space="preserve">讲述</w:t>
+      </w:r>
+    </w:p>
+    <w:p>
+      <w:pPr>
+        <w:keepLines/>
+        <w:spacing w:after="95" w:before="0" w:line="330"/>
+      </w:pPr>
+      <w:r>
+        <w:t xml:space="preserve">第7条第1款确定了义务主体。相应行政机关是赔偿义务机关，受害人的请求不取决于某个承办人是否愿意额外照顾；换人也不会取消机关义务。友善有价值，但不能替代法定义务。为什么具体人员侵害却由机关赔？本例是以机关名义行使行政职权，受害人面对的是国家职权行使，不能把对外责任全部推回私人关系。同时，机关赔偿不是个人免责：第16条第1款规定，赔偿后对有故意或者重大过失的工作人员等责令承担部分或者全部费用。条件和顺序不能省略，也不是一律个人全赔。对外保障请求与内部追究责任分别安排，不必二选一；具体追偿程序不在本讲展开。</w:t>
+      </w:r>
+    </w:p>
+    <w:p>
+      <w:pPr>
+        <w:pStyle w:val="Heading1"/>
+      </w:pPr>
+      <w:r>
+        <w:t xml:space="preserve">短讲C7 已有约束与制度选择</w:t>
+      </w:r>
+    </w:p>
+    <w:p>
+      <w:pPr>
+        <w:keepLines/>
+        <w:spacing w:after="95" w:before="0" w:line="330"/>
+      </w:pPr>
+      <w:r>
+        <w:t xml:space="preserve">替换本页全部口述；本页既定独立阅读/学生回应仍执行。含阅读的页先依原任务阅读，再连续讲短版，不再读主版同页讲述。 所属下节，第26页；保留条文和必要理由，详列节内选择见容量报告。</w:t>
+      </w:r>
+    </w:p>
+    <w:p>
+      <w:pPr>
+        <w:pStyle w:val="Heading2"/>
+      </w:pPr>
+      <w:r>
+        <w:t xml:space="preserve">讲述</w:t>
+      </w:r>
+    </w:p>
+    <w:p>
+      <w:pPr>
+        <w:keepLines/>
+        <w:spacing w:after="95" w:before="0" w:line="330"/>
+      </w:pPr>
+      <w:r>
+        <w:t xml:space="preserve">把刚才任务四的回答放回条文。第41条已确认相应赔偿权，第5条约束普通法律；第3、7条增加具体情形和义务主体。需要办理制度，不表示宪法此前无效。真正的困难是：规定条件会不会掏空权利，不规定条件又怎样核实请求？两种担心都值得回应。职权、侵害和损害需要查明，不能不分情况一律下结论；但法律有安排条件的空间，也不能因此任意取消宪法要求。第12条要求具体请求、事实和理由，又允许书写确有困难者代书或口头申请、由机关记入笔录。它保留核实信息，同时调整办理方式回应困难。这里没有证明全部程序都完善，更不能由某种不便直接宣布违宪。判断应回到宪法要求、具体办法及其理由，不把受约束等同没有选择，也不把有选择等同可以不受约束。下一页看起首句能证明多少。</w:t>
+      </w:r>
+    </w:p>
+    <w:p>
+      <w:pPr>
+        <w:pStyle w:val="Heading1"/>
+      </w:pPr>
+      <w:r>
+        <w:t xml:space="preserve">短讲C8 正当目的与具体权限</w:t>
+      </w:r>
+    </w:p>
+    <w:p>
+      <w:pPr>
+        <w:keepLines/>
+        <w:spacing w:after="95" w:before="0" w:line="330"/>
+      </w:pPr>
+      <w:r>
+        <w:t xml:space="preserve">替换本页全部口述；本页既定独立阅读/学生回应仍执行。含阅读的页先依原任务阅读，再连续讲短版，不再读主版同页讲述。 所属下节，第29页；保留条文和必要理由，详列节内选择见容量报告。</w:t>
+      </w:r>
+    </w:p>
+    <w:p>
+      <w:pPr>
+        <w:pStyle w:val="Heading2"/>
+      </w:pPr>
+      <w:r>
+        <w:t xml:space="preserve">讲述</w:t>
+      </w:r>
+    </w:p>
+    <w:p>
+      <w:pPr>
+        <w:keepLines/>
+        <w:spacing w:after="95" w:before="0" w:line="330"/>
+      </w:pPr>
+      <w:r>
+        <w:t xml:space="preserve">现有材料能确定的是：为了公共利益不足以证明具体限制已有合法授权。还要查机关职权、措施种类、法律依据、启动事实和程序。未提供授权，不等于已经证明法律没有授权，也不能直接推出乙当然应获赔偿。任务三已经给足违法行政拘留等事实，因此能够作有限判断；本题缺关键材料，所以需要继续查。及时履职可能有必要，但它不能代替具体权限依据；法律若已设相应职权，也不能因为有限制就说机关一概不能行动。原则约束并指导权力行使，却不自动授予任何措施的权限。</w:t>
       </w:r>
     </w:p>
     <w:sectPr>

--- a/materials/第1讲整合试讲主版本/01_完整讲稿.docx
+++ b/materials/第1讲整合试讲主版本/01_完整讲稿.docx
@@ -137,7 +137,7 @@
         <w:spacing w:after="60" w:before="0" w:line="285"/>
       </w:pPr>
       <w:r>
-        <w:t xml:space="preserve">【翻至P02｜从过渡安排，到持续的共同规则】</w:t>
+        <w:t xml:space="preserve">【翻至P02｜从过渡安排，到国家制度的展开】</w:t>
       </w:r>
     </w:p>
     <w:p>
@@ -190,16 +190,16 @@
         <w:spacing w:after="95" w:before="0" w:line="330"/>
       </w:pPr>
       <w:r>
-        <w:t xml:space="preserve">这件事为什么值得放在总论开头？因为它让我们看见，宪法不是给国家生活加一个响亮的名称。人民怎样行使国家权力，机关怎样组成、做什么、公民处在怎样的地位，都需要根本安排。一次会议可以作出这一次的决定，宪法还要给后来持续进行的国家活动确立共同前提。换了任职者，有关机关仍须在法定地位、权限和责任中工作。</w:t>
-      </w:r>
-    </w:p>
-    <w:p>
-      <w:pPr>
-        <w:keepLines/>
-        <w:spacing w:after="95" w:before="0" w:line="330"/>
-      </w:pPr>
-      <w:r>
-        <w:t xml:space="preserve">但也要保留一个区别：为什么一九五四年制定这部宪法，是具体历史问题；宪法为什么是国家根本法，是对国家制度和法律关系的一般解释。前一个故事打开后一个问题，却不能替我们证明所有答案。现在明确转回二〇一八年修正的现行宪法，看看今天的根本安排具体规定什么。完整的发展过程，下一讲再展开。</w:t>
+        <w:t xml:space="preserve">这次大会通过的内容，正是今后国家活动要共同遵循的根本安排：人民怎样行使国家权力，机关怎样组成、承担什么职责，公民处在怎样的地位。共同纲领此前已经回答这些问题，宪法在这一基础上继续展开。换了任职者，机关仍须在法定地位、权限和责任中工作。因此，根本性既不是“新文件更重要”，也不只是存在得更长；关键要看它为国家生活确立了哪些共同前提。</w:t>
+      </w:r>
+    </w:p>
+    <w:p>
+      <w:pPr>
+        <w:keepLines/>
+        <w:spacing w:after="95" w:before="0" w:line="330"/>
+      </w:pPr>
+      <w:r>
+        <w:t xml:space="preserve">这些共同前提，在今天的宪法中又怎样规定？我们转到二〇一八年修正的现行宪法，从它规定的任务、制度、权力和公民地位继续看。完整的发展过程，下一讲再展开。</w:t>
       </w:r>
     </w:p>
     <w:p>
@@ -566,16 +566,7 @@
         <w:spacing w:after="95" w:before="0" w:line="330"/>
       </w:pPr>
       <w:r>
-        <w:t xml:space="preserve">把这几条按问题分开，关系就更清楚。第二条的“一切权力属于人民”，回答归属；第二条所列行使国家权力的机关，回答通过什么制度行使；第三条的产生、负责、监督，继续回答组织怎样形成、怎样保持责任联系。我们不能用归属一句话替代全部机关安排，也不能只看一张机构图就说人民主权已经解释完了。</w:t>
-      </w:r>
-    </w:p>
-    <w:p>
-      <w:pPr>
-        <w:keepLines/>
-        <w:spacing w:after="95" w:before="0" w:line="330"/>
-      </w:pPr>
-      <w:r>
-        <w:t xml:space="preserve">图中的行政、监察、审判、检察机关是依第三条作的归纳，今天只看共同关系，并不说它们执行同一种任务。由人大产生，是产生关系；对产生它的人大负责、受监督，是责任关系。哪一个机关具体能作什么，谁领导谁，谁有何种监督职权，不能从一个没有标注的箭头里猜出来，第七讲会继续展开。现在图上能够确定的关系，我们就按照条文说明，不把全部权力活动简化成逐层转交。</w:t>
+        <w:t xml:space="preserve">现在把图与条文合起来看：权力的归属，经由机关的产生和持续责任，进入可以依法运行的制度。图把行政、监察、审判、检察机关列在一起，是为了说明它们与人大的共同关系，不表示职权相同。具体哪个机关能作什么、谁领导谁、何种监督怎样进行，第七讲再展开。今天先保住归属、组织和责任之间的联系，不把国家权力的全部活动简化成逐层转交。</w:t>
       </w:r>
     </w:p>
     <w:p>
@@ -746,16 +737,7 @@
         <w:spacing w:after="95" w:before="0" w:line="330"/>
       </w:pPr>
       <w:r>
-        <w:t xml:space="preserve">对国家机关而言，具有某项工作任务，还须说明它依据什么权限、按照什么规则履行。法律不是做完工作后再附上的说明，而是组织和开展工作的依据。有关主体共同遵守宪法法律，才使刚才所说的最高效力在权力运行中有具体方向。</w:t>
-      </w:r>
-    </w:p>
-    <w:p>
-      <w:pPr>
-        <w:keepLines/>
-        <w:spacing w:after="95" w:before="0" w:line="330"/>
-      </w:pPr>
-      <w:r>
-        <w:t xml:space="preserve">社会主义法治也不能压缩成机关已经办完事后有没有找一条规定作解释。依法组织和运行，要求规则进入任务形成、职权行使及责任承担之中。我们在上节先建立这种一般联系，没有据此宣布某项具体措施合法。对具体措施，仍要读其法律依据和事实条件。这个区别以后会不断使用，今天不先把各部门程序铺开。</w:t>
+        <w:t xml:space="preserve">对国家机关而言，具有某项工作任务，还须说明它依据什么权限、按照什么规则履行。法律不是做完工作后再附上的说明，而是组织和开展工作的依据。依法组织和运行，要求规则进入任务形成、职权行使及责任承担之中，最高效力由此在权力运行中有了具体方向。对一项具体措施，仍要看它的法律依据和事实条件；建立这层共同要求，还没有替每个措施完成合法性判断。</w:t>
       </w:r>
     </w:p>
     <w:p>
@@ -944,7 +926,7 @@
         <w:spacing w:after="95" w:before="0" w:line="330"/>
       </w:pPr>
       <w:r>
-        <w:t xml:space="preserve">现在把已经读过的条文连一次。机关依法产生，能否只据此说明它每项行为都正确？请用第二、三、三十三条中至少两处，写一两句解释。不是把原则名称列出来，而是说清各处增加了什么要求。我们保留这一次独立说明，用它检查刚才几个关系有没有真正接起来。</w:t>
+        <w:t xml:space="preserve">现在把已经读过的条文连一次。机关依法产生，能否只据此说明它每项行为都正确？请用第二、三、三十三条中至少两处，写一两句解释。不是把原则名称列出来，而是说清各处增加了什么要求。</w:t>
       </w:r>
     </w:p>
     <w:p>
@@ -997,7 +979,7 @@
         <w:spacing w:after="95" w:before="0" w:line="330"/>
       </w:pPr>
       <w:r>
-        <w:t xml:space="preserve">为什么不能只说“机关代表人民，所以行为当然正确”？第三条本身还规定负责与监督，第三十三条又提出国家活动应当遵守的权利要求。机关的法定地位和某项具体行为是否符合要求，仍须分别说明。可以从权力归属讲到责任，也可以从产生讲到权利；只要依据和联系完整，不要求同一种句式。这个回答能够说明本次关系解释，不据此宣布大家在陌生问题中都已独立掌握。</w:t>
+        <w:t xml:space="preserve">为什么不能只说“机关代表人民，所以行为当然正确”？第三条本身还规定负责与监督，第三十三条又提出国家活动应当遵守的权利要求。机关的法定地位和某项具体行为是否符合要求，仍须分别说明。可以从权力归属讲到责任，也可以从产生讲到权利；只要依据和联系完整，不要求同一种句式。</w:t>
       </w:r>
     </w:p>
     <w:p>
@@ -1696,7 +1678,7 @@
         <w:spacing w:after="95" w:before="0" w:line="330"/>
       </w:pPr>
       <w:r>
-        <w:t xml:space="preserve">用甲的请求作一个清楚标明的教学延伸：现在只再假定甲书写申请书确有困难，其他给定事实不变。若要求“必须亲自写，写不出就不让提出”，没有回应法律规定的替代方式；若说“既有困难，就不用具体要求、事实和理由”，也误解了同一条。已有信息要求继续有用途，取得信息的办法可以调整。</w:t>
+        <w:t xml:space="preserve">用甲的请求作一个清楚标明的教学延伸：现在只再假定甲书写申请书确有困难，其他给定事实不变。有人认为，必须由本人写出申请书，才有可靠的事实信息。这项关切重视核实，值得认真回答；但本人是否动笔与所述事实是否真实，并不是同一个判断。还要看代书或口头申请加笔录能否留下同样需要核实的内容，不能省去比较便把本人书写定为唯一方式。</w:t>
       </w:r>
     </w:p>
     <w:p>
@@ -1768,7 +1750,7 @@
         <w:spacing w:after="95" w:before="0" w:line="330"/>
       </w:pPr>
       <w:r>
-        <w:t xml:space="preserve">我们在这里保留下节一次独立解释。甲书写确有困难，是只能拒绝，还是可以不要事实和理由？请用刚才的条文指出另一种可行安排，并说明它保留了什么要求、改变了什么方式。再加一句限度：这种方式是否已证明甲的全部主张、具体金额及实际履行结果？不是只答两个主张都不好，要把理由接起来。</w:t>
+        <w:t xml:space="preserve">甲书写申请书确有困难，这一点已经查明。机关需要可靠的请求和事实信息，有人因此认为必须由甲本人写，才能保证信息可靠。这个理由是否足以证明本人书写是唯一方式？请用第十二条解释代书或口头申请记入笔录保留了什么、改变了什么，再说明它尚未证明哪一种后续结果。请把理由连起来，而不只说办法更方便。</w:t>
       </w:r>
     </w:p>
     <w:p>
@@ -1821,16 +1803,16 @@
         <w:spacing w:after="95" w:before="0" w:line="330"/>
       </w:pPr>
       <w:r>
-        <w:t xml:space="preserve">在本设例中，原给定的违法行政拘留与相应机关义务判断继续成立，采用口头方式不会把它们改回未知。甲提出的其他主张、具体数额和实际办理结果，则不能仅从这种方式推出。现实办理仍须依法核实具体请求和相应事实，不能把本课题设当成现实证据。若另一道题未给书写确有困难，也不能单凭不愿书写就认定第二款条件已成立。方式、事实和其他请求内容，需要各自的根据。</w:t>
-      </w:r>
-    </w:p>
-    <w:p>
-      <w:pPr>
-        <w:keepLines/>
-        <w:spacing w:after="95" w:before="0" w:line="330"/>
-      </w:pPr>
-      <w:r>
-        <w:t xml:space="preserve">再看它没有证明什么。它不证明每位请求人的全部事实都已核实，不证明赔偿金额和所有程序已经确定，也不能凭一条较周全的方式，宣布整部法律所有规定都已合宪、现实中的所有请求都得到救济。具体方式合理到哪一步，要同所解决的任务相称；未解决全部问题，也不使这项实际安排失去价值。</w:t>
+        <w:t xml:space="preserve">“本人写”本身也不能保证事实真实。一个人亲笔写下某件事，仍需依法核查它是否发生；代书或口头申请形成记录，也仍有同样的核实工作。可靠信息的需要成立，但从这里直接跳到唯一形式，缺少了对替代方式的比较。第十二条已经给出两种仍能留下请求和事实理由的办法，这正是判断要补上的一层。</w:t>
+      </w:r>
+    </w:p>
+    <w:p>
+      <w:pPr>
+        <w:keepLines/>
+        <w:spacing w:after="95" w:before="0" w:line="330"/>
+      </w:pPr>
+      <w:r>
+        <w:t xml:space="preserve">在本设例中，原给定的违法行政拘留与相应机关义务判断继续成立，采用口头方式不会把它们改回未知。甲提出的其他主张、具体数额和实际办理结果，则不能仅从这种方式推出。现实办理仍须依法核实，不能把本课题设当成现实证据，也不能凭这一条安排宣布整部法律均已合宪、所有请求已获救济。若另一道题未给书写确有困难，也不能单凭不愿书写就认定第二款条件已成立。方式回应了具体困难，有实际价值；它没有代替各项结论所需的根据。</w:t>
       </w:r>
     </w:p>
     <w:p>
@@ -1955,7 +1937,7 @@
         <w:spacing w:after="95" w:before="0" w:line="330"/>
       </w:pPr>
       <w:r>
-        <w:t xml:space="preserve">一九九四年，国家赔偿法已经通过并公布，将于一九九五年一月一日起施行。临近施行，国务院办公厅在十二月二十二日发出实施通知。这份通知保存了当时实际要处理的问题：法律已经有了，为什么仍要专门布置工作？</w:t>
+        <w:t xml:space="preserve">现在回看一九九四年的施行准备。国家赔偿法已经通过并公布，将于一九九五年一月一日起施行。临近施行，国务院办公厅在十二月二十二日发出实施通知。这份通知保存了当时实际要处理的问题：法律已经有了，为什么仍要专门布置工作？</w:t>
       </w:r>
     </w:p>
     <w:p>
@@ -2000,16 +1982,7 @@
         <w:spacing w:after="95" w:before="0" w:line="330"/>
       </w:pPr>
       <w:r>
-        <w:t xml:space="preserve">注意，这里说的是实施条件，不是说只要机构成立就保证每项赔偿都及时完成。通知布置任务，不是任务已经充分完成的成绩单。它能证明当时提出了什么工作要求，不能证明每个地方怎样履行，更不能替今天的实际请求证明结果。原通知对当时法律的说明，也不代替我们刚才所读的现行条文。</w:t>
-      </w:r>
-    </w:p>
-    <w:p>
-      <w:pPr>
-        <w:keepLines/>
-        <w:spacing w:after="95" w:before="0" w:line="330"/>
-      </w:pPr>
-      <w:r>
-        <w:t xml:space="preserve">这种实施准备也使机关责任更具体。法律规定机关负义务，内部就应有人依制度处理，不能因为请求在几个岗位间流转便说没有人负责。我们这里只解释组织工作的必要性，没有把当年的机构分工当作今天的通行规定。通知能够证明提出过任务；今天哪一机关怎样履行，还要依据当下制度和事实核查。</w:t>
+        <w:t xml:space="preserve">这种实施准备也使机关责任更具体。法律规定机关负义务，内部就应有人依制度处理，不能因为请求在几个岗位间流转便说没有人负责。不过，通知布置任务，不是任务已经充分完成的成绩单。它能证明当时提出了哪些工作要求，不能证明每个地方怎样履行；当年的机构安排和法律说明，也不能代替今天的适用规则与实际办理事实。</w:t>
       </w:r>
     </w:p>
     <w:p>
@@ -2027,7 +2000,7 @@
         <w:spacing w:after="95" w:before="0" w:line="330"/>
       </w:pPr>
       <w:r>
-        <w:t xml:space="preserve">再回到甲。同一件事里有两个不同国家行为：违法拘留造成侵害，依法办理赔偿回应侵害。后者不会把前者变成合法，却完成应当提供的救济工作。若请求未依法处理，需要查清哪个环节违反要求；若赔偿依法履行，也不能因此宣布过去合法或以后不必继续依法履职。具体追责和全面监督不在今天展开。</w:t>
+        <w:t xml:space="preserve">再回到今天教学设例中的甲。同一件事里有两个不同国家行为：违法拘留造成侵害，依法办理赔偿回应侵害。如果赔偿义务依法履行，它就完成了相应的救济工作；这不会把此前拘留变成合法。若请求未依法处理，需要查清哪个环节违反要求；若赔偿依法履行，也不能因此宣布过去合法或以后不必继续依法履职。题目没有给甲的实际办理结果，具体追责和全面监督不在今天展开。</w:t>
       </w:r>
     </w:p>
     <w:p>
@@ -2544,17 +2517,17 @@
         <w:spacing w:after="60" w:before="0" w:line="285"/>
       </w:pPr>
       <w:r>
-        <w:t xml:space="preserve">民主集中制因此不只是记住集中两个字，还包括民主产生、负责监督和依法形成并执行国家决定的组织安排。第二条也保留人民依法通过各种途径和形式管理公共事务，不把人民参与缩成参加一次选举。具体制度以后展开。</w:t>
-      </w:r>
-    </w:p>
-    <w:p>
-      <w:pPr>
-        <w:pStyle w:val="TeacherNote"/>
-        <w:keepLines/>
-        <w:spacing w:after="60" w:before="0" w:line="285"/>
-      </w:pPr>
-      <w:r>
-        <w:t xml:space="preserve">产生与监督也不能只合成一句都同人大有关。前者使机关获得履职的制度位置，后者确立履职中的持续负责监督关系。图上分别写出这些关系，是为了保住不同的主客体和动作，不暗示机关产生后已完成全部责任。</w:t>
+        <w:t xml:space="preserve">这些机关有与人大的共同关系，不表示职权相同。具体哪个机关能作什么、谁领导谁、何种监督怎样进行，第七讲再展开。今天保住归属、组织和持续责任的联系，不把全部权力活动简化成逐层转交。</w:t>
+      </w:r>
+    </w:p>
+    <w:p>
+      <w:pPr>
+        <w:pStyle w:val="TeacherNote"/>
+        <w:keepLines/>
+        <w:spacing w:after="60" w:before="0" w:line="285"/>
+      </w:pPr>
+      <w:r>
+        <w:t xml:space="preserve">民主集中制因此不只是记住集中两个字，还包括民主产生、负责监督和依法形成并执行国家决定的组织安排。第二条也保留人民依法通过各种途径和形式管理公共事务，不把人民参与缩成参加一次选举。</w:t>
       </w:r>
     </w:p>
     <w:p>
@@ -2986,7 +2959,7 @@
         <w:spacing w:after="60" w:before="0" w:line="285"/>
       </w:pPr>
       <w:r>
-        <w:t xml:space="preserve">现在明确增加一个教学条件：甲书写申请书确有困难，原题其他条件不变。它不是原题已经给出的事实，也不指称某机关真的拒绝甲。若坚持写不出就只能拒绝，没有回应法定替代；若说有困难便不要事实和理由，也没有完成核实任务。</w:t>
+        <w:t xml:space="preserve">现在明确增加一个教学条件：甲书写申请书确有困难，原题其他条件不变。有人认为必须本人写，才能保证信息可靠。需要可靠信息的理由成立，但本人动笔也不独自证明事实真实；代书或口头申请形成记录之后，也仍须依法核实。这项关切需要比较取得信息的办法，不能直接推出唯一形式。</w:t>
       </w:r>
     </w:p>
     <w:p>
@@ -3043,7 +3016,7 @@
         <w:spacing w:after="60" w:before="0" w:line="285"/>
       </w:pPr>
       <w:r>
-        <w:t xml:space="preserve">现在请用第十二条说明：甲书写确有困难，是只能拒绝，还是可以不要事实和理由？写出另一种安排，说明保留什么、改变什么，再加一句限度。</w:t>
+        <w:t xml:space="preserve">甲书写确有困难，机关需要可靠的信息。有人因此认为必须甲本人写，才能保证信息可靠。请用第十二条解释：这个理由是否足以证明本人书写是唯一方式？代书或口头申请加笔录保留什么、改变什么，又未证明哪一种后续结果？</w:t>
       </w:r>
     </w:p>
     <w:p>
@@ -3079,27 +3052,27 @@
         <w:spacing w:after="60" w:before="0" w:line="285"/>
       </w:pPr>
       <w:r>
-        <w:t xml:space="preserve">可以这样解释：仍须有具体的要求、事实根据和理由；书写确有困难时可以代书，也可口头申请，由机关记入笔录。改变取得信息的方式，保留记录与核实所需要求，使请求有机会依法办理，却没有证明所有事实已经核实、全部主张必然成立。原题给定事实可支持原来的有限结论，教学新增的书写困难则支持本次方式比较，二者根据不能互相冒充。</w:t>
-      </w:r>
-    </w:p>
-    <w:p>
-      <w:pPr>
-        <w:pStyle w:val="TeacherNote"/>
-        <w:keepLines/>
-        <w:spacing w:after="60" w:before="0" w:line="285"/>
-      </w:pPr>
-      <w:r>
-        <w:t xml:space="preserve">只说兼顾双方，尚未指向代书或口头加笔录的实际动作；只说口头就行，漏了困难条件和记录；只说仍需事实，又没回答障碍怎样处理。表达顺序可以不同，关键是依据和两层关系完整。</w:t>
-      </w:r>
-    </w:p>
-    <w:p>
-      <w:pPr>
-        <w:pStyle w:val="TeacherNote"/>
-        <w:keepLines/>
-        <w:spacing w:after="60" w:before="0" w:line="285"/>
-      </w:pPr>
-      <w:r>
-        <w:t xml:space="preserve">一项方式回应了具体困难，不能独自证明全法合宪、金额确定或所有请求已获救济。普通法律是在宪法要求下形成制度，机关还须依法取得信息并履行义务。这使我们继续追问：法律已经规定，实际实施仍需要哪些工作？</w:t>
+        <w:t xml:space="preserve">可以这样解释：仍须有具体的要求、事实根据和理由；书写确有困难时可以代书，也可口头申请，由机关记入笔录。可靠信息的需要不能直接证明必须本人写，本人动笔也不独自证明事实真实。法定替代仍保留记录和核实所需内容，使请求有机会依法办理。</w:t>
+      </w:r>
+    </w:p>
+    <w:p>
+      <w:pPr>
+        <w:pStyle w:val="TeacherNote"/>
+        <w:keepLines/>
+        <w:spacing w:after="60" w:before="0" w:line="285"/>
+      </w:pPr>
+      <w:r>
+        <w:t xml:space="preserve">原题给定的违法行政拘留和自由侵害，继续支持甲有赔偿权、相应机关负义务的有限结论；书写困难支持本次方式比较，不能替代具体金额、其他主张和实际履行结果的根据。只说兼顾双方，尚未指向实际办法；只说口头就行，漏了困难条件和记录；只说仍需事实，又没回答障碍怎样处理。</w:t>
+      </w:r>
+    </w:p>
+    <w:p>
+      <w:pPr>
+        <w:pStyle w:val="TeacherNote"/>
+        <w:keepLines/>
+        <w:spacing w:after="60" w:before="0" w:line="285"/>
+      </w:pPr>
+      <w:r>
+        <w:t xml:space="preserve">一项方式回应了具体困难，不能独自证明全法合宪或所有请求已获救济。普通法律在宪法要求下形成制度，机关仍须依法核实并履行义务。这使我们继续追问：法律已经规定，实际实施仍需要哪些工作？</w:t>
       </w:r>
     </w:p>
     <w:p>
@@ -3152,7 +3125,7 @@
         <w:pStyle w:val="Heading2"/>
       </w:pPr>
       <w:r>
-        <w:t xml:space="preserve">P02 从过渡安排，到持续的共同规则</w:t>
+        <w:t xml:space="preserve">P02 从过渡安排，到国家制度的展开</w:t>
       </w:r>
     </w:p>
     <w:p>
@@ -3177,6 +3150,16 @@
     </w:p>
     <w:p>
       <w:pPr>
+        <w:pStyle w:val="TeacherNote"/>
+        <w:keepLines/>
+        <w:spacing w:after="60" w:before="0" w:line="285"/>
+      </w:pPr>
+      <w:r>
+        <w:t xml:space="preserve">1954制定的具体原因与宪法根本法地位的一般解释有区别；历史过程只是入口，随后以现行宪法及教材继续说明。共同纲领也已作根本安排并有效约束，不能以有无持续效力将两者简单对立。</w:t>
+      </w:r>
+    </w:p>
+    <w:p>
+      <w:pPr>
         <w:pStyle w:val="Heading2"/>
       </w:pPr>
       <w:r>
@@ -3453,6 +3436,16 @@
       </w:pPr>
       <w:r>
         <w:t xml:space="preserve">这是上节唯一独立学习检查，其余短条文随讲带读。解释和教师反馈已写入speech，不再另计重复讲评。</w:t>
+      </w:r>
+    </w:p>
+    <w:p>
+      <w:pPr>
+        <w:pStyle w:val="TeacherNote"/>
+        <w:keepLines/>
+        <w:spacing w:after="60" w:before="0" w:line="285"/>
+      </w:pPr>
+      <w:r>
+        <w:t xml:space="preserve">本次独立说明用于检查制度关系是否接起；示范后即时表达不能证明在陌生问题中已独立掌握。</w:t>
       </w:r>
     </w:p>
     <w:p>
